--- a/estudos/mateus/20-1-16-estudo.docx
+++ b/estudos/mateus/20-1-16-estudo.docx
@@ -298,6 +298,12 @@
         </w:rPr>
         <w:t xml:space="preserve">: Simeon Trust + Adams (hermenêutica télica) + Keller (evangelho ao coração)</w:t>
       </w:r>
+      <w:r>
+        <w:rPr>
+          <w:rStyle w:val="FootnoteReference"/>
+        </w:rPr>
+        <w:footnoteReference w:id="1"/>
+      </w:r>
     </w:p>
     <w:p>
       <w:pPr>
@@ -318,6 +324,43 @@
           <w:sz w:val="21"/>
           <w:szCs w:val="21"/>
         </w:rPr>
+        <w:t xml:space="preserve">Versão bíblica</w:t>
+      </w:r>
+      <w:r>
+        <w:rPr>
+          <w:rFonts w:ascii="Cambria" w:cs="Cambria" w:eastAsia="Cambria" w:hAnsi="Cambria"/>
+          <w:color w:val="2B2B33"/>
+          <w:sz w:val="21"/>
+          <w:szCs w:val="21"/>
+        </w:rPr>
+        <w:t xml:space="preserve">: citações de Mt 20.1-16 na tradução de trabalho (literal, a partir do grego); demais textos na NAA</w:t>
+      </w:r>
+      <w:r>
+        <w:rPr>
+          <w:rStyle w:val="FootnoteReference"/>
+        </w:rPr>
+        <w:footnoteReference w:id="2"/>
+      </w:r>
+    </w:p>
+    <w:p>
+      <w:pPr>
+        <w:pStyle w:val="ListParagraph"/>
+        <w:numPr>
+          <w:ilvl w:val="0"/>
+          <w:numId w:val="2"/>
+        </w:numPr>
+        <w:spacing w:after="70" w:before="0" w:line="288" w:lineRule="auto"/>
+        <w:jc w:val="left"/>
+      </w:pPr>
+      <w:r>
+        <w:rPr>
+          <w:rFonts w:ascii="Cambria" w:cs="Cambria" w:eastAsia="Cambria" w:hAnsi="Cambria"/>
+          <w:b/>
+          <w:bCs/>
+          <w:color w:val="2B2B33"/>
+          <w:sz w:val="21"/>
+          <w:szCs w:val="21"/>
+        </w:rPr>
         <w:t xml:space="preserve">Status</w:t>
       </w:r>
       <w:r>
@@ -327,7 +370,7 @@
           <w:sz w:val="21"/>
           <w:szCs w:val="21"/>
         </w:rPr>
-        <w:t xml:space="preserve">: Fases 1-5 + consulta aos comentaristas concluídas; ajustes aplicados — Fases 6a e 6b validadas; Fase 6c (rascunho) concluída — aguardando revisão</w:t>
+        <w:t xml:space="preserve">: Fases 1-5 + consulta aos comentaristas concluídas; ajustes aplicados — Concluído — Fase 7 (entrega) realizada em 2026-10-03</w:t>
       </w:r>
     </w:p>
     <w:p>
@@ -514,6 +557,12 @@
         </w:rPr>
         <w:t xml:space="preserve">:</w:t>
       </w:r>
+      <w:r>
+        <w:rPr>
+          <w:rStyle w:val="FootnoteReference"/>
+        </w:rPr>
+        <w:footnoteReference w:id="3"/>
+      </w:r>
     </w:p>
     <w:p>
       <w:pPr>
@@ -543,7 +592,22 @@
           <w:sz w:val="21"/>
           <w:szCs w:val="21"/>
         </w:rPr>
-        <w:t xml:space="preserve"> — O Texto Recebido (ARC) acrescenta "e recebereis o que for justo", harmonizando com o v. 4. Ausente nos manuscritos mais antigos (א, B e outros). A omissão é significativa: aos da undécima hora </w:t>
+        <w:t xml:space="preserve"> — O Texto Recebido (ARC) acrescenta "e recebereis o que for justo", harmonizando com o v. 4. Ausente nos manuscritos mais antigos (א, B e outros).</w:t>
+      </w:r>
+      <w:r>
+        <w:rPr>
+          <w:rStyle w:val="FootnoteReference"/>
+        </w:rPr>
+        <w:footnoteReference w:id="4"/>
+      </w:r>
+      <w:r>
+        <w:rPr>
+          <w:rFonts w:ascii="Cambria" w:cs="Cambria" w:eastAsia="Cambria" w:hAnsi="Cambria"/>
+          <w:color w:val="2B2B33"/>
+          <w:sz w:val="21"/>
+          <w:szCs w:val="21"/>
+        </w:rPr>
+        <w:t xml:space="preserve"> A omissão é significativa: aos da undécima hora </w:t>
       </w:r>
       <w:r>
         <w:rPr>
@@ -704,7 +768,22 @@
           <w:sz w:val="21"/>
           <w:szCs w:val="21"/>
         </w:rPr>
-        <w:t xml:space="preserve"> (19.23, 27; 20.17), não fariseus. Ponto decisivo: o alerta é dirigido a quem já deixou tudo para seguir Jesus.</w:t>
+        <w:t xml:space="preserve"> (19.23, 27; 20.17), não fariseus.</w:t>
+      </w:r>
+      <w:r>
+        <w:rPr>
+          <w:rStyle w:val="FootnoteReference"/>
+        </w:rPr>
+        <w:footnoteReference w:id="5"/>
+      </w:r>
+      <w:r>
+        <w:rPr>
+          <w:rFonts w:ascii="Cambria" w:cs="Cambria" w:eastAsia="Cambria" w:hAnsi="Cambria"/>
+          <w:color w:val="2B2B33"/>
+          <w:sz w:val="21"/>
+          <w:szCs w:val="21"/>
+        </w:rPr>
+        <w:t xml:space="preserve"> Ponto decisivo: o alerta é dirigido a quem já deixou tudo para seguir Jesus.</w:t>
       </w:r>
     </w:p>
     <w:p>
@@ -843,7 +922,7 @@
           <w:sz w:val="21"/>
           <w:szCs w:val="21"/>
         </w:rPr>
-        <w:t xml:space="preserve">, e os </w:t>
+        <w:t xml:space="preserve">; e os </w:t>
       </w:r>
       <w:r>
         <w:rPr>
@@ -863,7 +942,7 @@
           <w:sz w:val="21"/>
           <w:szCs w:val="21"/>
         </w:rPr>
-        <w:t xml:space="preserve">, </w:t>
+        <w:t xml:space="preserve"> serão </w:t>
       </w:r>
       <w:r>
         <w:rPr>
@@ -883,7 +962,7 @@
           <w:sz w:val="21"/>
           <w:szCs w:val="21"/>
         </w:rPr>
-        <w:t xml:space="preserve">"</w:t>
+        <w:t xml:space="preserve">" (NAA)</w:t>
       </w:r>
     </w:p>
     <w:p>
@@ -1767,7 +1846,22 @@
           <w:sz w:val="21"/>
           <w:szCs w:val="21"/>
         </w:rPr>
-        <w:t xml:space="preserve"> (Nolland): os presentes históricos (λέγει, λέγουσιν, λέγει, vv. 6-8) destacam a contratação da undécima hora como centro enfático da narrativa; o verbo passa de "viu" (εἶδεν, v. 3) a "</w:t>
+        <w:t xml:space="preserve"> (Nolland):</w:t>
+      </w:r>
+      <w:r>
+        <w:rPr>
+          <w:rStyle w:val="FootnoteReference"/>
+        </w:rPr>
+        <w:footnoteReference w:id="6"/>
+      </w:r>
+      <w:r>
+        <w:rPr>
+          <w:rFonts w:ascii="Cambria" w:cs="Cambria" w:eastAsia="Cambria" w:hAnsi="Cambria"/>
+          <w:color w:val="2B2B33"/>
+          <w:sz w:val="21"/>
+          <w:szCs w:val="21"/>
+        </w:rPr>
+        <w:t xml:space="preserve"> os presentes históricos (λέγει, λέγουσιν, λέγει, vv. 6-8) destacam a contratação da undécima hora como centro enfático da narrativa; o verbo passa de "viu" (εἶδεν, v. 3) a "</w:t>
       </w:r>
       <w:r>
         <w:rPr>
@@ -1895,6 +1989,12 @@
         </w:rPr>
         <w:t xml:space="preserve">" (θέλω δοῦναι). A linguagem migra do registro do salário para o do presente (Morris).</w:t>
       </w:r>
+      <w:r>
+        <w:rPr>
+          <w:rStyle w:val="FootnoteReference"/>
+        </w:rPr>
+        <w:footnoteReference w:id="7"/>
+      </w:r>
     </w:p>
     <w:p>
       <w:pPr>
@@ -1919,7 +2019,22 @@
           <w:sz w:val="21"/>
           <w:szCs w:val="21"/>
         </w:rPr>
-        <w:t xml:space="preserve"> (Blomberg): a seção abre com os fariseus perguntando "</w:t>
+        <w:t xml:space="preserve"> (Blomberg):</w:t>
+      </w:r>
+      <w:r>
+        <w:rPr>
+          <w:rStyle w:val="FootnoteReference"/>
+        </w:rPr>
+        <w:footnoteReference w:id="8"/>
+      </w:r>
+      <w:r>
+        <w:rPr>
+          <w:rFonts w:ascii="Cambria" w:cs="Cambria" w:eastAsia="Cambria" w:hAnsi="Cambria"/>
+          <w:color w:val="2B2B33"/>
+          <w:sz w:val="21"/>
+          <w:szCs w:val="21"/>
+        </w:rPr>
+        <w:t xml:space="preserve"> a seção abre com os fariseus perguntando "</w:t>
       </w:r>
       <w:r>
         <w:rPr>
@@ -1939,7 +2054,7 @@
           <w:sz w:val="21"/>
           <w:szCs w:val="21"/>
         </w:rPr>
-        <w:t xml:space="preserve"> (εἰ ἔξεστιν) ao homem repudiar sua mulher?" (19.3) e fecha com o dono perguntando "</w:t>
+        <w:t xml:space="preserve"> (εἰ ἔξεστιν) ao homem repudiar a sua mulher por qualquer motivo?" (19.3) e fecha com o dono perguntando "</w:t>
       </w:r>
       <w:r>
         <w:rPr>
@@ -2063,7 +2178,7 @@
           <w:sz w:val="21"/>
           <w:szCs w:val="21"/>
         </w:rPr>
-        <w:t xml:space="preserve">19.17 — Jesus: "Por que me perguntas acerca do que é </w:t>
+        <w:t xml:space="preserve">19.17 — Jesus: "Por que você me pergunta a respeito do que é </w:t>
       </w:r>
       <w:r>
         <w:rPr>
@@ -2094,7 +2209,7 @@
           <w:sz w:val="21"/>
           <w:szCs w:val="21"/>
         </w:rPr>
-        <w:t xml:space="preserve">Um só é bom</w:t>
+        <w:t xml:space="preserve">Bom só existe um</w:t>
       </w:r>
       <w:r>
         <w:rPr>
@@ -2123,7 +2238,7 @@
           <w:sz w:val="21"/>
           <w:szCs w:val="21"/>
         </w:rPr>
-        <w:t xml:space="preserve">19.23-26 — Riqueza e o Reino; discípulos: "Quem pode ser salvo?" Jesus: "Para os homens é impossível; para Deus tudo é possível."</w:t>
+        <w:t xml:space="preserve">19.23-26 — Riqueza e o Reino; discípulos: "Sendo assim, quem pode ser salvo?" Jesus: "Para os seres humanos isto é impossível, mas para Deus tudo é possível."</w:t>
       </w:r>
     </w:p>
     <w:p>
@@ -2163,27 +2278,27 @@
           <w:sz w:val="21"/>
           <w:szCs w:val="21"/>
         </w:rPr>
-        <w:t xml:space="preserve">: "Eis que nós deixamos tudo e te seguimos; </w:t>
-      </w:r>
-      <w:r>
-        <w:rPr>
-          <w:rFonts w:ascii="Cambria" w:cs="Cambria" w:eastAsia="Cambria" w:hAnsi="Cambria"/>
-          <w:b/>
-          <w:bCs/>
-          <w:color w:val="2B2B33"/>
-          <w:sz w:val="21"/>
-          <w:szCs w:val="21"/>
-        </w:rPr>
-        <w:t xml:space="preserve">que, pois, teremos?</w:t>
-      </w:r>
-      <w:r>
-        <w:rPr>
-          <w:rFonts w:ascii="Cambria" w:cs="Cambria" w:eastAsia="Cambria" w:hAnsi="Cambria"/>
-          <w:color w:val="2B2B33"/>
-          <w:sz w:val="21"/>
-          <w:szCs w:val="21"/>
-        </w:rPr>
-        <w:t xml:space="preserve">" (τί ἄρα ἔσται ἡμῖν;)</w:t>
+        <w:t xml:space="preserve">: "Eis que nós deixamos tudo e seguimos o senhor; </w:t>
+      </w:r>
+      <w:r>
+        <w:rPr>
+          <w:rFonts w:ascii="Cambria" w:cs="Cambria" w:eastAsia="Cambria" w:hAnsi="Cambria"/>
+          <w:b/>
+          <w:bCs/>
+          <w:color w:val="2B2B33"/>
+          <w:sz w:val="21"/>
+          <w:szCs w:val="21"/>
+        </w:rPr>
+        <w:t xml:space="preserve">que será, pois, de nós?</w:t>
+      </w:r>
+      <w:r>
+        <w:rPr>
+          <w:rFonts w:ascii="Cambria" w:cs="Cambria" w:eastAsia="Cambria" w:hAnsi="Cambria"/>
+          <w:color w:val="2B2B33"/>
+          <w:sz w:val="21"/>
+          <w:szCs w:val="21"/>
+        </w:rPr>
+        <w:t xml:space="preserve">" (τί ἄρα ἔσται ἡμῖν;, literalmente "que, então, haverá para nós?")</w:t>
       </w:r>
     </w:p>
     <w:p>
@@ -2424,7 +2539,7 @@
           <w:sz w:val="21"/>
           <w:szCs w:val="21"/>
         </w:rPr>
-        <w:t xml:space="preserve"> (ἠγανάκτησαν). Jesus: "quem quiser ser o primeiro entre vós será vosso servo... o Filho do Homem veio... para dar a sua vida em </w:t>
+        <w:t xml:space="preserve"> (ἠγανάκτησαν). Jesus: "quem quiser ser o primeiro entre vocês, que seja servo de vocês; tal como o Filho do Homem, que não veio para ser servido, mas para servir e dar a sua vida em </w:t>
       </w:r>
       <w:r>
         <w:rPr>
@@ -2505,7 +2620,22 @@
           <w:sz w:val="21"/>
           <w:szCs w:val="21"/>
         </w:rPr>
-        <w:t xml:space="preserve"> (Snodgrass; desenvolvido aqui): Mateus organizou a seção em torno de status, riqueza, recompensa e inversão de valores. A parábola é o centro de uma galeria de cenas que se espelham:</w:t>
+        <w:t xml:space="preserve"> (Snodgrass; desenvolvido aqui):</w:t>
+      </w:r>
+      <w:r>
+        <w:rPr>
+          <w:rStyle w:val="FootnoteReference"/>
+        </w:rPr>
+        <w:footnoteReference w:id="9"/>
+      </w:r>
+      <w:r>
+        <w:rPr>
+          <w:rFonts w:ascii="Cambria" w:cs="Cambria" w:eastAsia="Cambria" w:hAnsi="Cambria"/>
+          <w:color w:val="2B2B33"/>
+          <w:sz w:val="21"/>
+          <w:szCs w:val="21"/>
+        </w:rPr>
+        <w:t xml:space="preserve"> Mateus organizou a seção em torno de status, riqueza, recompensa e inversão de valores. A parábola é o centro de uma galeria de cenas que se espelham:</w:t>
       </w:r>
     </w:p>
     <w:tbl>
@@ -2982,7 +3112,7 @@
                 <w:sz w:val="18"/>
                 <w:szCs w:val="18"/>
               </w:rPr>
-              <w:t xml:space="preserve">?" — "um só é </w:t>
+              <w:t xml:space="preserve">?" — "</w:t>
             </w:r>
             <w:r>
               <w:rPr>
@@ -2993,7 +3123,7 @@
                 <w:sz w:val="18"/>
                 <w:szCs w:val="18"/>
               </w:rPr>
-              <w:t xml:space="preserve">bom</w:t>
+              <w:t xml:space="preserve">Bom</w:t>
             </w:r>
             <w:r>
               <w:rPr>
@@ -3004,7 +3134,7 @@
                 <w:sz w:val="18"/>
                 <w:szCs w:val="18"/>
               </w:rPr>
-              <w:t xml:space="preserve">"</w:t>
+              <w:t xml:space="preserve"> só existe um"</w:t>
             </w:r>
           </w:p>
         </w:tc>
@@ -3111,7 +3241,7 @@
                 <w:sz w:val="18"/>
                 <w:szCs w:val="18"/>
               </w:rPr>
-              <w:t xml:space="preserve">"Quem pode ser salvo?" — "impossível aos homens"</w:t>
+              <w:t xml:space="preserve">"Quem pode ser salvo?" — "para os seres humanos isto é impossível"</w:t>
             </w:r>
           </w:p>
         </w:tc>
@@ -3229,7 +3359,7 @@
                 <w:sz w:val="18"/>
                 <w:szCs w:val="18"/>
               </w:rPr>
-              <w:t xml:space="preserve">: "que teremos?"</w:t>
+              <w:t xml:space="preserve">: "que será, pois, de nós?"</w:t>
             </w:r>
           </w:p>
         </w:tc>
@@ -3638,7 +3768,7 @@
                 <w:sz w:val="18"/>
                 <w:szCs w:val="18"/>
               </w:rPr>
-              <w:t xml:space="preserve">: "que queres?" — pede </w:t>
+              <w:t xml:space="preserve">: "O que você quer?" — pede </w:t>
             </w:r>
             <w:r>
               <w:rPr>
@@ -3778,7 +3908,7 @@
                 <w:sz w:val="18"/>
                 <w:szCs w:val="18"/>
               </w:rPr>
-              <w:t xml:space="preserve">: "que queres?" — "que se </w:t>
+              <w:t xml:space="preserve">: "O que vocês querem?" — "que se </w:t>
             </w:r>
             <w:r>
               <w:rPr>
@@ -3951,7 +4081,7 @@
           <w:sz w:val="21"/>
           <w:szCs w:val="21"/>
         </w:rPr>
-        <w:t xml:space="preserve">"que queres?"</w:t>
+        <w:t xml:space="preserve">"o que você quer?" / "o que vocês querem?"</w:t>
       </w:r>
       <w:r>
         <w:rPr>
@@ -4026,7 +4156,7 @@
           <w:sz w:val="21"/>
           <w:szCs w:val="21"/>
         </w:rPr>
-        <w:t xml:space="preserve">: cf. 18.1 ("quem é o maior?"); 18.23-35 (o servo impiedoso — outra parábola do Reino sobre graça recebida e não estendida); 21.28-22.14 (parábolas da vinha e do banquete, com "publicanos e meretrizes vos precedem", 21.31); 8.11-12 (muitos virão do oriente e do ocidente).</w:t>
+        <w:t xml:space="preserve">: cf. 18.1 ("Quem é o maior no Reino dos Céus?"); 18.23-35 (o servo impiedoso — outra parábola do Reino sobre graça recebida e não estendida); 21.28-22.14 (parábolas da vinha e do banquete, com "os publicanos e as prostitutas estão entrando no Reino de Deus primeiro que vocês", 21.31); 8.11-12 (muitos virão do oriente e do ocidente).</w:t>
       </w:r>
     </w:p>
     <w:p>
@@ -4273,7 +4403,22 @@
           <w:sz w:val="21"/>
           <w:szCs w:val="21"/>
         </w:rPr>
-        <w:t xml:space="preserve">: provável cenário (fim do verão), mas o texto não o especifica (Nolland). A "urgência da colheita" é </w:t>
+        <w:t xml:space="preserve">: provável cenário (fim do verão), mas o texto não o especifica (Nolland).</w:t>
+      </w:r>
+      <w:r>
+        <w:rPr>
+          <w:rStyle w:val="FootnoteReference"/>
+        </w:rPr>
+        <w:footnoteReference w:id="10"/>
+      </w:r>
+      <w:r>
+        <w:rPr>
+          <w:rFonts w:ascii="Cambria" w:cs="Cambria" w:eastAsia="Cambria" w:hAnsi="Cambria"/>
+          <w:color w:val="2B2B33"/>
+          <w:sz w:val="21"/>
+          <w:szCs w:val="21"/>
+        </w:rPr>
+        <w:t xml:space="preserve"> A "urgência da colheita" é </w:t>
       </w:r>
       <w:r>
         <w:rPr>
@@ -4368,7 +4513,22 @@
           <w:sz w:val="21"/>
           <w:szCs w:val="21"/>
         </w:rPr>
-        <w:t xml:space="preserve">: ao fim das obras do templo, sob Agripa II, cerca de 18 mil trabalhadores ficaram sem trabalho; o pagamento era feito pelo dia inteiro mesmo a quem trabalhasse só uma hora. O gesto do dono era concebível — o escândalo da parábola está na reação dos primeiros.</w:t>
+        <w:t xml:space="preserve">: nas obras do templo, quem trabalhava mesmo uma hora do dia recebia logo o pagamento; ao fim das obras, sob Agripa II, cerca de 18 mil trabalhadores ficaram sem ocupação.</w:t>
+      </w:r>
+      <w:r>
+        <w:rPr>
+          <w:rStyle w:val="FootnoteReference"/>
+        </w:rPr>
+        <w:footnoteReference w:id="11"/>
+      </w:r>
+      <w:r>
+        <w:rPr>
+          <w:rFonts w:ascii="Cambria" w:cs="Cambria" w:eastAsia="Cambria" w:hAnsi="Cambria"/>
+          <w:color w:val="2B2B33"/>
+          <w:sz w:val="21"/>
+          <w:szCs w:val="21"/>
+        </w:rPr>
+        <w:t xml:space="preserve"> O gesto do dono era generoso, mas não impensável — o escândalo da parábola está na reação dos primeiros.</w:t>
       </w:r>
     </w:p>
     <w:p>
@@ -4461,7 +4621,22 @@
           <w:sz w:val="21"/>
           <w:szCs w:val="21"/>
         </w:rPr>
-        <w:t xml:space="preserve"> (ὀφθαλμὸς πονηρός): idiomatismo judaico para avareza, mesquinhez, inveja — o olhar que se ressente do bem alheio (Dt 15.9; Pv 23.6; 28.22). Mateus já o usou em 6.23, </w:t>
+        <w:t xml:space="preserve"> (ὀφθαλμὸς πονηρός): idiomatismo judaico para avareza, mesquinhez, inveja — o olhar que se ressente do bem alheio (Dt 15.9; Pv 23.6; 28.22).</w:t>
+      </w:r>
+      <w:r>
+        <w:rPr>
+          <w:rStyle w:val="FootnoteReference"/>
+        </w:rPr>
+        <w:footnoteReference w:id="12"/>
+      </w:r>
+      <w:r>
+        <w:rPr>
+          <w:rFonts w:ascii="Cambria" w:cs="Cambria" w:eastAsia="Cambria" w:hAnsi="Cambria"/>
+          <w:color w:val="2B2B33"/>
+          <w:sz w:val="21"/>
+          <w:szCs w:val="21"/>
+        </w:rPr>
+        <w:t xml:space="preserve"> Mateus já o usou em 6.23, </w:t>
       </w:r>
       <w:r>
         <w:rPr>
@@ -4512,7 +4687,7 @@
           <w:sz w:val="21"/>
           <w:szCs w:val="21"/>
         </w:rPr>
-        <w:t xml:space="preserve"> (com cautela, por ser extrabíblico e posterior): o Talmude de Jerusalém (Berakhot 2, 5c) traz uma parábola de rei que paga salário integral a um trabalhador de duas horas — </w:t>
+        <w:t xml:space="preserve"> (com cautela, por ser extrabíblico e posterior): o Talmude de Jerusalém (</w:t>
       </w:r>
       <w:r>
         <w:rPr>
@@ -4523,195 +4698,31 @@
           <w:sz w:val="21"/>
           <w:szCs w:val="21"/>
         </w:rPr>
-        <w:t xml:space="preserve">porque ele produziu em duas horas mais que os outros no dia todo</w:t>
-      </w:r>
-      <w:r>
-        <w:rPr>
-          <w:rFonts w:ascii="Cambria" w:cs="Cambria" w:eastAsia="Cambria" w:hAnsi="Cambria"/>
-          <w:color w:val="2B2B33"/>
-          <w:sz w:val="21"/>
-          <w:szCs w:val="21"/>
-        </w:rPr>
-        <w:t xml:space="preserve">. Na parábola de Jesus é o contrário: os da undécima hora </w:t>
-      </w:r>
-      <w:r>
-        <w:rPr>
-          <w:rFonts w:ascii="Cambria" w:cs="Cambria" w:eastAsia="Cambria" w:hAnsi="Cambria"/>
-          <w:b/>
-          <w:bCs/>
-          <w:color w:val="2B2B33"/>
-          <w:sz w:val="21"/>
-          <w:szCs w:val="21"/>
-        </w:rPr>
-        <w:t xml:space="preserve">não</w:t>
-      </w:r>
-      <w:r>
-        <w:rPr>
-          <w:rFonts w:ascii="Cambria" w:cs="Cambria" w:eastAsia="Cambria" w:hAnsi="Cambria"/>
-          <w:color w:val="2B2B33"/>
-          <w:sz w:val="21"/>
-          <w:szCs w:val="21"/>
-        </w:rPr>
-        <w:t xml:space="preserve"> fizeram mais. A diferença é o evangelho — mérito vs. bondade.</w:t>
-      </w:r>
-    </w:p>
-    <w:p>
-      <w:pPr>
-        <w:spacing w:after="137" w:before="0" w:line="300" w:lineRule="auto"/>
-        <w:jc w:val="left"/>
-      </w:pPr>
-      <w:r>
-        <w:rPr>
-          <w:rFonts w:ascii="Cambria" w:cs="Cambria" w:eastAsia="Cambria" w:hAnsi="Cambria"/>
-          <w:b/>
-          <w:bCs/>
-          <w:color w:val="2B2B33"/>
-          <w:sz w:val="21"/>
-          <w:szCs w:val="21"/>
-        </w:rPr>
-        <w:t xml:space="preserve">Bíblico</w:t>
-      </w:r>
-      <w:r>
-        <w:rPr>
-          <w:rFonts w:ascii="Cambria" w:cs="Cambria" w:eastAsia="Cambria" w:hAnsi="Cambria"/>
-          <w:color w:val="2B2B33"/>
-          <w:sz w:val="21"/>
-          <w:szCs w:val="21"/>
-        </w:rPr>
-        <w:t xml:space="preserve">:</w:t>
-      </w:r>
-    </w:p>
-    <w:p>
-      <w:pPr>
-        <w:pStyle w:val="ListParagraph"/>
-        <w:numPr>
-          <w:ilvl w:val="0"/>
-          <w:numId w:val="2"/>
-        </w:numPr>
-        <w:spacing w:after="70" w:before="0" w:line="288" w:lineRule="auto"/>
-        <w:jc w:val="left"/>
-      </w:pPr>
-      <w:r>
-        <w:rPr>
-          <w:rFonts w:ascii="Cambria" w:cs="Cambria" w:eastAsia="Cambria" w:hAnsi="Cambria"/>
-          <w:b/>
-          <w:bCs/>
-          <w:color w:val="2B2B33"/>
-          <w:sz w:val="21"/>
-          <w:szCs w:val="21"/>
-        </w:rPr>
-        <w:t xml:space="preserve">Jonas 4</w:t>
-      </w:r>
-      <w:r>
-        <w:rPr>
-          <w:rFonts w:ascii="Cambria" w:cs="Cambria" w:eastAsia="Cambria" w:hAnsi="Cambria"/>
-          <w:color w:val="2B2B33"/>
-          <w:sz w:val="21"/>
-          <w:szCs w:val="21"/>
-        </w:rPr>
-        <w:t xml:space="preserve"> — o paralelo mais próximo em dinâmica: o profeta se ira porque Deus é "clemente, misericordioso" (4.2) com quem não merece; o livro termina em </w:t>
-      </w:r>
-      <w:r>
-        <w:rPr>
-          <w:rFonts w:ascii="Cambria" w:cs="Cambria" w:eastAsia="Cambria" w:hAnsi="Cambria"/>
-          <w:b/>
-          <w:bCs/>
-          <w:color w:val="2B2B33"/>
-          <w:sz w:val="21"/>
-          <w:szCs w:val="21"/>
-        </w:rPr>
-        <w:t xml:space="preserve">pergunta sem resposta</w:t>
-      </w:r>
-      <w:r>
-        <w:rPr>
-          <w:rFonts w:ascii="Cambria" w:cs="Cambria" w:eastAsia="Cambria" w:hAnsi="Cambria"/>
-          <w:color w:val="2B2B33"/>
-          <w:sz w:val="21"/>
-          <w:szCs w:val="21"/>
-        </w:rPr>
-        <w:t xml:space="preserve"> (4.11). Eco verbal possível: a LXX de Jn 4.8 usa </w:t>
-      </w:r>
-      <w:r>
-        <w:rPr>
-          <w:rFonts w:ascii="Cambria" w:cs="Cambria" w:eastAsia="Cambria" w:hAnsi="Cambria"/>
-          <w:b/>
-          <w:bCs/>
-          <w:color w:val="2B2B33"/>
-          <w:sz w:val="21"/>
-          <w:szCs w:val="21"/>
-        </w:rPr>
-        <w:t xml:space="preserve">καύσων</w:t>
-      </w:r>
-      <w:r>
-        <w:rPr>
-          <w:rFonts w:ascii="Cambria" w:cs="Cambria" w:eastAsia="Cambria" w:hAnsi="Cambria"/>
-          <w:color w:val="2B2B33"/>
-          <w:sz w:val="21"/>
-          <w:szCs w:val="21"/>
-        </w:rPr>
-        <w:t xml:space="preserve"> para o vento escaldante sob o qual Jonas se ressente — a mesma palavra de Mt 20.12. (Eco possível, não alusão demonstrável — sinalizar como tal.)</w:t>
-      </w:r>
-    </w:p>
-    <w:p>
-      <w:pPr>
-        <w:pStyle w:val="ListParagraph"/>
-        <w:numPr>
-          <w:ilvl w:val="0"/>
-          <w:numId w:val="2"/>
-        </w:numPr>
-        <w:spacing w:after="70" w:before="0" w:line="288" w:lineRule="auto"/>
-        <w:jc w:val="left"/>
-      </w:pPr>
-      <w:r>
-        <w:rPr>
-          <w:rFonts w:ascii="Cambria" w:cs="Cambria" w:eastAsia="Cambria" w:hAnsi="Cambria"/>
-          <w:b/>
-          <w:bCs/>
-          <w:color w:val="2B2B33"/>
-          <w:sz w:val="21"/>
-          <w:szCs w:val="21"/>
-        </w:rPr>
-        <w:t xml:space="preserve">Lucas 15.25-32</w:t>
-      </w:r>
-      <w:r>
-        <w:rPr>
-          <w:rFonts w:ascii="Cambria" w:cs="Cambria" w:eastAsia="Cambria" w:hAnsi="Cambria"/>
-          <w:color w:val="2B2B33"/>
-          <w:sz w:val="21"/>
-          <w:szCs w:val="21"/>
-        </w:rPr>
-        <w:t xml:space="preserve"> — o irmão mais velho: "há tantos anos te sirvo... e nunca me deste..." Mesma estrutura de queixa e mesmo final aberto. (Relação temática com o estudo já feito de Lc 15.1-10.)</w:t>
-      </w:r>
-    </w:p>
-    <w:p>
-      <w:pPr>
-        <w:pStyle w:val="ListParagraph"/>
-        <w:numPr>
-          <w:ilvl w:val="0"/>
-          <w:numId w:val="2"/>
-        </w:numPr>
-        <w:spacing w:after="70" w:before="0" w:line="288" w:lineRule="auto"/>
-        <w:jc w:val="left"/>
-      </w:pPr>
-      <w:r>
-        <w:rPr>
-          <w:rFonts w:ascii="Cambria" w:cs="Cambria" w:eastAsia="Cambria" w:hAnsi="Cambria"/>
-          <w:b/>
-          <w:bCs/>
-          <w:color w:val="2B2B33"/>
-          <w:sz w:val="21"/>
-          <w:szCs w:val="21"/>
-        </w:rPr>
-        <w:t xml:space="preserve">Êxodo 16.18</w:t>
-      </w:r>
-      <w:r>
-        <w:rPr>
-          <w:rFonts w:ascii="Cambria" w:cs="Cambria" w:eastAsia="Cambria" w:hAnsi="Cambria"/>
-          <w:color w:val="2B2B33"/>
-          <w:sz w:val="21"/>
-          <w:szCs w:val="21"/>
-        </w:rPr>
-        <w:t xml:space="preserve"> (o maná) — "o que muito colheu não teve demais, e o que pouco colheu não teve falta" (cf. 2Co 8.15): a economia do deserto como economia da graça. </w:t>
+        <w:t xml:space="preserve">y. Berakhot</w:t>
+      </w:r>
+      <w:r>
+        <w:rPr>
+          <w:rFonts w:ascii="Cambria" w:cs="Cambria" w:eastAsia="Cambria" w:hAnsi="Cambria"/>
+          <w:color w:val="2B2B33"/>
+          <w:sz w:val="21"/>
+          <w:szCs w:val="21"/>
+        </w:rPr>
+        <w:t xml:space="preserve"> 2.8, 5c)</w:t>
+      </w:r>
+      <w:r>
+        <w:rPr>
+          <w:rStyle w:val="FootnoteReference"/>
+        </w:rPr>
+        <w:footnoteReference w:id="13"/>
+      </w:r>
+      <w:r>
+        <w:rPr>
+          <w:rFonts w:ascii="Cambria" w:cs="Cambria" w:eastAsia="Cambria" w:hAnsi="Cambria"/>
+          <w:color w:val="2B2B33"/>
+          <w:sz w:val="21"/>
+          <w:szCs w:val="21"/>
+        </w:rPr>
+        <w:t xml:space="preserve"> traz uma parábola de rei que paga salário integral a um trabalhador de duas horas — </w:t>
       </w:r>
       <w:r>
         <w:rPr>
@@ -4722,7 +4733,62 @@
           <w:sz w:val="21"/>
           <w:szCs w:val="21"/>
         </w:rPr>
-        <w:t xml:space="preserve">Tema bíblico-teológico de porção igual, não alusão demonstrável.</w:t>
+        <w:t xml:space="preserve">porque ele produziu em duas horas mais que os outros no dia todo</w:t>
+      </w:r>
+      <w:r>
+        <w:rPr>
+          <w:rFonts w:ascii="Cambria" w:cs="Cambria" w:eastAsia="Cambria" w:hAnsi="Cambria"/>
+          <w:color w:val="2B2B33"/>
+          <w:sz w:val="21"/>
+          <w:szCs w:val="21"/>
+        </w:rPr>
+        <w:t xml:space="preserve">. Na parábola de Jesus é o contrário: os da undécima hora </w:t>
+      </w:r>
+      <w:r>
+        <w:rPr>
+          <w:rFonts w:ascii="Cambria" w:cs="Cambria" w:eastAsia="Cambria" w:hAnsi="Cambria"/>
+          <w:b/>
+          <w:bCs/>
+          <w:color w:val="2B2B33"/>
+          <w:sz w:val="21"/>
+          <w:szCs w:val="21"/>
+        </w:rPr>
+        <w:t xml:space="preserve">não</w:t>
+      </w:r>
+      <w:r>
+        <w:rPr>
+          <w:rFonts w:ascii="Cambria" w:cs="Cambria" w:eastAsia="Cambria" w:hAnsi="Cambria"/>
+          <w:color w:val="2B2B33"/>
+          <w:sz w:val="21"/>
+          <w:szCs w:val="21"/>
+        </w:rPr>
+        <w:t xml:space="preserve"> fizeram mais. A diferença é o evangelho — mérito vs. bondade.</w:t>
+      </w:r>
+    </w:p>
+    <w:p>
+      <w:pPr>
+        <w:spacing w:after="137" w:before="0" w:line="300" w:lineRule="auto"/>
+        <w:jc w:val="left"/>
+      </w:pPr>
+      <w:r>
+        <w:rPr>
+          <w:rFonts w:ascii="Cambria" w:cs="Cambria" w:eastAsia="Cambria" w:hAnsi="Cambria"/>
+          <w:b/>
+          <w:bCs/>
+          <w:color w:val="2B2B33"/>
+          <w:sz w:val="21"/>
+          <w:szCs w:val="21"/>
+        </w:rPr>
+        <w:t xml:space="preserve">Bíblico</w:t>
+      </w:r>
+      <w:r>
+        <w:rPr>
+          <w:rFonts w:ascii="Cambria" w:cs="Cambria" w:eastAsia="Cambria" w:hAnsi="Cambria"/>
+          <w:color w:val="2B2B33"/>
+          <w:sz w:val="21"/>
+          <w:szCs w:val="21"/>
+        </w:rPr>
+        <w:t xml:space="preserve">:</w:t>
       </w:r>
     </w:p>
     <w:p>
@@ -4744,16 +4810,133 @@
           <w:sz w:val="21"/>
           <w:szCs w:val="21"/>
         </w:rPr>
-        <w:t xml:space="preserve">1 Samuel 30.21-25</w:t>
-      </w:r>
-      <w:r>
-        <w:rPr>
-          <w:rFonts w:ascii="Cambria" w:cs="Cambria" w:eastAsia="Cambria" w:hAnsi="Cambria"/>
-          <w:color w:val="2B2B33"/>
-          <w:sz w:val="21"/>
-          <w:szCs w:val="21"/>
-        </w:rPr>
-        <w:t xml:space="preserve"> (o estatuto de Davi) — contra os "maus e filhos de Belial" que não queriam repartir com os que ficaram exaustos junto à bagagem, Davi decide: "qual é a parte dos que desceram à peleja, tal será a parte dos que ficaram com a bagagem; igualmente repartirão" — e faz disso estatuto em Israel. Listado por Snodgrass entre as fontes canônicas. </w:t>
+        <w:t xml:space="preserve">Jonas 4</w:t>
+      </w:r>
+      <w:r>
+        <w:rPr>
+          <w:rFonts w:ascii="Cambria" w:cs="Cambria" w:eastAsia="Cambria" w:hAnsi="Cambria"/>
+          <w:color w:val="2B2B33"/>
+          <w:sz w:val="21"/>
+          <w:szCs w:val="21"/>
+        </w:rPr>
+        <w:t xml:space="preserve"> — o paralelo mais próximo em dinâmica: o profeta se ira porque Deus é "bondoso e compassivo, tardio em irar-se e grande em misericórdia" (4.2) com quem não merece; o livro termina em </w:t>
+      </w:r>
+      <w:r>
+        <w:rPr>
+          <w:rFonts w:ascii="Cambria" w:cs="Cambria" w:eastAsia="Cambria" w:hAnsi="Cambria"/>
+          <w:b/>
+          <w:bCs/>
+          <w:color w:val="2B2B33"/>
+          <w:sz w:val="21"/>
+          <w:szCs w:val="21"/>
+        </w:rPr>
+        <w:t xml:space="preserve">pergunta sem resposta</w:t>
+      </w:r>
+      <w:r>
+        <w:rPr>
+          <w:rFonts w:ascii="Cambria" w:cs="Cambria" w:eastAsia="Cambria" w:hAnsi="Cambria"/>
+          <w:color w:val="2B2B33"/>
+          <w:sz w:val="21"/>
+          <w:szCs w:val="21"/>
+        </w:rPr>
+        <w:t xml:space="preserve"> (4.11). Eco verbal possível: a LXX de Jn 4.8 usa </w:t>
+      </w:r>
+      <w:r>
+        <w:rPr>
+          <w:rFonts w:ascii="Cambria" w:cs="Cambria" w:eastAsia="Cambria" w:hAnsi="Cambria"/>
+          <w:b/>
+          <w:bCs/>
+          <w:color w:val="2B2B33"/>
+          <w:sz w:val="21"/>
+          <w:szCs w:val="21"/>
+        </w:rPr>
+        <w:t xml:space="preserve">καύσων</w:t>
+      </w:r>
+      <w:r>
+        <w:rPr>
+          <w:rFonts w:ascii="Cambria" w:cs="Cambria" w:eastAsia="Cambria" w:hAnsi="Cambria"/>
+          <w:color w:val="2B2B33"/>
+          <w:sz w:val="21"/>
+          <w:szCs w:val="21"/>
+        </w:rPr>
+        <w:t xml:space="preserve"> para o vento escaldante sob o qual Jonas se ressente — a mesma palavra de Mt 20.12.</w:t>
+      </w:r>
+      <w:r>
+        <w:rPr>
+          <w:rStyle w:val="FootnoteReference"/>
+        </w:rPr>
+        <w:footnoteReference w:id="14"/>
+      </w:r>
+      <w:r>
+        <w:rPr>
+          <w:rFonts w:ascii="Cambria" w:cs="Cambria" w:eastAsia="Cambria" w:hAnsi="Cambria"/>
+          <w:color w:val="2B2B33"/>
+          <w:sz w:val="21"/>
+          <w:szCs w:val="21"/>
+        </w:rPr>
+        <w:t xml:space="preserve"> (Eco possível, não alusão demonstrável — sinalizar como tal.)</w:t>
+      </w:r>
+    </w:p>
+    <w:p>
+      <w:pPr>
+        <w:pStyle w:val="ListParagraph"/>
+        <w:numPr>
+          <w:ilvl w:val="0"/>
+          <w:numId w:val="2"/>
+        </w:numPr>
+        <w:spacing w:after="70" w:before="0" w:line="288" w:lineRule="auto"/>
+        <w:jc w:val="left"/>
+      </w:pPr>
+      <w:r>
+        <w:rPr>
+          <w:rFonts w:ascii="Cambria" w:cs="Cambria" w:eastAsia="Cambria" w:hAnsi="Cambria"/>
+          <w:b/>
+          <w:bCs/>
+          <w:color w:val="2B2B33"/>
+          <w:sz w:val="21"/>
+          <w:szCs w:val="21"/>
+        </w:rPr>
+        <w:t xml:space="preserve">Lucas 15.25-32</w:t>
+      </w:r>
+      <w:r>
+        <w:rPr>
+          <w:rFonts w:ascii="Cambria" w:cs="Cambria" w:eastAsia="Cambria" w:hAnsi="Cambria"/>
+          <w:color w:val="2B2B33"/>
+          <w:sz w:val="21"/>
+          <w:szCs w:val="21"/>
+        </w:rPr>
+        <w:t xml:space="preserve"> — o irmão mais velho: "Faz tantos anos que sirvo o senhor [...]. Mas o senhor nunca me deu um cabrito sequer" (15.29) Mesma estrutura de queixa e mesmo final aberto. (Relação temática com o estudo já feito de Lc 15.1-10.)</w:t>
+      </w:r>
+    </w:p>
+    <w:p>
+      <w:pPr>
+        <w:pStyle w:val="ListParagraph"/>
+        <w:numPr>
+          <w:ilvl w:val="0"/>
+          <w:numId w:val="2"/>
+        </w:numPr>
+        <w:spacing w:after="70" w:before="0" w:line="288" w:lineRule="auto"/>
+        <w:jc w:val="left"/>
+      </w:pPr>
+      <w:r>
+        <w:rPr>
+          <w:rFonts w:ascii="Cambria" w:cs="Cambria" w:eastAsia="Cambria" w:hAnsi="Cambria"/>
+          <w:b/>
+          <w:bCs/>
+          <w:color w:val="2B2B33"/>
+          <w:sz w:val="21"/>
+          <w:szCs w:val="21"/>
+        </w:rPr>
+        <w:t xml:space="preserve">Êxodo 16.18</w:t>
+      </w:r>
+      <w:r>
+        <w:rPr>
+          <w:rFonts w:ascii="Cambria" w:cs="Cambria" w:eastAsia="Cambria" w:hAnsi="Cambria"/>
+          <w:color w:val="2B2B33"/>
+          <w:sz w:val="21"/>
+          <w:szCs w:val="21"/>
+        </w:rPr>
+        <w:t xml:space="preserve"> (o maná) — "não sobrava para quem havia recolhido muito, nem faltava para quem havia recolhido pouco" (cf. 2Co 8.15): a economia do deserto como economia da graça. </w:t>
       </w:r>
       <w:r>
         <w:rPr>
@@ -4764,6 +4947,63 @@
           <w:sz w:val="21"/>
           <w:szCs w:val="21"/>
         </w:rPr>
+        <w:t xml:space="preserve">Tema bíblico-teológico de porção igual, não alusão demonstrável.</w:t>
+      </w:r>
+    </w:p>
+    <w:p>
+      <w:pPr>
+        <w:pStyle w:val="ListParagraph"/>
+        <w:numPr>
+          <w:ilvl w:val="0"/>
+          <w:numId w:val="2"/>
+        </w:numPr>
+        <w:spacing w:after="70" w:before="0" w:line="288" w:lineRule="auto"/>
+        <w:jc w:val="left"/>
+      </w:pPr>
+      <w:r>
+        <w:rPr>
+          <w:rFonts w:ascii="Cambria" w:cs="Cambria" w:eastAsia="Cambria" w:hAnsi="Cambria"/>
+          <w:b/>
+          <w:bCs/>
+          <w:color w:val="2B2B33"/>
+          <w:sz w:val="21"/>
+          <w:szCs w:val="21"/>
+        </w:rPr>
+        <w:t xml:space="preserve">1 Samuel 30.21-25</w:t>
+      </w:r>
+      <w:r>
+        <w:rPr>
+          <w:rFonts w:ascii="Cambria" w:cs="Cambria" w:eastAsia="Cambria" w:hAnsi="Cambria"/>
+          <w:color w:val="2B2B33"/>
+          <w:sz w:val="21"/>
+          <w:szCs w:val="21"/>
+        </w:rPr>
+        <w:t xml:space="preserve"> (o estatuto de Davi) — contra os "perversos e malignos" (30.22) que não queriam repartir com os que ficaram exaustos junto à bagagem, Davi, já ungido rei, mas ainda sem trono, decide: "a mesma parte que cabe aos que foram à batalha será também a parte dos que ficaram com a bagagem; receberão partes iguais" (30.24) — e faz disso estatuto em Israel.</w:t>
+      </w:r>
+      <w:r>
+        <w:rPr>
+          <w:rStyle w:val="FootnoteReference"/>
+        </w:rPr>
+        <w:footnoteReference w:id="15"/>
+      </w:r>
+      <w:r>
+        <w:rPr>
+          <w:rFonts w:ascii="Cambria" w:cs="Cambria" w:eastAsia="Cambria" w:hAnsi="Cambria"/>
+          <w:color w:val="2B2B33"/>
+          <w:sz w:val="21"/>
+          <w:szCs w:val="21"/>
+        </w:rPr>
+        <w:t xml:space="preserve"> Listado por Snodgrass entre as fontes canônicas. </w:t>
+      </w:r>
+      <w:r>
+        <w:rPr>
+          <w:rFonts w:ascii="Cambria" w:cs="Cambria" w:eastAsia="Cambria" w:hAnsi="Cambria"/>
+          <w:i/>
+          <w:iCs/>
+          <w:color w:val="2B2B33"/>
+          <w:sz w:val="21"/>
+          <w:szCs w:val="21"/>
+        </w:rPr>
         <w:t xml:space="preserve">Tema/ tipo régio de porção igual, não alusão.</w:t>
       </w:r>
     </w:p>
@@ -4857,7 +5097,7 @@
           <w:sz w:val="21"/>
           <w:szCs w:val="21"/>
         </w:rPr>
-        <w:t xml:space="preserve"> — "ao que trabalha, o salário não é considerado como favor, e sim como dívida" — a lógica dos primeiros trabalhadores.</w:t>
+        <w:t xml:space="preserve"> — "para quem trabalha, o salário não é considerado como favor, mas como dívida" — a lógica dos primeiros trabalhadores.</w:t>
       </w:r>
     </w:p>
     <w:p>
@@ -4888,7 +5128,7 @@
           <w:sz w:val="21"/>
           <w:szCs w:val="21"/>
         </w:rPr>
-        <w:t xml:space="preserve"> — "somos servos inúteis; fizemos apenas o que devíamos" — contra a mentalidade de crédito.</w:t>
+        <w:t xml:space="preserve"> — "Somos servos inúteis, porque fizemos apenas o que devíamos fazer" — contra a mentalidade de crédito.</w:t>
       </w:r>
     </w:p>
     <w:p>
@@ -4919,7 +5159,7 @@
           <w:sz w:val="21"/>
           <w:szCs w:val="21"/>
         </w:rPr>
-        <w:t xml:space="preserve"> — "que tens tu que não tenhas recebido?"</w:t>
+        <w:t xml:space="preserve"> — "o que é que você tem que não tenha recebido?"</w:t>
       </w:r>
     </w:p>
     <w:p>
@@ -4983,7 +5223,7 @@
           <w:sz w:val="21"/>
           <w:szCs w:val="21"/>
         </w:rPr>
-        <w:t xml:space="preserve">Mateus, por meio de Jesus, persuade os discípulos — que perguntavam "o que teremos?" — de que a recompensa do Reino é dádiva da bondade soberana de Deus e não salário proporcional ao tempo de serviço, de modo que medir a graça pela comparação e ressentir-se da generosidade de Deus para com os "últimos" é ter o olho mau diante do Deus que é bom.</w:t>
+        <w:t xml:space="preserve">Mateus, por meio de Jesus, persuade os discípulos — que perguntavam "que será, pois, de nós?" — de que a recompensa do Reino é dádiva da bondade soberana de Deus e não salário proporcional ao tempo de serviço, de modo que medir a graça pela comparação e ressentir-se da generosidade de Deus para com os "últimos" é ter o olho mau diante do Deus que é bom.</w:t>
       </w:r>
     </w:p>
     <w:p>
@@ -5083,7 +5323,7 @@
           <w:sz w:val="21"/>
           <w:szCs w:val="21"/>
         </w:rPr>
-        <w:t xml:space="preserve"> (vv. 1, 8, 11) — "dono de casa / senhor da vinha" — a figura central; em Mateus, κύριος carrega ressonância divina, e οἰκοδεσπότης é usado para Deus/Cristo em outras parábolas (13.27; 21.33).</w:t>
+        <w:t xml:space="preserve"> (vv. 1, 8, 11) — "dono de casa / senhor da vinha" (NAA: "dono de terras", "dono da vinha") — a figura central; em Mateus, κύριος carrega ressonância divina, e οἰκοδεσπότης é usado para Deus/Cristo em outras parábolas (13.27; 21.33).</w:t>
       </w:r>
     </w:p>
     <w:p>
@@ -5475,6 +5715,12 @@
         </w:rPr>
         <w:t xml:space="preserve">: 20.13 (o murmurador), 22.12 (o homem sem veste nupcial), 26.50 (Judas). Tom de repreensão amável.</w:t>
       </w:r>
+      <w:r>
+        <w:rPr>
+          <w:rStyle w:val="FootnoteReference"/>
+        </w:rPr>
+        <w:footnoteReference w:id="16"/>
+      </w:r>
     </w:p>
     <w:p>
       <w:pPr>
@@ -5628,6 +5874,12 @@
         </w:rPr>
         <w:t xml:space="preserve"> com 19.3 ("é lícito?") — Blomberg.</w:t>
       </w:r>
+      <w:r>
+        <w:rPr>
+          <w:rStyle w:val="FootnoteReference"/>
+        </w:rPr>
+        <w:footnoteReference w:id="17"/>
+      </w:r>
     </w:p>
     <w:p>
       <w:pPr>
@@ -5679,6 +5931,12 @@
         </w:rPr>
         <w:t xml:space="preserve">. Fecha o arco com 19.16-17 (ἀγαθός) e com 6.23 (olho mau e riquezas). O ressentimento não é neutro: é o mal reagindo ao bem.</w:t>
       </w:r>
+      <w:r>
+        <w:rPr>
+          <w:rStyle w:val="FootnoteReference"/>
+        </w:rPr>
+        <w:footnoteReference w:id="18"/>
+      </w:r>
     </w:p>
     <w:p>
       <w:pPr>
@@ -5728,7 +5986,37 @@
           <w:sz w:val="21"/>
           <w:szCs w:val="21"/>
         </w:rPr>
-        <w:t xml:space="preserve"> (Nolland): os primeiros perdem a prioridade, os últimos são erguidos ao mesmo nível — "todo vale será aterrado, e nivelados todos os montes" (Is 40.4). Na imagem de MacArthur, a única forma de o primeiro ser o último e o último o primeiro é todos cruzarem a linha juntos. A inversão desfaz a </w:t>
+        <w:t xml:space="preserve"> (Nolland):</w:t>
+      </w:r>
+      <w:r>
+        <w:rPr>
+          <w:rStyle w:val="FootnoteReference"/>
+        </w:rPr>
+        <w:footnoteReference w:id="19"/>
+      </w:r>
+      <w:r>
+        <w:rPr>
+          <w:rFonts w:ascii="Cambria" w:cs="Cambria" w:eastAsia="Cambria" w:hAnsi="Cambria"/>
+          <w:color w:val="2B2B33"/>
+          <w:sz w:val="21"/>
+          <w:szCs w:val="21"/>
+        </w:rPr>
+        <w:t xml:space="preserve"> os primeiros perdem a prioridade, os últimos são erguidos ao mesmo nível — "Todos os vales serão levantados, e todos os montes e colinas serão rebaixados" (Is 40.4). Na imagem de MacArthur,</w:t>
+      </w:r>
+      <w:r>
+        <w:rPr>
+          <w:rStyle w:val="FootnoteReference"/>
+        </w:rPr>
+        <w:footnoteReference w:id="20"/>
+      </w:r>
+      <w:r>
+        <w:rPr>
+          <w:rFonts w:ascii="Cambria" w:cs="Cambria" w:eastAsia="Cambria" w:hAnsi="Cambria"/>
+          <w:color w:val="2B2B33"/>
+          <w:sz w:val="21"/>
+          <w:szCs w:val="21"/>
+        </w:rPr>
+        <w:t xml:space="preserve"> a única forma de o primeiro ser o último e o último o primeiro é todos cruzarem a linha juntos. A inversão desfaz a </w:t>
       </w:r>
       <w:r>
         <w:rPr>
@@ -5800,6 +6088,12 @@
           <w:szCs w:val="21"/>
         </w:rPr>
         <w:t xml:space="preserve">": do salário ao presente (Morris).</w:t>
+      </w:r>
+      <w:r>
+        <w:rPr>
+          <w:rStyle w:val="FootnoteReference"/>
+        </w:rPr>
+        <w:footnoteReference w:id="21"/>
       </w:r>
     </w:p>
     <w:p>
@@ -6844,7 +7138,7 @@
                 <w:sz w:val="18"/>
                 <w:szCs w:val="18"/>
               </w:rPr>
-              <w:t xml:space="preserve">"Por que ele come com eles?"</w:t>
+              <w:t xml:space="preserve">"Este recebe pecadores e come com eles" (15.2)</w:t>
             </w:r>
           </w:p>
         </w:tc>
@@ -6890,7 +7184,7 @@
                 <w:sz w:val="18"/>
                 <w:szCs w:val="18"/>
               </w:rPr>
-              <w:t xml:space="preserve">Que teremos?</w:t>
+              <w:t xml:space="preserve">Que será, pois, de nós?</w:t>
             </w:r>
             <w:r>
               <w:rPr>
@@ -6901,7 +7195,7 @@
                 <w:sz w:val="18"/>
                 <w:szCs w:val="18"/>
               </w:rPr>
-              <w:t xml:space="preserve">"</w:t>
+              <w:t xml:space="preserve">" (19.27)</w:t>
             </w:r>
           </w:p>
         </w:tc>
@@ -7343,7 +7637,7 @@
           <w:sz w:val="21"/>
           <w:szCs w:val="21"/>
         </w:rPr>
-        <w:t xml:space="preserve">A pergunta de Pedro (19.27): "que teremos?"</w:t>
+        <w:t xml:space="preserve">A pergunta de Pedro (19.27): "que será, pois, de nós?"</w:t>
       </w:r>
       <w:r>
         <w:rPr>
@@ -7536,7 +7830,22 @@
           <w:sz w:val="21"/>
           <w:szCs w:val="21"/>
         </w:rPr>
-        <w:t xml:space="preserve"> — logo depois, os discípulos encenam a doença diagnosticada: pedido de primeiros lugares e indignação dos dez. A parábola não falava de um risco hipotético. (Adams: </w:t>
+        <w:t xml:space="preserve"> — logo depois, os discípulos encenam a doença diagnosticada: pedido de primeiros lugares e indignação dos dez. A parábola não falava de um risco hipotético. (Adams</w:t>
+      </w:r>
+      <w:r>
+        <w:rPr>
+          <w:rStyle w:val="FootnoteReference"/>
+        </w:rPr>
+        <w:footnoteReference w:id="22"/>
+      </w:r>
+      <w:r>
+        <w:rPr>
+          <w:rFonts w:ascii="Cambria" w:cs="Cambria" w:eastAsia="Cambria" w:hAnsi="Cambria"/>
+          <w:color w:val="2B2B33"/>
+          <w:sz w:val="21"/>
+          <w:szCs w:val="21"/>
+        </w:rPr>
+        <w:t xml:space="preserve">: </w:t>
       </w:r>
       <w:r>
         <w:rPr>
@@ -7739,7 +8048,7 @@
           <w:sz w:val="21"/>
           <w:szCs w:val="21"/>
         </w:rPr>
-        <w:t xml:space="preserve"> a isso (o "que teremos?" de Pedro, o "pensaram que receberiam mais" do v. 10) a abandonar a lógica do salário e da comparação e a confiar na bondade livre do Rei. Com tom de </w:t>
+        <w:t xml:space="preserve"> a isso (o "que será, pois, de nós?" de Pedro, o "pensaram que receberiam mais" do v. 10) a abandonar a lógica do salário e da comparação e a confiar na bondade livre do Rei. Com tom de </w:t>
       </w:r>
       <w:r>
         <w:rPr>
@@ -8204,7 +8513,7 @@
           <w:sz w:val="21"/>
           <w:szCs w:val="21"/>
         </w:rPr>
-        <w:t xml:space="preserve"> ("deixamos tudo; que teremos?", 19.27) e, logo depois, </w:t>
+        <w:t xml:space="preserve"> ("deixamos tudo [...]; que será, pois, de nós?", 19.27) e, logo depois, </w:t>
       </w:r>
       <w:r>
         <w:rPr>
@@ -8601,7 +8910,22 @@
           <w:sz w:val="21"/>
           <w:szCs w:val="21"/>
         </w:rPr>
-        <w:t xml:space="preserve"> (Keller/Ferguson): a mentira da serpente — </w:t>
+        <w:t xml:space="preserve"> (Keller/Ferguson):</w:t>
+      </w:r>
+      <w:r>
+        <w:rPr>
+          <w:rStyle w:val="FootnoteReference"/>
+        </w:rPr>
+        <w:footnoteReference w:id="23"/>
+      </w:r>
+      <w:r>
+        <w:rPr>
+          <w:rFonts w:ascii="Cambria" w:cs="Cambria" w:eastAsia="Cambria" w:hAnsi="Cambria"/>
+          <w:color w:val="2B2B33"/>
+          <w:sz w:val="21"/>
+          <w:szCs w:val="21"/>
+        </w:rPr>
+        <w:t xml:space="preserve"> a mentira da serpente — </w:t>
       </w:r>
       <w:r>
         <w:rPr>
@@ -8687,7 +9011,22 @@
           <w:sz w:val="21"/>
           <w:szCs w:val="21"/>
         </w:rPr>
-        <w:t xml:space="preserve"> (Nolland): os primeiros murmuram "contra o dono da casa" (κατὰ τοῦ οἰκοδεσπότου, v. 11), não contra os outros trabalhadores. O olho mau é, antes de tudo, </w:t>
+        <w:t xml:space="preserve"> (Nolland):</w:t>
+      </w:r>
+      <w:r>
+        <w:rPr>
+          <w:rStyle w:val="FootnoteReference"/>
+        </w:rPr>
+        <w:footnoteReference w:id="24"/>
+      </w:r>
+      <w:r>
+        <w:rPr>
+          <w:rFonts w:ascii="Cambria" w:cs="Cambria" w:eastAsia="Cambria" w:hAnsi="Cambria"/>
+          <w:color w:val="2B2B33"/>
+          <w:sz w:val="21"/>
+          <w:szCs w:val="21"/>
+        </w:rPr>
+        <w:t xml:space="preserve"> os primeiros murmuram "contra o dono da casa" (κατὰ τοῦ οἰκοδεσπότου, v. 11), não contra os outros trabalhadores. O olho mau é, antes de tudo, </w:t>
       </w:r>
       <w:r>
         <w:rPr>
@@ -8733,7 +9072,7 @@
           <w:sz w:val="21"/>
           <w:szCs w:val="21"/>
         </w:rPr>
-        <w:t xml:space="preserve"> (Snodgrass): "o de </w:t>
+        <w:t xml:space="preserve"> (Snodgrass): "o generoso será abençoado, porque reparte o seu pão com os pobres" (Pv 22.9; cf. 28.22), e "o generoso", ao pé da letra, é "o de </w:t>
       </w:r>
       <w:r>
         <w:rPr>
@@ -8753,7 +9092,22 @@
           <w:sz w:val="21"/>
           <w:szCs w:val="21"/>
         </w:rPr>
-        <w:t xml:space="preserve"> será abençoado, porque dá do seu pão ao pobre" (Pv 22.9; cf. 28.22). O jovem rico não quis dar aos pobres (19.21-22); o dono dá a quem "ninguém contratou". Deus é "bom" (19.17) justamente porque dá aos pobres. Os primeiros trabalhadores, que deixaram tudo, descobrem dentro de si o mesmo olho do homem que não quis deixar nada: um olho que mede o bem pelo que fica comigo.</w:t>
+        <w:t xml:space="preserve">".</w:t>
+      </w:r>
+      <w:r>
+        <w:rPr>
+          <w:rStyle w:val="FootnoteReference"/>
+        </w:rPr>
+        <w:footnoteReference w:id="25"/>
+      </w:r>
+      <w:r>
+        <w:rPr>
+          <w:rFonts w:ascii="Cambria" w:cs="Cambria" w:eastAsia="Cambria" w:hAnsi="Cambria"/>
+          <w:color w:val="2B2B33"/>
+          <w:sz w:val="21"/>
+          <w:szCs w:val="21"/>
+        </w:rPr>
+        <w:t xml:space="preserve"> O jovem rico não quis dar aos pobres (19.21-22); o dono dá a quem "ninguém contratou". Deus é "bom" (19.17) justamente porque dá aos pobres. Os primeiros trabalhadores, que deixaram tudo, descobrem dentro de si o mesmo olho do homem que não quis deixar nada: um olho que mede o bem pelo que fica comigo.</w:t>
       </w:r>
     </w:p>
     <w:p>
@@ -8779,7 +9133,22 @@
           <w:sz w:val="21"/>
           <w:szCs w:val="21"/>
         </w:rPr>
-        <w:t xml:space="preserve"> (Rienecker + Rev. Allan): </w:t>
+        <w:t xml:space="preserve"> (Rienecker + Rev. Allan):</w:t>
+      </w:r>
+      <w:r>
+        <w:rPr>
+          <w:rStyle w:val="FootnoteReference"/>
+        </w:rPr>
+        <w:footnoteReference w:id="26"/>
+      </w:r>
+      <w:r>
+        <w:rPr>
+          <w:rFonts w:ascii="Cambria" w:cs="Cambria" w:eastAsia="Cambria" w:hAnsi="Cambria"/>
+          <w:color w:val="2B2B33"/>
+          <w:sz w:val="21"/>
+          <w:szCs w:val="21"/>
+        </w:rPr>
+        <w:t xml:space="preserve"> </w:t>
       </w:r>
       <w:r>
         <w:rPr>
@@ -8799,7 +9168,7 @@
           <w:sz w:val="21"/>
           <w:szCs w:val="21"/>
         </w:rPr>
-        <w:t xml:space="preserve">. Israel, chamado primeiro, "tornou o presente da graça cada vez mais um meio para alcançar méritos" (Rienecker, p. 335); é o mesmo risco de Pedro em 19.27 — e o nosso. "Quem realiza boas obras por causa da recompensa somente se irritará com a bondade de Deus" (Rienecker).</w:t>
+        <w:t xml:space="preserve">. Israel, chamado primeiro, "tornou o presente da graça cada vez mais um meio para alcançar méritos" (Rienecker); é o mesmo risco de Pedro em 19.27 — e o nosso. "Quem realiza boas obras por causa da recompensa somente se irritará com a bondade de Deus" (Rienecker).</w:t>
       </w:r>
     </w:p>
     <w:p>
@@ -8825,7 +9194,22 @@
           <w:sz w:val="21"/>
           <w:szCs w:val="21"/>
         </w:rPr>
-        <w:t xml:space="preserve"> (Hendriksen, p. 288, corrigido): (a) o </w:t>
+        <w:t xml:space="preserve"> (Hendriksen, corrigido):</w:t>
+      </w:r>
+      <w:r>
+        <w:rPr>
+          <w:rStyle w:val="FootnoteReference"/>
+        </w:rPr>
+        <w:footnoteReference w:id="27"/>
+      </w:r>
+      <w:r>
+        <w:rPr>
+          <w:rFonts w:ascii="Cambria" w:cs="Cambria" w:eastAsia="Cambria" w:hAnsi="Cambria"/>
+          <w:color w:val="2B2B33"/>
+          <w:sz w:val="21"/>
+          <w:szCs w:val="21"/>
+        </w:rPr>
+        <w:t xml:space="preserve"> (a) o </w:t>
       </w:r>
       <w:r>
         <w:rPr>
@@ -9912,6 +10296,12 @@
       </w:r>
       <w:r>
         <w:rPr>
+          <w:rStyle w:val="FootnoteReference"/>
+        </w:rPr>
+        <w:footnoteReference w:id="28"/>
+      </w:r>
+      <w:r>
+        <w:rPr>
           <w:rFonts w:ascii="Cambria" w:cs="Cambria" w:eastAsia="Cambria" w:hAnsi="Cambria"/>
           <w:color w:val="2B2B33"/>
           <w:sz w:val="21"/>
@@ -10008,7 +10398,7 @@
           <w:sz w:val="21"/>
           <w:szCs w:val="21"/>
         </w:rPr>
-        <w:t xml:space="preserve">: ninguém conquistou o próprio ponto de partida (saúde, família, talento, a hora em que foi chamado) — "que tens que não tenhas recebido?" (1Co 4.7). Michael Sandel (</w:t>
+        <w:t xml:space="preserve">: ninguém conquistou o próprio ponto de partida (saúde, família, talento, a hora em que foi chamado) — "o que é que você tem que não tenha recebido?" (1Co 4.7). Michael Sandel (</w:t>
       </w:r>
       <w:r>
         <w:rPr>
@@ -10028,7 +10418,22 @@
           <w:sz w:val="21"/>
           <w:szCs w:val="21"/>
         </w:rPr>
-        <w:t xml:space="preserve">) mostra o preço disso: soberba nos que vencem, humilhação nos que perdem. </w:t>
+        <w:t xml:space="preserve">)</w:t>
+      </w:r>
+      <w:r>
+        <w:rPr>
+          <w:rStyle w:val="FootnoteReference"/>
+        </w:rPr>
+        <w:footnoteReference w:id="29"/>
+      </w:r>
+      <w:r>
+        <w:rPr>
+          <w:rFonts w:ascii="Cambria" w:cs="Cambria" w:eastAsia="Cambria" w:hAnsi="Cambria"/>
+          <w:color w:val="2B2B33"/>
+          <w:sz w:val="21"/>
+          <w:szCs w:val="21"/>
+        </w:rPr>
+        <w:t xml:space="preserve"> mostra o preço disso: soberba nos que vencem, humilhação nos que perdem. </w:t>
       </w:r>
       <w:r>
         <w:rPr>
@@ -10070,7 +10475,22 @@
           <w:sz w:val="21"/>
           <w:szCs w:val="21"/>
         </w:rPr>
-        <w:t xml:space="preserve"> — a "sociedade do desempenho": o valor pessoal é produzido e medido por resultados. E, como só se mede em relação aos outros, a identidade precisa da </w:t>
+        <w:t xml:space="preserve"> — a "sociedade do desempenho":</w:t>
+      </w:r>
+      <w:r>
+        <w:rPr>
+          <w:rStyle w:val="FootnoteReference"/>
+        </w:rPr>
+        <w:footnoteReference w:id="30"/>
+      </w:r>
+      <w:r>
+        <w:rPr>
+          <w:rFonts w:ascii="Cambria" w:cs="Cambria" w:eastAsia="Cambria" w:hAnsi="Cambria"/>
+          <w:color w:val="2B2B33"/>
+          <w:sz w:val="21"/>
+          <w:szCs w:val="21"/>
+        </w:rPr>
+        <w:t xml:space="preserve"> o valor pessoal é produzido e medido por resultados. E, como só se mede em relação aos outros, a identidade precisa da </w:t>
       </w:r>
       <w:r>
         <w:rPr>
@@ -10287,7 +10707,7 @@
           <w:sz w:val="21"/>
           <w:szCs w:val="21"/>
         </w:rPr>
-        <w:t xml:space="preserve"> — "eu dei tudo para a obra, e olha o que eu ganhei": o servo que adoece de amargura quando o filho se desvia, a cura não vem ou o irmão "menos comprometido" prospera (cf. Sl 73.3, 13: "invejava os arrogantes... em vão purifiquei o coração").</w:t>
+        <w:t xml:space="preserve"> — "eu dei tudo para a obra, e olha o que eu ganhei": o servo que adoece de amargura quando o filho se desvia, a cura não vem ou o irmão "menos comprometido" prospera (cf. Sl 73.3, 13: "eu invejava os arrogantes [...]. Com certeza foi inútil conservar puro o meu coração").</w:t>
       </w:r>
     </w:p>
     <w:p>
@@ -10369,7 +10789,22 @@
           <w:sz w:val="21"/>
           <w:szCs w:val="21"/>
         </w:rPr>
-        <w:t xml:space="preserve"> do mesmo mercenarismo (Rev. Allan): "uma busca por Deus apenas por suas recompensas — do grotesco ao sutil. Sutil: buscar a Deus para se sentir bem." A prosperidade é a versão grosseira (Deus paga em dinheiro); a religião terapêutica é a versão refinada (Deus paga em paz, autoestima, equilíbrio emocional). Nas duas, Deus é meio, e a recompensa é o fim.</w:t>
+        <w:t xml:space="preserve"> do mesmo mercenarismo (Rev. Allan):</w:t>
+      </w:r>
+      <w:r>
+        <w:rPr>
+          <w:rStyle w:val="FootnoteReference"/>
+        </w:rPr>
+        <w:footnoteReference w:id="31"/>
+      </w:r>
+      <w:r>
+        <w:rPr>
+          <w:rFonts w:ascii="Cambria" w:cs="Cambria" w:eastAsia="Cambria" w:hAnsi="Cambria"/>
+          <w:color w:val="2B2B33"/>
+          <w:sz w:val="21"/>
+          <w:szCs w:val="21"/>
+        </w:rPr>
+        <w:t xml:space="preserve"> "uma busca por Deus apenas por suas recompensas — do grotesco ao sutil. Sutil: buscar a Deus para se sentir bem." A prosperidade é a versão grosseira (Deus paga em dinheiro); a religião terapêutica é a versão refinada (Deus paga em paz, autoestima, equilíbrio emocional). Nas duas, Deus é meio, e a recompensa é o fim.</w:t>
       </w:r>
     </w:p>
     <w:p>
@@ -10814,7 +11249,7 @@
           <w:sz w:val="21"/>
           <w:szCs w:val="21"/>
         </w:rPr>
-        <w:t xml:space="preserve"> — "graça é graça, nada que eu faço importa": esvazia 19.28-29 e 1Co 15.58 ("o vosso trabalho não é vão no Senhor"). O texto não abole a recompensa; muda a sua fonte.</w:t>
+        <w:t xml:space="preserve"> — "graça é graça, nada que eu faço importa": esvazia 19.28-29 e 1Co 15.58 ("no Senhor, o trabalho de vocês não é vão"). O texto não abole a recompensa; muda a sua fonte.</w:t>
       </w:r>
     </w:p>
     <w:p>
@@ -11155,7 +11590,7 @@
           <w:sz w:val="21"/>
           <w:szCs w:val="21"/>
         </w:rPr>
-        <w:t xml:space="preserve">: não um contrato que eu audito, mas um Senhor cuja bondade foi provada — "aquele que não poupou o próprio Filho... como não nos dará graciosamente com ele todas as coisas?" (Rm 8.32).</w:t>
+        <w:t xml:space="preserve">: não um contrato que eu audito, mas um Senhor cuja bondade foi provada — "Aquele que não poupou o seu próprio Filho, mas por todos nós o entregou, será que não nos dará graciosamente com ele todas as coisas?" (Rm 8.32).</w:t>
       </w:r>
     </w:p>
     <w:p>
@@ -11186,7 +11621,7 @@
           <w:sz w:val="21"/>
           <w:szCs w:val="21"/>
         </w:rPr>
-        <w:t xml:space="preserve">: no Reino não somos diaristas disputando posição, mas filhos — "tudo o que é meu é teu" (Lc 15.31). Quem é filho não precisa estar acima de ninguém.</w:t>
+        <w:t xml:space="preserve">: no Reino não somos diaristas disputando posição, mas filhos — "tudo o que eu tenho é seu" (Lc 15.31). Quem é filho não precisa estar acima de ninguém.</w:t>
       </w:r>
     </w:p>
     <w:p>
@@ -11630,7 +12065,7 @@
           <w:sz w:val="21"/>
           <w:szCs w:val="21"/>
         </w:rPr>
-        <w:t xml:space="preserve"> O contexto já disse: "para os homens é impossível" (19.26). Ninguém deu primeiro a Deus para que Ele precise retribuir (Rm 11.35); mesmo cumprindo tudo, "somos servos inúteis" (Lc 17.10). Na verdade, o único salário que conquistamos é a morte (Rm 6.23). A exigência do texto nos expõe: somos piores que os murmuradores — eles ao menos cumpriram o contrato.</w:t>
+        <w:t xml:space="preserve"> O contexto já disse: "para os seres humanos isto é impossível" (19.26). Ninguém deu primeiro a Deus para que Ele precise retribuir (Rm 11.35); mesmo cumprindo tudo, "Somos servos inúteis" (Lc 17.10). Na verdade, o único salário que conquistamos é a morte (Rm 6.23). A exigência do texto nos expõe: somos piores que os murmuradores — eles ao menos cumpriram o contrato.</w:t>
       </w:r>
     </w:p>
     <w:p>
@@ -11674,7 +12109,22 @@
           <w:sz w:val="21"/>
           <w:szCs w:val="21"/>
         </w:rPr>
-        <w:t xml:space="preserve"> (Keller/Simeon Trust) mais naturais para este texto: </w:t>
+        <w:t xml:space="preserve"> (Keller/Simeon Trust)</w:t>
+      </w:r>
+      <w:r>
+        <w:rPr>
+          <w:rStyle w:val="FootnoteReference"/>
+        </w:rPr>
+        <w:footnoteReference w:id="32"/>
+      </w:r>
+      <w:r>
+        <w:rPr>
+          <w:rFonts w:ascii="Cambria" w:cs="Cambria" w:eastAsia="Cambria" w:hAnsi="Cambria"/>
+          <w:color w:val="2B2B33"/>
+          <w:sz w:val="21"/>
+          <w:szCs w:val="21"/>
+        </w:rPr>
+        <w:t xml:space="preserve"> mais naturais para este texto: </w:t>
       </w:r>
       <w:r>
         <w:rPr>
@@ -11880,7 +12330,7 @@
           <w:sz w:val="21"/>
           <w:szCs w:val="21"/>
         </w:rPr>
-        <w:t xml:space="preserve"> Na cruz, Deus é "justo e justificador" (Rm 3.26) — a tensão do v. 15 resolvida.</w:t>
+        <w:t xml:space="preserve"> Na cruz, Deus é "justo e o justificador" (Rm 3.26) — a tensão do v. 15 resolvida.</w:t>
       </w:r>
     </w:p>
     <w:p>
@@ -12037,7 +12487,7 @@
           <w:sz w:val="21"/>
           <w:szCs w:val="21"/>
         </w:rPr>
-        <w:t xml:space="preserve">: "Graças te dou, ó Pai... sim, ó Pai, porque assim foi do teu agrado" (Mt 11.25-26). Onde os primeiros murmuram contra o "eu quero" do dono, o Filho se alegra no "assim te agradou" do Pai.</w:t>
+        <w:t xml:space="preserve">: "Graças te dou, ó Pai [...]. Sim, ó Pai, porque assim foi do teu agrado" (Mt 11.25-26). Onde os primeiros murmuram contra o "eu quero" do dono, o Filho se alegra no "assim te agradou" do Pai.</w:t>
       </w:r>
     </w:p>
     <w:p>
@@ -12068,7 +12518,22 @@
           <w:sz w:val="21"/>
           <w:szCs w:val="21"/>
         </w:rPr>
-        <w:t xml:space="preserve">: a hora sexta e a nona da parábola (v. 5) reaparecem em Mateus como as horas das trevas sobre a cruz (27.45-46). Quem suportou o verdadeiro "calor escaldante" — o juízo — foi o Filho, entre a hora sexta e a nona. Usar como imagem, sinalizada como tal, não como chave da parábola.</w:t>
+        <w:t xml:space="preserve">: a hora sexta e a nona da parábola (v. 5) reaparecem em Mateus como as horas das trevas sobre a cruz (27.45-46).</w:t>
+      </w:r>
+      <w:r>
+        <w:rPr>
+          <w:rStyle w:val="FootnoteReference"/>
+        </w:rPr>
+        <w:footnoteReference w:id="33"/>
+      </w:r>
+      <w:r>
+        <w:rPr>
+          <w:rFonts w:ascii="Cambria" w:cs="Cambria" w:eastAsia="Cambria" w:hAnsi="Cambria"/>
+          <w:color w:val="2B2B33"/>
+          <w:sz w:val="21"/>
+          <w:szCs w:val="21"/>
+        </w:rPr>
+        <w:t xml:space="preserve"> Quem suportou o verdadeiro "calor escaldante" — o juízo — foi o Filho, entre a hora sexta e a nona. Usar como imagem, sinalizada como tal, não como chave da parábola.</w:t>
       </w:r>
     </w:p>
     <w:p>
@@ -12105,7 +12570,7 @@
           <w:sz w:val="21"/>
           <w:szCs w:val="21"/>
         </w:rPr>
-        <w:t xml:space="preserve">Gn 2.16: "de </w:t>
+        <w:t xml:space="preserve">Gn 2.16: "De </w:t>
       </w:r>
       <w:r>
         <w:rPr>
@@ -12125,7 +12590,7 @@
           <w:sz w:val="21"/>
           <w:szCs w:val="21"/>
         </w:rPr>
-        <w:t xml:space="preserve"> árvore comerás </w:t>
+        <w:t xml:space="preserve"> árvore do jardim você pode comer </w:t>
       </w:r>
       <w:r>
         <w:rPr>
@@ -12145,7 +12610,42 @@
           <w:sz w:val="21"/>
           <w:szCs w:val="21"/>
         </w:rPr>
-        <w:t xml:space="preserve">" — o Deus generoso da criação. Gn 3.1: a serpente reescreve a generosidade como mesquinhez ("é assim que Deus disse: não comereis de toda árvore?"). </w:t>
+        <w:t xml:space="preserve">" — o Deus generoso da criação. Gn 3.1: a serpente reescreve a generosidade como mesquinhez ("É verdade que Deus disse: 'Não comam do fruto de </w:t>
+      </w:r>
+      <w:r>
+        <w:rPr>
+          <w:rFonts w:ascii="Cambria" w:cs="Cambria" w:eastAsia="Cambria" w:hAnsi="Cambria"/>
+          <w:b/>
+          <w:bCs/>
+          <w:color w:val="2B2B33"/>
+          <w:sz w:val="21"/>
+          <w:szCs w:val="21"/>
+        </w:rPr>
+        <w:t xml:space="preserve">nenhuma</w:t>
+      </w:r>
+      <w:r>
+        <w:rPr>
+          <w:rFonts w:ascii="Cambria" w:cs="Cambria" w:eastAsia="Cambria" w:hAnsi="Cambria"/>
+          <w:color w:val="2B2B33"/>
+          <w:sz w:val="21"/>
+          <w:szCs w:val="21"/>
+        </w:rPr>
+        <w:t xml:space="preserve"> árvore do jardim'?").</w:t>
+      </w:r>
+      <w:r>
+        <w:rPr>
+          <w:rStyle w:val="FootnoteReference"/>
+        </w:rPr>
+        <w:footnoteReference w:id="34"/>
+      </w:r>
+      <w:r>
+        <w:rPr>
+          <w:rFonts w:ascii="Cambria" w:cs="Cambria" w:eastAsia="Cambria" w:hAnsi="Cambria"/>
+          <w:color w:val="2B2B33"/>
+          <w:sz w:val="21"/>
+          <w:szCs w:val="21"/>
+        </w:rPr>
+        <w:t xml:space="preserve"> </w:t>
       </w:r>
       <w:r>
         <w:rPr>
@@ -12302,7 +12802,22 @@
           <w:sz w:val="21"/>
           <w:szCs w:val="21"/>
         </w:rPr>
-        <w:t xml:space="preserve"> (Rev. Allan): </w:t>
+        <w:t xml:space="preserve"> (Rev. Allan):</w:t>
+      </w:r>
+      <w:r>
+        <w:rPr>
+          <w:rStyle w:val="FootnoteReference"/>
+        </w:rPr>
+        <w:footnoteReference w:id="35"/>
+      </w:r>
+      <w:r>
+        <w:rPr>
+          <w:rFonts w:ascii="Cambria" w:cs="Cambria" w:eastAsia="Cambria" w:hAnsi="Cambria"/>
+          <w:color w:val="2B2B33"/>
+          <w:sz w:val="21"/>
+          <w:szCs w:val="21"/>
+        </w:rPr>
+        <w:t xml:space="preserve"> </w:t>
       </w:r>
       <w:r>
         <w:rPr>
@@ -12342,7 +12857,22 @@
           <w:sz w:val="21"/>
           <w:szCs w:val="21"/>
         </w:rPr>
-        <w:t xml:space="preserve">: Deus, "sem nenhum mérito meu, por pura graça, me concede e imputa a perfeita satisfação, justiça e santidade de Cristo, como se eu nunca tivesse tido nem cometido pecado algum, e como se eu mesmo tivesse cumprido toda a obediência que Cristo cumpriu por mim". É exatamente receber "como se tivesse trabalhado o dia inteiro". </w:t>
+        <w:t xml:space="preserve">: Deus, "sem nenhum mérito meu, por pura graça, me concede e imputa a perfeita satisfação, justiça e santidade de Cristo, como se eu nunca tivesse tido nem cometido pecado algum, e como se eu mesmo tivesse cumprido toda a obediência que Cristo cumpriu por mim".</w:t>
+      </w:r>
+      <w:r>
+        <w:rPr>
+          <w:rStyle w:val="FootnoteReference"/>
+        </w:rPr>
+        <w:footnoteReference w:id="36"/>
+      </w:r>
+      <w:r>
+        <w:rPr>
+          <w:rFonts w:ascii="Cambria" w:cs="Cambria" w:eastAsia="Cambria" w:hAnsi="Cambria"/>
+          <w:color w:val="2B2B33"/>
+          <w:sz w:val="21"/>
+          <w:szCs w:val="21"/>
+        </w:rPr>
+        <w:t xml:space="preserve"> É exatamente receber "como se tivesse trabalhado o dia inteiro". </w:t>
       </w:r>
       <w:r>
         <w:rPr>
@@ -12379,7 +12909,7 @@
           <w:sz w:val="21"/>
           <w:szCs w:val="21"/>
         </w:rPr>
-        <w:t xml:space="preserve"> (1Sm 30.21-25): Davi, o rei ungido, venceu a batalha e decretou que os exaustos que ficaram com a bagagem recebessem a mesma porção dos que lutaram, contra os "maus e filhos de Belial" que não queriam repartir. O Filho de Davi (Mt 20.30-31: "Senhor, Filho de Davi, tem compaixão de nós!") vence a batalha sozinho na cruz e reparte o despojo com quem ficou para trás. </w:t>
+        <w:t xml:space="preserve"> (1Sm 30.21-25): Davi, já ungido rei, mas ainda sem trono, venceu a batalha e decretou que os exaustos que ficaram com a bagagem recebessem a mesma porção dos que lutaram ("receberão partes iguais", 30.24), contra os "perversos e malignos" que não queriam repartir. O Filho de Davi (Mt 20.30-31: "Senhor, Filho de Davi, tenha compaixão de nós!") vence a batalha sozinho na cruz e reparte o despojo com quem ficou para trás. </w:t>
       </w:r>
       <w:r>
         <w:rPr>
@@ -12807,7 +13337,22 @@
           <w:sz w:val="21"/>
           <w:szCs w:val="21"/>
         </w:rPr>
-        <w:t xml:space="preserve">: "Eu sou o teu escudo, o teu grandíssimo galardão" (Gn 15.1, ARC). </w:t>
+        <w:t xml:space="preserve">: "Quem tenho eu no céu além de ti? [...] Deus é a fortaleza do meu coração e a minha herança para sempre" (Sl 73.25-26; cf. Sl 16.5).</w:t>
+      </w:r>
+      <w:r>
+        <w:rPr>
+          <w:rStyle w:val="FootnoteReference"/>
+        </w:rPr>
+        <w:footnoteReference w:id="37"/>
+      </w:r>
+      <w:r>
+        <w:rPr>
+          <w:rFonts w:ascii="Cambria" w:cs="Cambria" w:eastAsia="Cambria" w:hAnsi="Cambria"/>
+          <w:color w:val="2B2B33"/>
+          <w:sz w:val="21"/>
+          <w:szCs w:val="21"/>
+        </w:rPr>
+        <w:t xml:space="preserve"> </w:t>
       </w:r>
       <w:r>
         <w:rPr>
@@ -12959,7 +13504,22 @@
           <w:sz w:val="21"/>
           <w:szCs w:val="21"/>
         </w:rPr>
-        <w:t xml:space="preserve">: a seção que diagnostica o olho mau termina com Jesus curando olhos. A mãe dos filhos de Zebedeu ouve "que queres?" (20.21) e pede tronos; dois cegos ouvem a mesma pergunta (20.32) e pedem: "Senhor, que se abram os nossos olhos" (20.33). Jesus, "movido de íntima compaixão, tocou-lhes os olhos, e imediatamente recuperaram a vista e o foram seguindo" (20.34). O olho que a parábola expõe não se cura com esforço; cura-se pelo toque de Cristo — e o fruto da vista recuperada não é status, é </w:t>
+        <w:t xml:space="preserve">: a seção que diagnostica o olho mau termina com Jesus curando olhos. A mãe dos filhos de Zebedeu ouve "o que você quer?" (20.21) e pede tronos; dois cegos ouvem a mesma pergunta (20.32) e pedem: "Senhor, que se abram os nossos olhos" (20.33). "Profundamente compadecido, Jesus tocou nos olhos deles. E imediatamente recuperaram a vista e o seguiram" (20.34).</w:t>
+      </w:r>
+      <w:r>
+        <w:rPr>
+          <w:rStyle w:val="FootnoteReference"/>
+        </w:rPr>
+        <w:footnoteReference w:id="38"/>
+      </w:r>
+      <w:r>
+        <w:rPr>
+          <w:rFonts w:ascii="Cambria" w:cs="Cambria" w:eastAsia="Cambria" w:hAnsi="Cambria"/>
+          <w:color w:val="2B2B33"/>
+          <w:sz w:val="21"/>
+          <w:szCs w:val="21"/>
+        </w:rPr>
+        <w:t xml:space="preserve"> O olho que a parábola expõe não se cura com esforço; cura-se pelo toque de Cristo — e o fruto da vista recuperada não é status, é </w:t>
       </w:r>
       <w:r>
         <w:rPr>
@@ -12999,7 +13559,7 @@
           <w:sz w:val="21"/>
           <w:szCs w:val="21"/>
         </w:rPr>
-        <w:t xml:space="preserve"> ("tem compaixão de nós", 20.30-31): é a postura dos da undécima hora. </w:t>
+        <w:t xml:space="preserve"> ("tenha compaixão de nós", 20.30-31): é a postura dos da undécima hora. </w:t>
       </w:r>
       <w:r>
         <w:rPr>
@@ -13555,7 +14115,7 @@
           <w:sz w:val="21"/>
           <w:szCs w:val="21"/>
         </w:rPr>
-        <w:t xml:space="preserve">; diga a ele uma palavra de alegria sincera; e, se puder, ajude-o a florescer. "Alegrai-vos com os que se alegram" (Rm 12.15) é o mandamento mais difícil para o olho mau — e por isso é o remédio.</w:t>
+        <w:t xml:space="preserve">; diga a ele uma palavra de alegria sincera; e, se puder, ajude-o a florescer. "Alegrem-se com os que se alegram" (Rm 12.15) é o mandamento mais difícil para o olho mau — e por isso é o remédio.</w:t>
       </w:r>
     </w:p>
     <w:p>
@@ -13586,7 +14146,7 @@
           <w:sz w:val="21"/>
           <w:szCs w:val="21"/>
         </w:rPr>
-        <w:t xml:space="preserve"> Fazer, nesta semana, um serviço que ninguém vai saber (Mt 6.1-4). Serviço anônimo desliga o caixa. "Do Senhor recebereis a recompensa da herança" (Cl 3.23-24) — deixar a recompensa com quem paga bem.</w:t>
+        <w:t xml:space="preserve"> Fazer, nesta semana, um serviço que ninguém vai saber (Mt 6.1-4). Serviço anônimo desliga o caixa. "receberão do Senhor a recompensa da herança" (Cl 3.23-24) — deixar a recompensa com quem paga bem.</w:t>
       </w:r>
     </w:p>
     <w:p>
@@ -13928,6 +14488,12 @@
           <w:szCs w:val="21"/>
         </w:rPr>
         <w:t xml:space="preserve">:</w:t>
+      </w:r>
+      <w:r>
+        <w:rPr>
+          <w:rStyle w:val="FootnoteReference"/>
+        </w:rPr>
+        <w:footnoteReference w:id="39"/>
       </w:r>
     </w:p>
     <w:p>
@@ -14151,6 +14717,12 @@
           <w:szCs w:val="24"/>
         </w:rPr>
         <w:t xml:space="preserve">Fontes consultadas</w:t>
+      </w:r>
+      <w:r>
+        <w:rPr>
+          <w:rStyle w:val="FootnoteReference"/>
+        </w:rPr>
+        <w:footnoteReference w:id="40"/>
       </w:r>
     </w:p>
     <w:tbl>
@@ -16416,7 +16988,22 @@
           <w:sz w:val="21"/>
           <w:szCs w:val="21"/>
         </w:rPr>
-        <w:t xml:space="preserve"> — Turner, Snodgrass, France, Wright, Doriani, MacArthur, Morris, Nolland (para Mateus). Só a linha de Jeremias (citada e rejeitada por Snodgrass e Osborne) desloca o alvo para os fariseus.</w:t>
+        <w:t xml:space="preserve"> — Turner, Snodgrass, France, Wright, Doriani, MacArthur, Morris, Nolland (para Mateus). Só a linha de Jeremias</w:t>
+      </w:r>
+      <w:r>
+        <w:rPr>
+          <w:rStyle w:val="FootnoteReference"/>
+        </w:rPr>
+        <w:footnoteReference w:id="41"/>
+      </w:r>
+      <w:r>
+        <w:rPr>
+          <w:rFonts w:ascii="Cambria" w:cs="Cambria" w:eastAsia="Cambria" w:hAnsi="Cambria"/>
+          <w:color w:val="2B2B33"/>
+          <w:sz w:val="21"/>
+          <w:szCs w:val="21"/>
+        </w:rPr>
+        <w:t xml:space="preserve"> (citada e rejeitada por Snodgrass e Osborne) desloca o alvo para os fariseus.</w:t>
       </w:r>
     </w:p>
     <w:p>
@@ -16447,7 +17034,7 @@
           <w:sz w:val="21"/>
           <w:szCs w:val="21"/>
         </w:rPr>
-        <w:t xml:space="preserve"> ("que teremos?"), emoldurada por 19.30/20.16 — unânime.</w:t>
+        <w:t xml:space="preserve"> ("que será, pois, de nós?"), emoldurada por 19.30/20.16 — unânime.</w:t>
       </w:r>
     </w:p>
     <w:p>
@@ -16478,7 +17065,7 @@
           <w:sz w:val="21"/>
           <w:szCs w:val="21"/>
         </w:rPr>
-        <w:t xml:space="preserve"> ("um só é bom") — Turner, Snodgrass, France, Osborne.</w:t>
+        <w:t xml:space="preserve"> ("Bom só existe um") — Turner, Snodgrass, France, Osborne.</w:t>
       </w:r>
     </w:p>
     <w:p>
@@ -16919,7 +17506,7 @@
           <w:sz w:val="21"/>
           <w:szCs w:val="21"/>
         </w:rPr>
-        <w:t xml:space="preserve"> (Snodgrass): Pv 22.9 — "o de olho bom abençoa, porque dá do seu pão ao pobre". O jovem rico não quis dar aos pobres (19.21-22); o dono dá aos que ninguém contratou. Deus é "bom" (19.17) justamente porque dá aos pobres. O olho mau é o olho do jovem rico.</w:t>
+        <w:t xml:space="preserve"> (Snodgrass): Pv 22.9 — ao pé da letra, "o de olho bom [...] dá do seu pão ao pobre" (NAA: "O generoso será abençoado, porque reparte o seu pão com os pobres"). O jovem rico não quis dar aos pobres (19.21-22); o dono dá aos que ninguém contratou. Deus é "bom" (19.17) justamente porque dá aos pobres. O olho mau é o olho do jovem rico.</w:t>
       </w:r>
     </w:p>
     <w:p>
@@ -16950,7 +17537,7 @@
           <w:sz w:val="21"/>
           <w:szCs w:val="21"/>
         </w:rPr>
-        <w:t xml:space="preserve"> (Snodgrass, desenvolvido aqui): a mãe dos Zebedeus ouve "que queres?" (20.21) e pede tronos; os cegos ouvem a mesma pergunta (20.32) e pedem "que se abram os nossos olhos" (20.33) — e seguem Jesus. A seção que diagnostica o </w:t>
+        <w:t xml:space="preserve"> (Snodgrass, desenvolvido aqui): a mãe dos Zebedeus ouve "o que você quer?" (20.21) e pede tronos; os cegos ouvem a mesma pergunta (20.32) e pedem "que se abram os nossos olhos" (20.33) — e seguem Jesus. A seção que diagnostica o </w:t>
       </w:r>
       <w:r>
         <w:rPr>
@@ -17114,7 +17701,22 @@
           <w:sz w:val="21"/>
           <w:szCs w:val="21"/>
         </w:rPr>
-        <w:t xml:space="preserve"> (Harnish, via Osborne): a cena final é um tribunal invertido. </w:t>
+        <w:t xml:space="preserve"> (Harnisch, via Osborne)</w:t>
+      </w:r>
+      <w:r>
+        <w:rPr>
+          <w:rStyle w:val="FootnoteReference"/>
+        </w:rPr>
+        <w:footnoteReference w:id="42"/>
+      </w:r>
+      <w:r>
+        <w:rPr>
+          <w:rFonts w:ascii="Cambria" w:cs="Cambria" w:eastAsia="Cambria" w:hAnsi="Cambria"/>
+          <w:color w:val="2B2B33"/>
+          <w:sz w:val="21"/>
+          <w:szCs w:val="21"/>
+        </w:rPr>
+        <w:t xml:space="preserve">: a cena final é um tribunal invertido. </w:t>
       </w:r>
       <w:r>
         <w:rPr>
@@ -17220,7 +17822,22 @@
           <w:sz w:val="21"/>
           <w:szCs w:val="21"/>
         </w:rPr>
-        <w:t xml:space="preserve"> (Kistemaker, Snodgrass, France): ao fim das obras do templo, cerca de 18 mil trabalhadores ficaram sem trabalho; o pagamento era feito pelo dia inteiro, ainda que se trabalhasse uma hora. Mostra que o gesto era </w:t>
+        <w:t xml:space="preserve"> (Kistemaker, Snodgrass, France): ao fim das obras do templo, quem trabalhava mesmo uma hora do dia recebia logo o pagamento, e ao fim delas cerca de 18 mil trabalhadores ficaram sem ocupação.</w:t>
+      </w:r>
+      <w:r>
+        <w:rPr>
+          <w:rStyle w:val="FootnoteReference"/>
+        </w:rPr>
+        <w:footnoteReference w:id="43"/>
+      </w:r>
+      <w:r>
+        <w:rPr>
+          <w:rFonts w:ascii="Cambria" w:cs="Cambria" w:eastAsia="Cambria" w:hAnsi="Cambria"/>
+          <w:color w:val="2B2B33"/>
+          <w:sz w:val="21"/>
+          <w:szCs w:val="21"/>
+        </w:rPr>
+        <w:t xml:space="preserve"> Mostra que o gesto era </w:t>
       </w:r>
       <w:r>
         <w:rPr>
@@ -17271,7 +17888,22 @@
           <w:sz w:val="21"/>
           <w:szCs w:val="21"/>
         </w:rPr>
-        <w:t xml:space="preserve"> (Snodgrass): "Não sejais como escravos que servem ao senhor para receber recompensa..." — a própria tradição judaica já conhecia o perigo do serviço mercenário.</w:t>
+        <w:t xml:space="preserve"> (Snodgrass):</w:t>
+      </w:r>
+      <w:r>
+        <w:rPr>
+          <w:rStyle w:val="FootnoteReference"/>
+        </w:rPr>
+        <w:footnoteReference w:id="44"/>
+      </w:r>
+      <w:r>
+        <w:rPr>
+          <w:rFonts w:ascii="Cambria" w:cs="Cambria" w:eastAsia="Cambria" w:hAnsi="Cambria"/>
+          <w:color w:val="2B2B33"/>
+          <w:sz w:val="21"/>
+          <w:szCs w:val="21"/>
+        </w:rPr>
+        <w:t xml:space="preserve"> "Não sejais como escravos que servem ao senhor para receber recompensa..." — a própria tradição judaica já conhecia o perigo do serviço mercenário.</w:t>
       </w:r>
     </w:p>
     <w:p>
@@ -17353,7 +17985,22 @@
           <w:sz w:val="21"/>
           <w:szCs w:val="21"/>
         </w:rPr>
-        <w:t xml:space="preserve"> (Snodgrass, France): o juízo "como um círculo" — "os últimos não ficarão atrás, os primeiros não ficarão à frente".</w:t>
+        <w:t xml:space="preserve"> (Snodgrass, France):</w:t>
+      </w:r>
+      <w:r>
+        <w:rPr>
+          <w:rStyle w:val="FootnoteReference"/>
+        </w:rPr>
+        <w:footnoteReference w:id="45"/>
+      </w:r>
+      <w:r>
+        <w:rPr>
+          <w:rFonts w:ascii="Cambria" w:cs="Cambria" w:eastAsia="Cambria" w:hAnsi="Cambria"/>
+          <w:color w:val="2B2B33"/>
+          <w:sz w:val="21"/>
+          <w:szCs w:val="21"/>
+        </w:rPr>
+        <w:t xml:space="preserve"> o juízo "como um círculo" — "os últimos não ficarão atrás, os primeiros não ficarão à frente".</w:t>
       </w:r>
     </w:p>
     <w:p>
@@ -18095,7 +18742,7 @@
           <w:sz w:val="21"/>
           <w:szCs w:val="21"/>
         </w:rPr>
-        <w:t xml:space="preserve"> — os primeiros perdem a prioridade, os últimos são elevados ao mesmo nível (Is 40.4: "todo vale será aterrado").</w:t>
+        <w:t xml:space="preserve"> — os primeiros perdem a prioridade, os últimos são elevados ao mesmo nível (Is 40.4: "Todos os vales serão levantados").</w:t>
       </w:r>
     </w:p>
     <w:p>
@@ -19298,6 +19945,12 @@
           <w:szCs w:val="21"/>
         </w:rPr>
         <w:t xml:space="preserve">Frases candidatas para a Fase 6b</w:t>
+      </w:r>
+      <w:r>
+        <w:rPr>
+          <w:rStyle w:val="FootnoteReference"/>
+        </w:rPr>
+        <w:footnoteReference w:id="46"/>
       </w:r>
       <w:r>
         <w:rPr>
@@ -20206,27 +20859,7 @@
           <w:sz w:val="21"/>
           <w:szCs w:val="21"/>
         </w:rPr>
-        <w:t xml:space="preserve"> (</w:t>
-      </w:r>
-      <w:r>
-        <w:rPr>
-          <w:rFonts w:ascii="Cambria" w:cs="Cambria" w:eastAsia="Cambria" w:hAnsi="Cambria"/>
-          <w:i/>
-          <w:iCs/>
-          <w:color w:val="2B2B33"/>
-          <w:sz w:val="21"/>
-          <w:szCs w:val="21"/>
-        </w:rPr>
-        <w:t xml:space="preserve">Comentário Esperança</w:t>
-      </w:r>
-      <w:r>
-        <w:rPr>
-          <w:rFonts w:ascii="Cambria" w:cs="Cambria" w:eastAsia="Cambria" w:hAnsi="Cambria"/>
-          <w:color w:val="2B2B33"/>
-          <w:sz w:val="21"/>
-          <w:szCs w:val="21"/>
-        </w:rPr>
-        <w:t xml:space="preserve">, p. 335), </w:t>
+        <w:t xml:space="preserve">, </w:t>
       </w:r>
       <w:r>
         <w:rPr>
@@ -20246,27 +20879,7 @@
           <w:sz w:val="21"/>
           <w:szCs w:val="21"/>
         </w:rPr>
-        <w:t xml:space="preserve"> (</w:t>
-      </w:r>
-      <w:r>
-        <w:rPr>
-          <w:rFonts w:ascii="Cambria" w:cs="Cambria" w:eastAsia="Cambria" w:hAnsi="Cambria"/>
-          <w:i/>
-          <w:iCs/>
-          <w:color w:val="2B2B33"/>
-          <w:sz w:val="21"/>
-          <w:szCs w:val="21"/>
-        </w:rPr>
-        <w:t xml:space="preserve">Mateus</w:t>
-      </w:r>
-      <w:r>
-        <w:rPr>
-          <w:rFonts w:ascii="Cambria" w:cs="Cambria" w:eastAsia="Cambria" w:hAnsi="Cambria"/>
-          <w:color w:val="2B2B33"/>
-          <w:sz w:val="21"/>
-          <w:szCs w:val="21"/>
-        </w:rPr>
-        <w:t xml:space="preserve">, vol. 2, pp. 284-288), </w:t>
+        <w:t xml:space="preserve">, </w:t>
       </w:r>
       <w:r>
         <w:rPr>
@@ -20286,27 +20899,7 @@
           <w:sz w:val="21"/>
           <w:szCs w:val="21"/>
         </w:rPr>
-        <w:t xml:space="preserve"> (</w:t>
-      </w:r>
-      <w:r>
-        <w:rPr>
-          <w:rFonts w:ascii="Cambria" w:cs="Cambria" w:eastAsia="Cambria" w:hAnsi="Cambria"/>
-          <w:i/>
-          <w:iCs/>
-          <w:color w:val="2B2B33"/>
-          <w:sz w:val="21"/>
-          <w:szCs w:val="21"/>
-        </w:rPr>
-        <w:t xml:space="preserve">Exalting Jesus in Matthew</w:t>
-      </w:r>
-      <w:r>
-        <w:rPr>
-          <w:rFonts w:ascii="Cambria" w:cs="Cambria" w:eastAsia="Cambria" w:hAnsi="Cambria"/>
-          <w:color w:val="2B2B33"/>
-          <w:sz w:val="21"/>
-          <w:szCs w:val="21"/>
-        </w:rPr>
-        <w:t xml:space="preserve">, pp. 269-270, citando </w:t>
+        <w:t xml:space="preserve"> (citando </w:t>
       </w:r>
       <w:r>
         <w:rPr>
@@ -20326,71 +20919,31 @@
           <w:sz w:val="21"/>
           <w:szCs w:val="21"/>
         </w:rPr>
+        <w:t xml:space="preserve">), </w:t>
+      </w:r>
+      <w:r>
+        <w:rPr>
+          <w:rFonts w:ascii="Cambria" w:cs="Cambria" w:eastAsia="Cambria" w:hAnsi="Cambria"/>
+          <w:b/>
+          <w:bCs/>
+          <w:color w:val="2B2B33"/>
+          <w:sz w:val="21"/>
+          <w:szCs w:val="21"/>
+        </w:rPr>
+        <w:t xml:space="preserve">Sproul</w:t>
+      </w:r>
+      <w:r>
+        <w:rPr>
+          <w:rFonts w:ascii="Cambria" w:cs="Cambria" w:eastAsia="Cambria" w:hAnsi="Cambria"/>
+          <w:color w:val="2B2B33"/>
+          <w:sz w:val="21"/>
+          <w:szCs w:val="21"/>
+        </w:rPr>
         <w:t xml:space="preserve">, </w:t>
       </w:r>
       <w:r>
         <w:rPr>
           <w:rFonts w:ascii="Cambria" w:cs="Cambria" w:eastAsia="Cambria" w:hAnsi="Cambria"/>
-          <w:i/>
-          <w:iCs/>
-          <w:color w:val="2B2B33"/>
-          <w:sz w:val="21"/>
-          <w:szCs w:val="21"/>
-        </w:rPr>
-        <w:t xml:space="preserve">How Long, O Lord</w:t>
-      </w:r>
-      <w:r>
-        <w:rPr>
-          <w:rFonts w:ascii="Cambria" w:cs="Cambria" w:eastAsia="Cambria" w:hAnsi="Cambria"/>
-          <w:color w:val="2B2B33"/>
-          <w:sz w:val="21"/>
-          <w:szCs w:val="21"/>
-        </w:rPr>
-        <w:t xml:space="preserve">, p. 161), </w:t>
-      </w:r>
-      <w:r>
-        <w:rPr>
-          <w:rFonts w:ascii="Cambria" w:cs="Cambria" w:eastAsia="Cambria" w:hAnsi="Cambria"/>
-          <w:b/>
-          <w:bCs/>
-          <w:color w:val="2B2B33"/>
-          <w:sz w:val="21"/>
-          <w:szCs w:val="21"/>
-        </w:rPr>
-        <w:t xml:space="preserve">Sproul</w:t>
-      </w:r>
-      <w:r>
-        <w:rPr>
-          <w:rFonts w:ascii="Cambria" w:cs="Cambria" w:eastAsia="Cambria" w:hAnsi="Cambria"/>
-          <w:color w:val="2B2B33"/>
-          <w:sz w:val="21"/>
-          <w:szCs w:val="21"/>
-        </w:rPr>
-        <w:t xml:space="preserve"> (</w:t>
-      </w:r>
-      <w:r>
-        <w:rPr>
-          <w:rFonts w:ascii="Cambria" w:cs="Cambria" w:eastAsia="Cambria" w:hAnsi="Cambria"/>
-          <w:i/>
-          <w:iCs/>
-          <w:color w:val="2B2B33"/>
-          <w:sz w:val="21"/>
-          <w:szCs w:val="21"/>
-        </w:rPr>
-        <w:t xml:space="preserve">Estudos Bíblicos Expositivos em Mateus</w:t>
-      </w:r>
-      <w:r>
-        <w:rPr>
-          <w:rFonts w:ascii="Cambria" w:cs="Cambria" w:eastAsia="Cambria" w:hAnsi="Cambria"/>
-          <w:color w:val="2B2B33"/>
-          <w:sz w:val="21"/>
-          <w:szCs w:val="21"/>
-        </w:rPr>
-        <w:t xml:space="preserve">, pp. 523-524), </w:t>
-      </w:r>
-      <w:r>
-        <w:rPr>
-          <w:rFonts w:ascii="Cambria" w:cs="Cambria" w:eastAsia="Cambria" w:hAnsi="Cambria"/>
           <w:b/>
           <w:bCs/>
           <w:color w:val="2B2B33"/>
@@ -20406,27 +20959,13 @@
           <w:sz w:val="21"/>
           <w:szCs w:val="21"/>
         </w:rPr>
-        <w:t xml:space="preserve"> (</w:t>
-      </w:r>
-      <w:r>
-        <w:rPr>
-          <w:rFonts w:ascii="Cambria" w:cs="Cambria" w:eastAsia="Cambria" w:hAnsi="Cambria"/>
-          <w:i/>
-          <w:iCs/>
-          <w:color w:val="2B2B33"/>
-          <w:sz w:val="21"/>
-          <w:szCs w:val="21"/>
-        </w:rPr>
-        <w:t xml:space="preserve">Meditações no Evangelho de Mateus</w:t>
-      </w:r>
-      <w:r>
-        <w:rPr>
-          <w:rFonts w:ascii="Cambria" w:cs="Cambria" w:eastAsia="Cambria" w:hAnsi="Cambria"/>
-          <w:color w:val="2B2B33"/>
-          <w:sz w:val="21"/>
-          <w:szCs w:val="21"/>
-        </w:rPr>
-        <w:t xml:space="preserve">, pp. 232-233) e NA28.</w:t>
+        <w:t xml:space="preserve"> e NA28).</w:t>
+      </w:r>
+      <w:r>
+        <w:rPr>
+          <w:rStyle w:val="FootnoteReference"/>
+        </w:rPr>
+        <w:footnoteReference w:id="47"/>
       </w:r>
     </w:p>
     <w:p>
@@ -22058,7 +22597,22 @@
           <w:sz w:val="21"/>
           <w:szCs w:val="21"/>
         </w:rPr>
-        <w:t xml:space="preserve"> (pp. 523-524): "O primeiro grupo recebeu justiça. Todos os grupos que vieram depois receberam graça e misericórdia. Aqueles, entretanto, que receberam justiça queixaram-se de ter sido vítimas de injustiça." — </w:t>
+        <w:t xml:space="preserve">:</w:t>
+      </w:r>
+      <w:r>
+        <w:rPr>
+          <w:rStyle w:val="FootnoteReference"/>
+        </w:rPr>
+        <w:footnoteReference w:id="48"/>
+      </w:r>
+      <w:r>
+        <w:rPr>
+          <w:rFonts w:ascii="Cambria" w:cs="Cambria" w:eastAsia="Cambria" w:hAnsi="Cambria"/>
+          <w:color w:val="2B2B33"/>
+          <w:sz w:val="21"/>
+          <w:szCs w:val="21"/>
+        </w:rPr>
+        <w:t xml:space="preserve"> "O primeiro grupo recebeu justiça. Todos os grupos que vieram depois receberam graça e misericórdia. Aqueles, entretanto, que receberam justiça queixaram-se de ter sido vítimas de injustiça." — </w:t>
       </w:r>
       <w:r>
         <w:rPr>
@@ -22109,7 +22663,22 @@
           <w:sz w:val="21"/>
           <w:szCs w:val="21"/>
         </w:rPr>
-        <w:t xml:space="preserve"> (p. 286): eles não disseram "você nos pôs em pé de igualdade com os últimos", e sim "você </w:t>
+        <w:t xml:space="preserve">:</w:t>
+      </w:r>
+      <w:r>
+        <w:rPr>
+          <w:rStyle w:val="FootnoteReference"/>
+        </w:rPr>
+        <w:footnoteReference w:id="49"/>
+      </w:r>
+      <w:r>
+        <w:rPr>
+          <w:rFonts w:ascii="Cambria" w:cs="Cambria" w:eastAsia="Cambria" w:hAnsi="Cambria"/>
+          <w:color w:val="2B2B33"/>
+          <w:sz w:val="21"/>
+          <w:szCs w:val="21"/>
+        </w:rPr>
+        <w:t xml:space="preserve"> eles não disseram "você nos pôs em pé de igualdade com os últimos", e sim "você </w:t>
       </w:r>
       <w:r>
         <w:rPr>
@@ -22180,7 +22749,22 @@
           <w:sz w:val="21"/>
           <w:szCs w:val="21"/>
         </w:rPr>
-        <w:t xml:space="preserve"> (via Hendriksen): "Abrigar a inveja dentro de si, contra outros porque Deus lhes revela sua graça [...] que profundidade de depravação se revela nesse tipo de disposição!"</w:t>
+        <w:t xml:space="preserve"> (via Hendriksen):</w:t>
+      </w:r>
+      <w:r>
+        <w:rPr>
+          <w:rStyle w:val="FootnoteReference"/>
+        </w:rPr>
+        <w:footnoteReference w:id="50"/>
+      </w:r>
+      <w:r>
+        <w:rPr>
+          <w:rFonts w:ascii="Cambria" w:cs="Cambria" w:eastAsia="Cambria" w:hAnsi="Cambria"/>
+          <w:color w:val="2B2B33"/>
+          <w:sz w:val="21"/>
+          <w:szCs w:val="21"/>
+        </w:rPr>
+        <w:t xml:space="preserve"> "Abrigar a inveja dentro de si, contra outros porque Deus lhes revela sua graça [...] que profundidade de depravação se revela nesse tipo de disposição!"</w:t>
       </w:r>
     </w:p>
     <w:p>
@@ -22211,7 +22795,22 @@
           <w:sz w:val="21"/>
           <w:szCs w:val="21"/>
         </w:rPr>
-        <w:t xml:space="preserve"> (p. 288): a tríplice raiz da infelicidade dos primeiros — (a) espírito mercantil, (b) não reconhecer os direitos do proprietário, (c) inveja — exposta "exatamente nessa ordem" nos vv. 13-15. </w:t>
+        <w:t xml:space="preserve">:</w:t>
+      </w:r>
+      <w:r>
+        <w:rPr>
+          <w:rStyle w:val="FootnoteReference"/>
+        </w:rPr>
+        <w:footnoteReference w:id="51"/>
+      </w:r>
+      <w:r>
+        <w:rPr>
+          <w:rFonts w:ascii="Cambria" w:cs="Cambria" w:eastAsia="Cambria" w:hAnsi="Cambria"/>
+          <w:color w:val="2B2B33"/>
+          <w:sz w:val="21"/>
+          <w:szCs w:val="21"/>
+        </w:rPr>
+        <w:t xml:space="preserve"> a tríplice raiz da infelicidade dos primeiros — (a) espírito mercantil, (b) não reconhecer os direitos do proprietário, (c) inveja — exposta "exatamente nessa ordem" nos vv. 13-15. </w:t>
       </w:r>
       <w:r>
         <w:rPr>
@@ -22262,7 +22861,22 @@
           <w:sz w:val="21"/>
           <w:szCs w:val="21"/>
         </w:rPr>
-        <w:t xml:space="preserve"> (p. 335): "Quem realiza boas obras por causa da recompensa somente se irritará com a bondade de Deus." — síntese perfeita do diagnóstico.</w:t>
+        <w:t xml:space="preserve">:</w:t>
+      </w:r>
+      <w:r>
+        <w:rPr>
+          <w:rStyle w:val="FootnoteReference"/>
+        </w:rPr>
+        <w:footnoteReference w:id="52"/>
+      </w:r>
+      <w:r>
+        <w:rPr>
+          <w:rFonts w:ascii="Cambria" w:cs="Cambria" w:eastAsia="Cambria" w:hAnsi="Cambria"/>
+          <w:color w:val="2B2B33"/>
+          <w:sz w:val="21"/>
+          <w:szCs w:val="21"/>
+        </w:rPr>
+        <w:t xml:space="preserve"> "Quem realiza boas obras por causa da recompensa somente se irritará com a bondade de Deus." — síntese perfeita do diagnóstico.</w:t>
       </w:r>
     </w:p>
     <w:p>
@@ -22293,27 +22907,22 @@
           <w:sz w:val="21"/>
           <w:szCs w:val="21"/>
         </w:rPr>
-        <w:t xml:space="preserve"> (</w:t>
-      </w:r>
-      <w:r>
-        <w:rPr>
-          <w:rFonts w:ascii="Cambria" w:cs="Cambria" w:eastAsia="Cambria" w:hAnsi="Cambria"/>
-          <w:i/>
-          <w:iCs/>
-          <w:color w:val="2B2B33"/>
-          <w:sz w:val="21"/>
-          <w:szCs w:val="21"/>
-        </w:rPr>
-        <w:t xml:space="preserve">How Long, O Lord</w:t>
-      </w:r>
-      <w:r>
-        <w:rPr>
-          <w:rFonts w:ascii="Cambria" w:cs="Cambria" w:eastAsia="Cambria" w:hAnsi="Cambria"/>
-          <w:color w:val="2B2B33"/>
-          <w:sz w:val="21"/>
-          <w:szCs w:val="21"/>
-        </w:rPr>
-        <w:t xml:space="preserve">, p. 161, via Platt): "Você realmente não quer nada além de justiça totalmente eficaz e instantânea? Então vá para o inferno." — contundente; ver ressalva de tom em §3.</w:t>
+        <w:t xml:space="preserve"> (via Platt):</w:t>
+      </w:r>
+      <w:r>
+        <w:rPr>
+          <w:rStyle w:val="FootnoteReference"/>
+        </w:rPr>
+        <w:footnoteReference w:id="53"/>
+      </w:r>
+      <w:r>
+        <w:rPr>
+          <w:rFonts w:ascii="Cambria" w:cs="Cambria" w:eastAsia="Cambria" w:hAnsi="Cambria"/>
+          <w:color w:val="2B2B33"/>
+          <w:sz w:val="21"/>
+          <w:szCs w:val="21"/>
+        </w:rPr>
+        <w:t xml:space="preserve"> "Você realmente não quer nada além de justiça totalmente eficaz e instantânea? Então vá para o inferno." — contundente; ver ressalva de tom em §3.</w:t>
       </w:r>
     </w:p>
     <w:p>
@@ -22344,7 +22953,22 @@
           <w:sz w:val="21"/>
           <w:szCs w:val="21"/>
         </w:rPr>
-        <w:t xml:space="preserve"> (p. 270): a graça é soberana — Deus não tem obrigação de perdoar; "isso é, na verdade, boa notícia para pecadores incapazes de se salvar" (Rm 9.20).</w:t>
+        <w:t xml:space="preserve">:</w:t>
+      </w:r>
+      <w:r>
+        <w:rPr>
+          <w:rStyle w:val="FootnoteReference"/>
+        </w:rPr>
+        <w:footnoteReference w:id="54"/>
+      </w:r>
+      <w:r>
+        <w:rPr>
+          <w:rFonts w:ascii="Cambria" w:cs="Cambria" w:eastAsia="Cambria" w:hAnsi="Cambria"/>
+          <w:color w:val="2B2B33"/>
+          <w:sz w:val="21"/>
+          <w:szCs w:val="21"/>
+        </w:rPr>
+        <w:t xml:space="preserve"> a graça é soberana — Deus não tem obrigação de perdoar; "isso é, na verdade, boa notícia para pecadores incapazes de se salvar" (Rm 9.20).</w:t>
       </w:r>
     </w:p>
     <w:p>
@@ -22375,7 +22999,22 @@
           <w:sz w:val="21"/>
           <w:szCs w:val="21"/>
         </w:rPr>
-        <w:t xml:space="preserve"> (p. 232): "Deus exerce uma graça livre, soberana e incondicional quando chama [...] no tempo e da maneira que ele mesmo escolhe."</w:t>
+        <w:t xml:space="preserve">:</w:t>
+      </w:r>
+      <w:r>
+        <w:rPr>
+          <w:rStyle w:val="FootnoteReference"/>
+        </w:rPr>
+        <w:footnoteReference w:id="55"/>
+      </w:r>
+      <w:r>
+        <w:rPr>
+          <w:rFonts w:ascii="Cambria" w:cs="Cambria" w:eastAsia="Cambria" w:hAnsi="Cambria"/>
+          <w:color w:val="2B2B33"/>
+          <w:sz w:val="21"/>
+          <w:szCs w:val="21"/>
+        </w:rPr>
+        <w:t xml:space="preserve"> "Deus exerce uma graça livre, soberana e incondicional quando chama [...] no tempo e da maneira que ele mesmo escolhe."</w:t>
       </w:r>
     </w:p>
     <w:p>
@@ -22867,7 +23506,7 @@
           <w:sz w:val="21"/>
           <w:szCs w:val="21"/>
         </w:rPr>
-        <w:t xml:space="preserve"> (o maná: "o que muito colheu não teve demais, e o que pouco colheu não teve falta"; cf. 2Co 8.15) — </w:t>
+        <w:t xml:space="preserve"> (o maná: "não sobrava para quem havia recolhido muito, nem faltava para quem havia recolhido pouco"; cf. 2Co 8.15) — </w:t>
       </w:r>
       <w:r>
         <w:rPr>
@@ -22929,7 +23568,7 @@
           <w:sz w:val="21"/>
           <w:szCs w:val="21"/>
         </w:rPr>
-        <w:t xml:space="preserve"> (o estatuto de Davi: "como é a porção do que desce à batalha, assim é a porção do que fica com a bagagem; repartirão igualmente") — </w:t>
+        <w:t xml:space="preserve"> (o estatuto de Davi: "a mesma parte que cabe aos que foram à batalha será também a parte dos que ficaram com a bagagem; receberão partes iguais", 30.24) — </w:t>
       </w:r>
       <w:r>
         <w:rPr>
@@ -22949,7 +23588,7 @@
           <w:sz w:val="21"/>
           <w:szCs w:val="21"/>
         </w:rPr>
-        <w:t xml:space="preserve">: Snodgrass também o lista entre as fontes canônicas. O rei Davi — tipo do Rei messiânico — já legislou a porção igual contra os "homens maus e filhos de Belial" que não queriam repartir (30.22). </w:t>
+        <w:t xml:space="preserve">: Snodgrass também o lista entre as fontes canônicas. Davi, já ungido rei — tipo do Rei messiânico —, legislou a porção igual contra os "perversos e malignos" que não queriam repartir (30.22). </w:t>
       </w:r>
       <w:r>
         <w:rPr>
@@ -23022,7 +23661,7 @@
           <w:sz w:val="21"/>
           <w:szCs w:val="21"/>
         </w:rPr>
-        <w:t xml:space="preserve">16.27 ("retribuirá a cada um segundo as suas obras") × 20.1-16</w:t>
+        <w:t xml:space="preserve">16.27 ("retribuirá a cada um conforme as suas obras") × 20.1-16</w:t>
       </w:r>
       <w:r>
         <w:rPr>
@@ -24305,6 +24944,12 @@
           <w:szCs w:val="21"/>
         </w:rPr>
         <w:t xml:space="preserve">: Judas e o ladrão na cruz (a partir de MacArthur)</w:t>
+      </w:r>
+      <w:r>
+        <w:rPr>
+          <w:rStyle w:val="FootnoteReference"/>
+        </w:rPr>
+        <w:footnoteReference w:id="56"/>
       </w:r>
     </w:p>
     <w:p>
@@ -24500,7 +25145,7 @@
           <w:sz w:val="21"/>
           <w:szCs w:val="21"/>
         </w:rPr>
-        <w:t xml:space="preserve"> (o estatuto de Davi, "igualmente repartirão", 1Sm 30.24, e a frase-tese "repartiu conosco o salário que não ganhamos"). A ideia central já aponta para o ponto IV.</w:t>
+        <w:t xml:space="preserve"> (o estatuto de Davi, "receberão partes iguais", 1Sm 30.24, e a frase-tese "repartiu conosco o salário que não ganhamos"). A ideia central já aponta para o ponto IV.</w:t>
       </w:r>
     </w:p>
     <w:p>
@@ -24725,7 +25370,7 @@
           <w:sz w:val="21"/>
           <w:szCs w:val="21"/>
         </w:rPr>
-        <w:t xml:space="preserve">que queres?</w:t>
+        <w:t xml:space="preserve">o que você quer?</w:t>
       </w:r>
       <w:r>
         <w:rPr>
@@ -24765,7 +25410,7 @@
           <w:sz w:val="21"/>
           <w:szCs w:val="21"/>
         </w:rPr>
-        <w:t xml:space="preserve">que quereis?</w:t>
+        <w:t xml:space="preserve">o que vocês querem?</w:t>
       </w:r>
       <w:r>
         <w:rPr>
@@ -24785,7 +25430,7 @@
           <w:sz w:val="21"/>
           <w:szCs w:val="21"/>
         </w:rPr>
-        <w:t xml:space="preserve">que me quereis dar?</w:t>
+        <w:t xml:space="preserve">quanto me darão?</w:t>
       </w:r>
       <w:r>
         <w:rPr>
@@ -26093,7 +26738,7 @@
           <w:sz w:val="21"/>
           <w:szCs w:val="21"/>
         </w:rPr>
-        <w:t xml:space="preserve">"Que me quereis dar?"</w:t>
+        <w:t xml:space="preserve">"Quanto me darão para que eu o entregue a vocês?"</w:t>
       </w:r>
       <w:r>
         <w:rPr>
@@ -26133,7 +26778,7 @@
           <w:sz w:val="21"/>
           <w:szCs w:val="21"/>
         </w:rPr>
-        <w:t xml:space="preserve">: uma vida de crimes, zombou de Jesus nas primeiras horas (Mt 27.44), e nos últimos minutos pediu: "lembra-te de mim". Ouviu: "hoje estarás comigo no paraíso" (Lc 23.42-43).</w:t>
+        <w:t xml:space="preserve">: uma vida de crimes, zombou de Jesus nas primeiras horas (Mt 27.44), e nos últimos minutos pediu: "lembre-se de mim". Ouviu: "hoje você estará comigo no paraíso" (Lc 23.42-43).</w:t>
       </w:r>
     </w:p>
     <w:p>
@@ -26215,7 +26860,7 @@
           <w:sz w:val="21"/>
           <w:szCs w:val="21"/>
         </w:rPr>
-        <w:t xml:space="preserve"> (19.27: "nós deixamos tudo; que teremos?"). E a história termina não com a pergunta "isso é justo?", mas com outra: </w:t>
+        <w:t xml:space="preserve"> (19.27: "nós deixamos tudo [...]; que será, pois, de nós?"). E a história termina não com a pergunta "isso é justo?", mas com outra: </w:t>
       </w:r>
       <w:r>
         <w:rPr>
@@ -26444,7 +27089,7 @@
           <w:sz w:val="21"/>
           <w:szCs w:val="21"/>
         </w:rPr>
-        <w:t xml:space="preserve">um só é bom</w:t>
+        <w:t xml:space="preserve">Bom só existe um</w:t>
       </w:r>
       <w:r>
         <w:rPr>
@@ -27184,7 +27829,22 @@
           <w:sz w:val="21"/>
           <w:szCs w:val="21"/>
         </w:rPr>
-        <w:t xml:space="preserve"> (nova — fonte: Boice) — o bilhete do presbítero de trinta anos, superintendente da escola dominical, que não entendia por que Deus não respondia sua oração; Torrey: "ele está orando em seu próprio nome". Fim homilético: o serviço convertido em crédito diante de Deus, inclusive entre os mais fiéis.</w:t>
+        <w:t xml:space="preserve"> (nova — fonte: Boice)</w:t>
+      </w:r>
+      <w:r>
+        <w:rPr>
+          <w:rStyle w:val="FootnoteReference"/>
+        </w:rPr>
+        <w:footnoteReference w:id="57"/>
+      </w:r>
+      <w:r>
+        <w:rPr>
+          <w:rFonts w:ascii="Cambria" w:cs="Cambria" w:eastAsia="Cambria" w:hAnsi="Cambria"/>
+          <w:color w:val="2B2B33"/>
+          <w:sz w:val="21"/>
+          <w:szCs w:val="21"/>
+        </w:rPr>
+        <w:t xml:space="preserve"> — o bilhete do presbítero de trinta anos, superintendente da escola dominical, que não entendia por que Deus não respondia sua oração; Torrey: "ele está orando em seu próprio nome". Fim homilético: o serviço convertido em crédito diante de Deus, inclusive entre os mais fiéis.</w:t>
       </w:r>
     </w:p>
     <w:p>
@@ -27210,7 +27870,22 @@
           <w:sz w:val="21"/>
           <w:szCs w:val="21"/>
         </w:rPr>
-        <w:t xml:space="preserve">: T. W. Manson — "existe a duodécima parte de um denário... mas não existe a duodécima parte do amor de Deus."</w:t>
+        <w:t xml:space="preserve">: T. W. Manson</w:t>
+      </w:r>
+      <w:r>
+        <w:rPr>
+          <w:rStyle w:val="FootnoteReference"/>
+        </w:rPr>
+        <w:footnoteReference w:id="58"/>
+      </w:r>
+      <w:r>
+        <w:rPr>
+          <w:rFonts w:ascii="Cambria" w:cs="Cambria" w:eastAsia="Cambria" w:hAnsi="Cambria"/>
+          <w:color w:val="2B2B33"/>
+          <w:sz w:val="21"/>
+          <w:szCs w:val="21"/>
+        </w:rPr>
+        <w:t xml:space="preserve"> — "existe a duodécima parte de um denário... mas não existe a duodécima parte do amor de Deus."</w:t>
       </w:r>
     </w:p>
     <w:p>
@@ -27476,7 +28151,7 @@
         <w:pStyle w:val="ListParagraph"/>
         <w:numPr>
           <w:ilvl w:val="0"/>
-          <w:numId w:val="15"/>
+          <w:numId w:val="16"/>
         </w:numPr>
         <w:spacing w:after="70" w:before="0" w:line="288" w:lineRule="auto"/>
         <w:jc w:val="left"/>
@@ -27527,7 +28202,7 @@
         <w:pStyle w:val="ListParagraph"/>
         <w:numPr>
           <w:ilvl w:val="0"/>
-          <w:numId w:val="15"/>
+          <w:numId w:val="16"/>
         </w:numPr>
         <w:spacing w:after="70" w:before="0" w:line="288" w:lineRule="auto"/>
         <w:jc w:val="left"/>
@@ -27578,7 +28253,7 @@
         <w:pStyle w:val="ListParagraph"/>
         <w:numPr>
           <w:ilvl w:val="0"/>
-          <w:numId w:val="15"/>
+          <w:numId w:val="16"/>
         </w:numPr>
         <w:spacing w:after="70" w:before="0" w:line="288" w:lineRule="auto"/>
         <w:jc w:val="left"/>
@@ -27621,7 +28296,7 @@
           <w:sz w:val="21"/>
           <w:szCs w:val="21"/>
         </w:rPr>
-        <w:t xml:space="preserve">" (v. 15b) → a inveja. O olho mau é o do jovem rico (Pv 22.9: o de olho bom dá pão ao pobre). E, no fundo, é a mentira da serpente: olhar para a bondade de Deus e chamá-la de injustiça (Gn 3.1).</w:t>
+        <w:t xml:space="preserve">" (v. 15b) → a inveja. O olho mau é o do jovem rico (Pv 22.9: "o generoso" — ao pé da letra, "o de olho bom" — reparte o seu pão com os pobres). E, no fundo, é a mentira da serpente: olhar para a bondade de Deus e chamá-la de injustiça (Gn 3.1).</w:t>
       </w:r>
     </w:p>
     <w:p>
@@ -27703,7 +28378,7 @@
           <w:sz w:val="21"/>
           <w:szCs w:val="21"/>
         </w:rPr>
-        <w:t xml:space="preserve">que queres?</w:t>
+        <w:t xml:space="preserve">o que você quer?</w:t>
       </w:r>
       <w:r>
         <w:rPr>
@@ -28062,7 +28737,7 @@
           <w:sz w:val="21"/>
           <w:szCs w:val="21"/>
         </w:rPr>
-        <w:t xml:space="preserve"> por muitos" (20.28). A bondade do Rei custa ao próprio Rei — e na cruz Deus é "justo e justificador" (Rm 3.26). (Carson: 20.17-19 rememora a parábola "ao indicar os fundamentos da graça".)</w:t>
+        <w:t xml:space="preserve"> por muitos" (20.28). A bondade do Rei custa ao próprio Rei — e na cruz Deus é "justo e o justificador" (Rm 3.26). (Carson: 20.17-19 rememora a parábola "ao indicar os fundamentos da graça".)</w:t>
       </w:r>
     </w:p>
     <w:p>
@@ -28113,7 +28788,7 @@
           <w:sz w:val="21"/>
           <w:szCs w:val="21"/>
         </w:rPr>
-        <w:t xml:space="preserve">: da hora sexta à nona houve trevas sobre a terra (27.45) — as mesmas horas da parábola; ali ele suportou o calor que era nosso. Heidelberg, P. 60: Deus nos trata "como se eu mesmo tivesse cumprido toda a obediência que Cristo cumpriu por mim". </w:t>
+        <w:t xml:space="preserve">: do meio-dia às três horas da tarde houve trevas sobre toda a terra (27.45, NAA) — as mesmas horas da parábola (20.5); ali ele suportou o calor que era nosso. Heidelberg, P. 60: Deus nos trata "como se eu mesmo tivesse cumprido toda a obediência que Cristo cumpriu por mim". </w:t>
       </w:r>
       <w:r>
         <w:rPr>
@@ -28197,7 +28872,7 @@
           <w:sz w:val="21"/>
           <w:szCs w:val="21"/>
         </w:rPr>
-        <w:t xml:space="preserve">Senhor, Filho de Davi, tem compaixão de nós!</w:t>
+        <w:t xml:space="preserve">Senhor, Filho de Davi, tenha compaixão de nós!</w:t>
       </w:r>
       <w:r>
         <w:rPr>
@@ -28217,7 +28892,7 @@
           <w:sz w:val="21"/>
           <w:szCs w:val="21"/>
         </w:rPr>
-        <w:t xml:space="preserve">Que quereis?</w:t>
+        <w:t xml:space="preserve">O que vocês querem?</w:t>
       </w:r>
       <w:r>
         <w:rPr>
@@ -28392,7 +29067,7 @@
           <w:sz w:val="21"/>
           <w:szCs w:val="21"/>
         </w:rPr>
-        <w:t xml:space="preserve">: o olho mau não se cura com esforço; cura-se pelo toque de Cristo. Quem vê a cruz deixa de precisar estar acima de alguém: se o Rei pagou com a própria vida, ninguém pode cobrar, e ninguém precisa competir — a recompensa é ele mesmo (Gn 15.1).</w:t>
+        <w:t xml:space="preserve">: o olho mau não se cura com esforço; cura-se pelo toque de Cristo. Quem vê a cruz deixa de precisar estar acima de alguém: se o Rei pagou com a própria vida, ninguém pode cobrar, e ninguém precisa competir — a recompensa é ele mesmo (Gn 15.1; Sl 73.25-26).</w:t>
       </w:r>
     </w:p>
     <w:p>
@@ -28470,7 +29145,7 @@
         <w:pStyle w:val="ListParagraph"/>
         <w:numPr>
           <w:ilvl w:val="0"/>
-          <w:numId w:val="16"/>
+          <w:numId w:val="17"/>
         </w:numPr>
         <w:spacing w:after="70" w:before="0" w:line="288" w:lineRule="auto"/>
         <w:jc w:val="left"/>
@@ -28501,7 +29176,7 @@
         <w:pStyle w:val="ListParagraph"/>
         <w:numPr>
           <w:ilvl w:val="0"/>
-          <w:numId w:val="16"/>
+          <w:numId w:val="17"/>
         </w:numPr>
         <w:spacing w:after="70" w:before="0" w:line="288" w:lineRule="auto"/>
         <w:jc w:val="left"/>
@@ -28532,7 +29207,7 @@
         <w:pStyle w:val="ListParagraph"/>
         <w:numPr>
           <w:ilvl w:val="0"/>
-          <w:numId w:val="16"/>
+          <w:numId w:val="17"/>
         </w:numPr>
         <w:spacing w:after="70" w:before="0" w:line="288" w:lineRule="auto"/>
         <w:jc w:val="left"/>
@@ -28563,7 +29238,7 @@
         <w:pStyle w:val="ListParagraph"/>
         <w:numPr>
           <w:ilvl w:val="0"/>
-          <w:numId w:val="16"/>
+          <w:numId w:val="17"/>
         </w:numPr>
         <w:spacing w:after="70" w:before="0" w:line="288" w:lineRule="auto"/>
         <w:jc w:val="left"/>
@@ -28725,7 +29400,22 @@
           <w:sz w:val="21"/>
           <w:szCs w:val="21"/>
         </w:rPr>
-        <w:t xml:space="preserve"> (IL-014 — Begg): sem batismo, sem culto, sem currículo — "hoje estarás comigo no paraíso".</w:t>
+        <w:t xml:space="preserve"> (IL-014 — Begg):</w:t>
+      </w:r>
+      <w:r>
+        <w:rPr>
+          <w:rStyle w:val="FootnoteReference"/>
+        </w:rPr>
+        <w:footnoteReference w:id="59"/>
+      </w:r>
+      <w:r>
+        <w:rPr>
+          <w:rFonts w:ascii="Cambria" w:cs="Cambria" w:eastAsia="Cambria" w:hAnsi="Cambria"/>
+          <w:color w:val="2B2B33"/>
+          <w:sz w:val="21"/>
+          <w:szCs w:val="21"/>
+        </w:rPr>
+        <w:t xml:space="preserve"> sem batismo, sem culto, sem currículo — "hoje você estará comigo no paraíso".</w:t>
       </w:r>
     </w:p>
     <w:p>
@@ -28805,7 +29495,7 @@
           <w:sz w:val="21"/>
           <w:szCs w:val="21"/>
         </w:rPr>
-        <w:t xml:space="preserve">: Judas teve três anos e uma conta aberta; perguntou "que me quereis dar?" e vendeu o Senhor por trinta moedas. O ladrão teve horas e nenhuma conta; pediu "lembra-te de mim" e recebeu tudo. A diferença não foi o tempo de serviço; foi o que cada um quis — e para onde cada um olhou.</w:t>
+        <w:t xml:space="preserve">: Judas teve três anos e uma conta aberta; perguntou "quanto me darão?" e vendeu o Senhor por trinta moedas. O ladrão teve horas e nenhuma conta; pediu "lembre-se de mim" e recebeu tudo. A diferença não foi o tempo de serviço; foi o que cada um quis — e para onde cada um olhou.</w:t>
       </w:r>
     </w:p>
     <w:p>
@@ -28867,7 +29557,7 @@
           <w:sz w:val="21"/>
           <w:szCs w:val="21"/>
         </w:rPr>
-        <w:t xml:space="preserve">: a oração dos cegos — "Senhor, Filho de Davi, tem compaixão de nós; abre os nossos olhos."</w:t>
+        <w:t xml:space="preserve">: a oração dos cegos — "Senhor, Filho de Davi, tenha compaixão de nós; que se abram os nossos olhos."</w:t>
       </w:r>
     </w:p>
     <w:p>
@@ -29799,6 +30489,12 @@
               </w:rPr>
               <w:t xml:space="preserve">IL-007 — O irmão mais velho (Keller)</w:t>
             </w:r>
+            <w:r>
+              <w:rPr>
+                <w:rStyle w:val="FootnoteReference"/>
+              </w:rPr>
+              <w:footnoteReference w:id="60"/>
+            </w:r>
           </w:p>
         </w:tc>
         <w:tc>
@@ -30279,6 +30975,4496 @@
       </w:r>
     </w:p>
   </w:footnote>
+  <w:footnote w:id="1">
+    <w:p>
+      <w:pPr>
+        <w:spacing w:after="40" w:line="240" w:lineRule="auto"/>
+        <w:jc w:val="both"/>
+      </w:pPr>
+      <w:r>
+        <w:rPr>
+          <w:rStyle w:val="FootnoteReference"/>
+        </w:rPr>
+        <w:footnoteRef/>
+      </w:r>
+      <w:r>
+        <w:rPr>
+          <w:sz w:val="17"/>
+          <w:szCs w:val="17"/>
+        </w:rPr>
+        <w:t xml:space="preserve"> </w:t>
+      </w:r>
+      <w:r>
+        <w:rPr>
+          <w:rFonts w:ascii="Cambria" w:cs="Cambria" w:eastAsia="Cambria" w:hAnsi="Cambria"/>
+          <w:b/>
+          <w:bCs/>
+          <w:color w:val="2B2B33"/>
+          <w:sz w:val="17"/>
+          <w:szCs w:val="17"/>
+        </w:rPr>
+        <w:t xml:space="preserve">Fonte.</w:t>
+      </w:r>
+      <w:r>
+        <w:rPr>
+          <w:rFonts w:ascii="Cambria" w:cs="Cambria" w:eastAsia="Cambria" w:hAnsi="Cambria"/>
+          <w:color w:val="2B2B33"/>
+          <w:sz w:val="17"/>
+          <w:szCs w:val="17"/>
+        </w:rPr>
+        <w:t xml:space="preserve"> Os três pilares estão documentados no projeto: </w:t>
+      </w:r>
+      <w:r>
+        <w:rPr>
+          <w:rFonts w:ascii="Cambria" w:cs="Cambria" w:eastAsia="Cambria" w:hAnsi="Cambria"/>
+          <w:color w:val="2B2B33"/>
+          <w:sz w:val="17"/>
+          <w:szCs w:val="17"/>
+        </w:rPr>
+        <w:t xml:space="preserve">context/simeon-trust-metodologia.md</w:t>
+      </w:r>
+      <w:r>
+        <w:rPr>
+          <w:rFonts w:ascii="Cambria" w:cs="Cambria" w:eastAsia="Cambria" w:hAnsi="Cambria"/>
+          <w:color w:val="2B2B33"/>
+          <w:sz w:val="17"/>
+          <w:szCs w:val="17"/>
+        </w:rPr>
+        <w:t xml:space="preserve"> (Charles Simeon Trust, Oficina de Pregação Expositiva; manual "Cavar e Descobrir"), </w:t>
+      </w:r>
+      <w:r>
+        <w:rPr>
+          <w:rFonts w:ascii="Cambria" w:cs="Cambria" w:eastAsia="Cambria" w:hAnsi="Cambria"/>
+          <w:color w:val="2B2B33"/>
+          <w:sz w:val="17"/>
+          <w:szCs w:val="17"/>
+        </w:rPr>
+        <w:t xml:space="preserve">context/adams-hermeneutica-telica.md</w:t>
+      </w:r>
+      <w:r>
+        <w:rPr>
+          <w:rFonts w:ascii="Cambria" w:cs="Cambria" w:eastAsia="Cambria" w:hAnsi="Cambria"/>
+          <w:color w:val="2B2B33"/>
+          <w:sz w:val="17"/>
+          <w:szCs w:val="17"/>
+        </w:rPr>
+        <w:t xml:space="preserve"> (Jay E. Adams, </w:t>
+      </w:r>
+      <w:r>
+        <w:rPr>
+          <w:rFonts w:ascii="Cambria" w:cs="Cambria" w:eastAsia="Cambria" w:hAnsi="Cambria"/>
+          <w:i/>
+          <w:iCs/>
+          <w:color w:val="2B2B33"/>
+          <w:sz w:val="17"/>
+          <w:szCs w:val="17"/>
+        </w:rPr>
+        <w:t xml:space="preserve">Preaching with Purpose</w:t>
+      </w:r>
+      <w:r>
+        <w:rPr>
+          <w:rFonts w:ascii="Cambria" w:cs="Cambria" w:eastAsia="Cambria" w:hAnsi="Cambria"/>
+          <w:color w:val="2B2B33"/>
+          <w:sz w:val="17"/>
+          <w:szCs w:val="17"/>
+        </w:rPr>
+        <w:t xml:space="preserve">, 1982; </w:t>
+      </w:r>
+      <w:r>
+        <w:rPr>
+          <w:rFonts w:ascii="Cambria" w:cs="Cambria" w:eastAsia="Cambria" w:hAnsi="Cambria"/>
+          <w:i/>
+          <w:iCs/>
+          <w:color w:val="2B2B33"/>
+          <w:sz w:val="17"/>
+          <w:szCs w:val="17"/>
+        </w:rPr>
+        <w:t xml:space="preserve">Preaching to the Heart</w:t>
+      </w:r>
+      <w:r>
+        <w:rPr>
+          <w:rFonts w:ascii="Cambria" w:cs="Cambria" w:eastAsia="Cambria" w:hAnsi="Cambria"/>
+          <w:color w:val="2B2B33"/>
+          <w:sz w:val="17"/>
+          <w:szCs w:val="17"/>
+        </w:rPr>
+        <w:t xml:space="preserve">, 1983; </w:t>
+      </w:r>
+      <w:r>
+        <w:rPr>
+          <w:rFonts w:ascii="Cambria" w:cs="Cambria" w:eastAsia="Cambria" w:hAnsi="Cambria"/>
+          <w:i/>
+          <w:iCs/>
+          <w:color w:val="2B2B33"/>
+          <w:sz w:val="17"/>
+          <w:szCs w:val="17"/>
+        </w:rPr>
+        <w:t xml:space="preserve">Preaching According to the Holy Spirit</w:t>
+      </w:r>
+      <w:r>
+        <w:rPr>
+          <w:rFonts w:ascii="Cambria" w:cs="Cambria" w:eastAsia="Cambria" w:hAnsi="Cambria"/>
+          <w:color w:val="2B2B33"/>
+          <w:sz w:val="17"/>
+          <w:szCs w:val="17"/>
+        </w:rPr>
+        <w:t xml:space="preserve"> e </w:t>
+      </w:r>
+      <w:r>
+        <w:rPr>
+          <w:rFonts w:ascii="Cambria" w:cs="Cambria" w:eastAsia="Cambria" w:hAnsi="Cambria"/>
+          <w:i/>
+          <w:iCs/>
+          <w:color w:val="2B2B33"/>
+          <w:sz w:val="17"/>
+          <w:szCs w:val="17"/>
+        </w:rPr>
+        <w:t xml:space="preserve">Preaching That Persuades</w:t>
+      </w:r>
+      <w:r>
+        <w:rPr>
+          <w:rFonts w:ascii="Cambria" w:cs="Cambria" w:eastAsia="Cambria" w:hAnsi="Cambria"/>
+          <w:color w:val="2B2B33"/>
+          <w:sz w:val="17"/>
+          <w:szCs w:val="17"/>
+        </w:rPr>
+        <w:t xml:space="preserve">, 2000) e </w:t>
+      </w:r>
+      <w:r>
+        <w:rPr>
+          <w:rFonts w:ascii="Cambria" w:cs="Cambria" w:eastAsia="Cambria" w:hAnsi="Cambria"/>
+          <w:color w:val="2B2B33"/>
+          <w:sz w:val="17"/>
+          <w:szCs w:val="17"/>
+        </w:rPr>
+        <w:t xml:space="preserve">context/keller-evangelho-ao-coracao.md</w:t>
+      </w:r>
+      <w:r>
+        <w:rPr>
+          <w:rFonts w:ascii="Cambria" w:cs="Cambria" w:eastAsia="Cambria" w:hAnsi="Cambria"/>
+          <w:color w:val="2B2B33"/>
+          <w:sz w:val="17"/>
+          <w:szCs w:val="17"/>
+        </w:rPr>
+        <w:t xml:space="preserve"> (Timothy Keller, </w:t>
+      </w:r>
+      <w:r>
+        <w:rPr>
+          <w:rFonts w:ascii="Cambria" w:cs="Cambria" w:eastAsia="Cambria" w:hAnsi="Cambria"/>
+          <w:i/>
+          <w:iCs/>
+          <w:color w:val="2B2B33"/>
+          <w:sz w:val="17"/>
+          <w:szCs w:val="17"/>
+        </w:rPr>
+        <w:t xml:space="preserve">Pregação: comunicando a fé na era do ceticismo</w:t>
+      </w:r>
+      <w:r>
+        <w:rPr>
+          <w:rFonts w:ascii="Cambria" w:cs="Cambria" w:eastAsia="Cambria" w:hAnsi="Cambria"/>
+          <w:color w:val="2B2B33"/>
+          <w:sz w:val="17"/>
+          <w:szCs w:val="17"/>
+        </w:rPr>
+        <w:t xml:space="preserve">, São Paulo: Vida Nova, 2017).</w:t>
+      </w:r>
+    </w:p>
+  </w:footnote>
+  <w:footnote w:id="2">
+    <w:p>
+      <w:pPr>
+        <w:spacing w:after="40" w:line="240" w:lineRule="auto"/>
+        <w:jc w:val="both"/>
+      </w:pPr>
+      <w:r>
+        <w:rPr>
+          <w:rStyle w:val="FootnoteReference"/>
+        </w:rPr>
+        <w:footnoteRef/>
+      </w:r>
+      <w:r>
+        <w:rPr>
+          <w:sz w:val="17"/>
+          <w:szCs w:val="17"/>
+        </w:rPr>
+        <w:t xml:space="preserve"> </w:t>
+      </w:r>
+      <w:r>
+        <w:rPr>
+          <w:rFonts w:ascii="Cambria" w:cs="Cambria" w:eastAsia="Cambria" w:hAnsi="Cambria"/>
+          <w:b/>
+          <w:bCs/>
+          <w:color w:val="2B2B33"/>
+          <w:sz w:val="17"/>
+          <w:szCs w:val="17"/>
+        </w:rPr>
+        <w:t xml:space="preserve">Aprofundamento.</w:t>
+      </w:r>
+      <w:r>
+        <w:rPr>
+          <w:rFonts w:ascii="Cambria" w:cs="Cambria" w:eastAsia="Cambria" w:hAnsi="Cambria"/>
+          <w:color w:val="2B2B33"/>
+          <w:sz w:val="17"/>
+          <w:szCs w:val="17"/>
+        </w:rPr>
+        <w:t xml:space="preserve"> A tradução de trabalho é deliberadamente literal, para a exegese. A leitura no culto e as demais citações seguem a NAA (texto conferido em bibliaonline.com.br). Onde a NAA traduz Mt 20 pelo sentido, a diferença é anotada: "dono de terras" (v. 1), "pagarei" (v. 4, no grego "darei"), as horas pelo relógio de hoje (vv. 3-9) e, sobretudo, "Ou você ficou com inveja porque eu sou bom?" (v. 15b), que perde a imagem do olho.</w:t>
+      </w:r>
+    </w:p>
+  </w:footnote>
+  <w:footnote w:id="3">
+    <w:p>
+      <w:pPr>
+        <w:spacing w:after="40" w:line="240" w:lineRule="auto"/>
+        <w:jc w:val="both"/>
+      </w:pPr>
+      <w:r>
+        <w:rPr>
+          <w:rStyle w:val="FootnoteReference"/>
+        </w:rPr>
+        <w:footnoteRef/>
+      </w:r>
+      <w:r>
+        <w:rPr>
+          <w:sz w:val="17"/>
+          <w:szCs w:val="17"/>
+        </w:rPr>
+        <w:t xml:space="preserve"> </w:t>
+      </w:r>
+      <w:r>
+        <w:rPr>
+          <w:rFonts w:ascii="Cambria" w:cs="Cambria" w:eastAsia="Cambria" w:hAnsi="Cambria"/>
+          <w:b/>
+          <w:bCs/>
+          <w:color w:val="2B2B33"/>
+          <w:sz w:val="17"/>
+          <w:szCs w:val="17"/>
+        </w:rPr>
+        <w:t xml:space="preserve">Fonte.</w:t>
+      </w:r>
+      <w:r>
+        <w:rPr>
+          <w:rFonts w:ascii="Cambria" w:cs="Cambria" w:eastAsia="Cambria" w:hAnsi="Cambria"/>
+          <w:color w:val="2B2B33"/>
+          <w:sz w:val="17"/>
+          <w:szCs w:val="17"/>
+        </w:rPr>
+        <w:t xml:space="preserve"> Nestle-Aland, </w:t>
+      </w:r>
+      <w:r>
+        <w:rPr>
+          <w:rFonts w:ascii="Cambria" w:cs="Cambria" w:eastAsia="Cambria" w:hAnsi="Cambria"/>
+          <w:i/>
+          <w:iCs/>
+          <w:color w:val="2B2B33"/>
+          <w:sz w:val="17"/>
+          <w:szCs w:val="17"/>
+        </w:rPr>
+        <w:t xml:space="preserve">Novum Testamentum Graece</w:t>
+      </w:r>
+      <w:r>
+        <w:rPr>
+          <w:rFonts w:ascii="Cambria" w:cs="Cambria" w:eastAsia="Cambria" w:hAnsi="Cambria"/>
+          <w:color w:val="2B2B33"/>
+          <w:sz w:val="17"/>
+          <w:szCs w:val="17"/>
+        </w:rPr>
+        <w:t xml:space="preserve">, 28ª ed. (Stuttgart: Deutsche Bibelgesellschaft, 2012). "Texto Recebido" é a tradição textual por trás da ARC.</w:t>
+      </w:r>
+    </w:p>
+  </w:footnote>
+  <w:footnote w:id="4">
+    <w:p>
+      <w:pPr>
+        <w:spacing w:after="40" w:line="240" w:lineRule="auto"/>
+        <w:jc w:val="both"/>
+      </w:pPr>
+      <w:r>
+        <w:rPr>
+          <w:rStyle w:val="FootnoteReference"/>
+        </w:rPr>
+        <w:footnoteRef/>
+      </w:r>
+      <w:r>
+        <w:rPr>
+          <w:sz w:val="17"/>
+          <w:szCs w:val="17"/>
+        </w:rPr>
+        <w:t xml:space="preserve"> </w:t>
+      </w:r>
+      <w:r>
+        <w:rPr>
+          <w:rFonts w:ascii="Cambria" w:cs="Cambria" w:eastAsia="Cambria" w:hAnsi="Cambria"/>
+          <w:b/>
+          <w:bCs/>
+          <w:color w:val="2B2B33"/>
+          <w:sz w:val="17"/>
+          <w:szCs w:val="17"/>
+        </w:rPr>
+        <w:t xml:space="preserve">Aprofundamento.</w:t>
+      </w:r>
+      <w:r>
+        <w:rPr>
+          <w:rFonts w:ascii="Cambria" w:cs="Cambria" w:eastAsia="Cambria" w:hAnsi="Cambria"/>
+          <w:color w:val="2B2B33"/>
+          <w:sz w:val="17"/>
+          <w:szCs w:val="17"/>
+        </w:rPr>
+        <w:t xml:space="preserve"> As siglas são manuscritos gregos: א (Códice Sinaítico, séc. IV), B (Vaticano, séc. IV), L (Regius, séc. VIII) e Z (Dublinense, séc. VI). Os mais antigos não trazem os acréscimos dos vv. 7 e 16, que entraram depois por harmonização com o v. 4 e com 22.14.</w:t>
+      </w:r>
+    </w:p>
+  </w:footnote>
+  <w:footnote w:id="5">
+    <w:p>
+      <w:pPr>
+        <w:spacing w:after="40" w:line="240" w:lineRule="auto"/>
+        <w:jc w:val="both"/>
+      </w:pPr>
+      <w:r>
+        <w:rPr>
+          <w:rStyle w:val="FootnoteReference"/>
+        </w:rPr>
+        <w:footnoteRef/>
+      </w:r>
+      <w:r>
+        <w:rPr>
+          <w:sz w:val="17"/>
+          <w:szCs w:val="17"/>
+        </w:rPr>
+        <w:t xml:space="preserve"> </w:t>
+      </w:r>
+      <w:r>
+        <w:rPr>
+          <w:rFonts w:ascii="Cambria" w:cs="Cambria" w:eastAsia="Cambria" w:hAnsi="Cambria"/>
+          <w:b/>
+          <w:bCs/>
+          <w:color w:val="2B2B33"/>
+          <w:sz w:val="17"/>
+          <w:szCs w:val="17"/>
+        </w:rPr>
+        <w:t xml:space="preserve">Fonte.</w:t>
+      </w:r>
+      <w:r>
+        <w:rPr>
+          <w:rFonts w:ascii="Cambria" w:cs="Cambria" w:eastAsia="Cambria" w:hAnsi="Cambria"/>
+          <w:color w:val="2B2B33"/>
+          <w:sz w:val="17"/>
+          <w:szCs w:val="17"/>
+        </w:rPr>
+        <w:t xml:space="preserve"> Que a audiência são os discípulos é posição de Turner, Snodgrass, France, Wright, Doriani, MacArthur, Morris e Nolland (ver "Fontes consultadas"). Só a linha de Joachim Jeremias desloca o alvo para os fariseus.</w:t>
+      </w:r>
+    </w:p>
+  </w:footnote>
+  <w:footnote w:id="6">
+    <w:p>
+      <w:pPr>
+        <w:spacing w:after="40" w:line="240" w:lineRule="auto"/>
+        <w:jc w:val="both"/>
+      </w:pPr>
+      <w:r>
+        <w:rPr>
+          <w:rStyle w:val="FootnoteReference"/>
+        </w:rPr>
+        <w:footnoteRef/>
+      </w:r>
+      <w:r>
+        <w:rPr>
+          <w:sz w:val="17"/>
+          <w:szCs w:val="17"/>
+        </w:rPr>
+        <w:t xml:space="preserve"> </w:t>
+      </w:r>
+      <w:r>
+        <w:rPr>
+          <w:rFonts w:ascii="Cambria" w:cs="Cambria" w:eastAsia="Cambria" w:hAnsi="Cambria"/>
+          <w:b/>
+          <w:bCs/>
+          <w:color w:val="2B2B33"/>
+          <w:sz w:val="17"/>
+          <w:szCs w:val="17"/>
+        </w:rPr>
+        <w:t xml:space="preserve">Fonte.</w:t>
+      </w:r>
+      <w:r>
+        <w:rPr>
+          <w:rFonts w:ascii="Cambria" w:cs="Cambria" w:eastAsia="Cambria" w:hAnsi="Cambria"/>
+          <w:color w:val="2B2B33"/>
+          <w:sz w:val="17"/>
+          <w:szCs w:val="17"/>
+        </w:rPr>
+        <w:t xml:space="preserve"> John Nolland, </w:t>
+      </w:r>
+      <w:r>
+        <w:rPr>
+          <w:rFonts w:ascii="Cambria" w:cs="Cambria" w:eastAsia="Cambria" w:hAnsi="Cambria"/>
+          <w:i/>
+          <w:iCs/>
+          <w:color w:val="2B2B33"/>
+          <w:sz w:val="17"/>
+          <w:szCs w:val="17"/>
+        </w:rPr>
+        <w:t xml:space="preserve">The Gospel of Matthew</w:t>
+      </w:r>
+      <w:r>
+        <w:rPr>
+          <w:rFonts w:ascii="Cambria" w:cs="Cambria" w:eastAsia="Cambria" w:hAnsi="Cambria"/>
+          <w:color w:val="2B2B33"/>
+          <w:sz w:val="17"/>
+          <w:szCs w:val="17"/>
+        </w:rPr>
+        <w:t xml:space="preserve"> (NIGTC; Grand Rapids: Eerdmans, 2005), sobre 20.6-8.</w:t>
+      </w:r>
+    </w:p>
+  </w:footnote>
+  <w:footnote w:id="7">
+    <w:p>
+      <w:pPr>
+        <w:spacing w:after="40" w:line="240" w:lineRule="auto"/>
+        <w:jc w:val="both"/>
+      </w:pPr>
+      <w:r>
+        <w:rPr>
+          <w:rStyle w:val="FootnoteReference"/>
+        </w:rPr>
+        <w:footnoteRef/>
+      </w:r>
+      <w:r>
+        <w:rPr>
+          <w:sz w:val="17"/>
+          <w:szCs w:val="17"/>
+        </w:rPr>
+        <w:t xml:space="preserve"> </w:t>
+      </w:r>
+      <w:r>
+        <w:rPr>
+          <w:rFonts w:ascii="Cambria" w:cs="Cambria" w:eastAsia="Cambria" w:hAnsi="Cambria"/>
+          <w:b/>
+          <w:bCs/>
+          <w:color w:val="2B2B33"/>
+          <w:sz w:val="17"/>
+          <w:szCs w:val="17"/>
+        </w:rPr>
+        <w:t xml:space="preserve">Fonte.</w:t>
+      </w:r>
+      <w:r>
+        <w:rPr>
+          <w:rFonts w:ascii="Cambria" w:cs="Cambria" w:eastAsia="Cambria" w:hAnsi="Cambria"/>
+          <w:color w:val="2B2B33"/>
+          <w:sz w:val="17"/>
+          <w:szCs w:val="17"/>
+        </w:rPr>
+        <w:t xml:space="preserve"> Leon Morris, </w:t>
+      </w:r>
+      <w:r>
+        <w:rPr>
+          <w:rFonts w:ascii="Cambria" w:cs="Cambria" w:eastAsia="Cambria" w:hAnsi="Cambria"/>
+          <w:i/>
+          <w:iCs/>
+          <w:color w:val="2B2B33"/>
+          <w:sz w:val="17"/>
+          <w:szCs w:val="17"/>
+        </w:rPr>
+        <w:t xml:space="preserve">The Gospel According to Matthew</w:t>
+      </w:r>
+      <w:r>
+        <w:rPr>
+          <w:rFonts w:ascii="Cambria" w:cs="Cambria" w:eastAsia="Cambria" w:hAnsi="Cambria"/>
+          <w:color w:val="2B2B33"/>
+          <w:sz w:val="17"/>
+          <w:szCs w:val="17"/>
+        </w:rPr>
+        <w:t xml:space="preserve"> (PNTC; Grand Rapids: Eerdmans, 1992), pp. 498-505: "Onze doze avos do que os últimos receberam não foi ganho".</w:t>
+      </w:r>
+    </w:p>
+  </w:footnote>
+  <w:footnote w:id="8">
+    <w:p>
+      <w:pPr>
+        <w:spacing w:after="40" w:line="240" w:lineRule="auto"/>
+        <w:jc w:val="both"/>
+      </w:pPr>
+      <w:r>
+        <w:rPr>
+          <w:rStyle w:val="FootnoteReference"/>
+        </w:rPr>
+        <w:footnoteRef/>
+      </w:r>
+      <w:r>
+        <w:rPr>
+          <w:sz w:val="17"/>
+          <w:szCs w:val="17"/>
+        </w:rPr>
+        <w:t xml:space="preserve"> </w:t>
+      </w:r>
+      <w:r>
+        <w:rPr>
+          <w:rFonts w:ascii="Cambria" w:cs="Cambria" w:eastAsia="Cambria" w:hAnsi="Cambria"/>
+          <w:b/>
+          <w:bCs/>
+          <w:color w:val="2B2B33"/>
+          <w:sz w:val="17"/>
+          <w:szCs w:val="17"/>
+        </w:rPr>
+        <w:t xml:space="preserve">Fonte.</w:t>
+      </w:r>
+      <w:r>
+        <w:rPr>
+          <w:rFonts w:ascii="Cambria" w:cs="Cambria" w:eastAsia="Cambria" w:hAnsi="Cambria"/>
+          <w:color w:val="2B2B33"/>
+          <w:sz w:val="17"/>
+          <w:szCs w:val="17"/>
+        </w:rPr>
+        <w:t xml:space="preserve"> Craig L. Blomberg, </w:t>
+      </w:r>
+      <w:r>
+        <w:rPr>
+          <w:rFonts w:ascii="Cambria" w:cs="Cambria" w:eastAsia="Cambria" w:hAnsi="Cambria"/>
+          <w:i/>
+          <w:iCs/>
+          <w:color w:val="2B2B33"/>
+          <w:sz w:val="17"/>
+          <w:szCs w:val="17"/>
+        </w:rPr>
+        <w:t xml:space="preserve">Matthew</w:t>
+      </w:r>
+      <w:r>
+        <w:rPr>
+          <w:rFonts w:ascii="Cambria" w:cs="Cambria" w:eastAsia="Cambria" w:hAnsi="Cambria"/>
+          <w:color w:val="2B2B33"/>
+          <w:sz w:val="17"/>
+          <w:szCs w:val="17"/>
+        </w:rPr>
+        <w:t xml:space="preserve"> (NAC 22; Nashville: Broadman, 1992), pp. 302-305.</w:t>
+      </w:r>
+    </w:p>
+  </w:footnote>
+  <w:footnote w:id="9">
+    <w:p>
+      <w:pPr>
+        <w:spacing w:after="40" w:line="240" w:lineRule="auto"/>
+        <w:jc w:val="both"/>
+      </w:pPr>
+      <w:r>
+        <w:rPr>
+          <w:rStyle w:val="FootnoteReference"/>
+        </w:rPr>
+        <w:footnoteRef/>
+      </w:r>
+      <w:r>
+        <w:rPr>
+          <w:sz w:val="17"/>
+          <w:szCs w:val="17"/>
+        </w:rPr>
+        <w:t xml:space="preserve"> </w:t>
+      </w:r>
+      <w:r>
+        <w:rPr>
+          <w:rFonts w:ascii="Cambria" w:cs="Cambria" w:eastAsia="Cambria" w:hAnsi="Cambria"/>
+          <w:b/>
+          <w:bCs/>
+          <w:color w:val="2B2B33"/>
+          <w:sz w:val="17"/>
+          <w:szCs w:val="17"/>
+        </w:rPr>
+        <w:t xml:space="preserve">Fonte.</w:t>
+      </w:r>
+      <w:r>
+        <w:rPr>
+          <w:rFonts w:ascii="Cambria" w:cs="Cambria" w:eastAsia="Cambria" w:hAnsi="Cambria"/>
+          <w:color w:val="2B2B33"/>
+          <w:sz w:val="17"/>
+          <w:szCs w:val="17"/>
+        </w:rPr>
+        <w:t xml:space="preserve"> Klyne Snodgrass, </w:t>
+      </w:r>
+      <w:r>
+        <w:rPr>
+          <w:rFonts w:ascii="Cambria" w:cs="Cambria" w:eastAsia="Cambria" w:hAnsi="Cambria"/>
+          <w:i/>
+          <w:iCs/>
+          <w:color w:val="2B2B33"/>
+          <w:sz w:val="17"/>
+          <w:szCs w:val="17"/>
+        </w:rPr>
+        <w:t xml:space="preserve">Compreendendo Todas as Parábolas de Jesus</w:t>
+      </w:r>
+      <w:r>
+        <w:rPr>
+          <w:rFonts w:ascii="Cambria" w:cs="Cambria" w:eastAsia="Cambria" w:hAnsi="Cambria"/>
+          <w:color w:val="2B2B33"/>
+          <w:sz w:val="17"/>
+          <w:szCs w:val="17"/>
+        </w:rPr>
+        <w:t xml:space="preserve">, pp. 510-534 (a seção como unidade sobre status, riqueza e recompensa; a ligação entre o "olho mau" e os olhos abertos dos cegos). O quadro abaixo é desenvolvimento deste estudo.</w:t>
+      </w:r>
+    </w:p>
+  </w:footnote>
+  <w:footnote w:id="10">
+    <w:p>
+      <w:pPr>
+        <w:spacing w:after="40" w:line="240" w:lineRule="auto"/>
+        <w:jc w:val="both"/>
+      </w:pPr>
+      <w:r>
+        <w:rPr>
+          <w:rStyle w:val="FootnoteReference"/>
+        </w:rPr>
+        <w:footnoteRef/>
+      </w:r>
+      <w:r>
+        <w:rPr>
+          <w:sz w:val="17"/>
+          <w:szCs w:val="17"/>
+        </w:rPr>
+        <w:t xml:space="preserve"> </w:t>
+      </w:r>
+      <w:r>
+        <w:rPr>
+          <w:rFonts w:ascii="Cambria" w:cs="Cambria" w:eastAsia="Cambria" w:hAnsi="Cambria"/>
+          <w:b/>
+          <w:bCs/>
+          <w:color w:val="2B2B33"/>
+          <w:sz w:val="17"/>
+          <w:szCs w:val="17"/>
+        </w:rPr>
+        <w:t xml:space="preserve">Fonte.</w:t>
+      </w:r>
+      <w:r>
+        <w:rPr>
+          <w:rFonts w:ascii="Cambria" w:cs="Cambria" w:eastAsia="Cambria" w:hAnsi="Cambria"/>
+          <w:color w:val="2B2B33"/>
+          <w:sz w:val="17"/>
+          <w:szCs w:val="17"/>
+        </w:rPr>
+        <w:t xml:space="preserve"> J. Nolland, </w:t>
+      </w:r>
+      <w:r>
+        <w:rPr>
+          <w:rFonts w:ascii="Cambria" w:cs="Cambria" w:eastAsia="Cambria" w:hAnsi="Cambria"/>
+          <w:i/>
+          <w:iCs/>
+          <w:color w:val="2B2B33"/>
+          <w:sz w:val="17"/>
+          <w:szCs w:val="17"/>
+        </w:rPr>
+        <w:t xml:space="preserve">Matthew</w:t>
+      </w:r>
+      <w:r>
+        <w:rPr>
+          <w:rFonts w:ascii="Cambria" w:cs="Cambria" w:eastAsia="Cambria" w:hAnsi="Cambria"/>
+          <w:color w:val="2B2B33"/>
+          <w:sz w:val="17"/>
+          <w:szCs w:val="17"/>
+        </w:rPr>
+        <w:t xml:space="preserve"> (NIGTC), sobre 20.1-7; D. A. Carson, </w:t>
+      </w:r>
+      <w:r>
+        <w:rPr>
+          <w:rFonts w:ascii="Cambria" w:cs="Cambria" w:eastAsia="Cambria" w:hAnsi="Cambria"/>
+          <w:i/>
+          <w:iCs/>
+          <w:color w:val="2B2B33"/>
+          <w:sz w:val="17"/>
+          <w:szCs w:val="17"/>
+        </w:rPr>
+        <w:t xml:space="preserve">O Comentário de Mateus</w:t>
+      </w:r>
+      <w:r>
+        <w:rPr>
+          <w:rFonts w:ascii="Cambria" w:cs="Cambria" w:eastAsia="Cambria" w:hAnsi="Cambria"/>
+          <w:color w:val="2B2B33"/>
+          <w:sz w:val="17"/>
+          <w:szCs w:val="17"/>
+        </w:rPr>
+        <w:t xml:space="preserve">, pp. 498-500; R. T. France, </w:t>
+      </w:r>
+      <w:r>
+        <w:rPr>
+          <w:rFonts w:ascii="Cambria" w:cs="Cambria" w:eastAsia="Cambria" w:hAnsi="Cambria"/>
+          <w:i/>
+          <w:iCs/>
+          <w:color w:val="2B2B33"/>
+          <w:sz w:val="17"/>
+          <w:szCs w:val="17"/>
+        </w:rPr>
+        <w:t xml:space="preserve">The Gospel of Matthew</w:t>
+      </w:r>
+      <w:r>
+        <w:rPr>
+          <w:rFonts w:ascii="Cambria" w:cs="Cambria" w:eastAsia="Cambria" w:hAnsi="Cambria"/>
+          <w:color w:val="2B2B33"/>
+          <w:sz w:val="17"/>
+          <w:szCs w:val="17"/>
+        </w:rPr>
+        <w:t xml:space="preserve"> (NICNT; Grand Rapids: Eerdmans, 2007), pp. 746-752. Do lado contrário, G. R. Osborne (provável erro de cálculo do dono) e L. Morris (urgência da colheita).</w:t>
+      </w:r>
+    </w:p>
+  </w:footnote>
+  <w:footnote w:id="11">
+    <w:p>
+      <w:pPr>
+        <w:spacing w:after="40" w:line="240" w:lineRule="auto"/>
+        <w:jc w:val="both"/>
+      </w:pPr>
+      <w:r>
+        <w:rPr>
+          <w:rStyle w:val="FootnoteReference"/>
+        </w:rPr>
+        <w:footnoteRef/>
+      </w:r>
+      <w:r>
+        <w:rPr>
+          <w:sz w:val="17"/>
+          <w:szCs w:val="17"/>
+        </w:rPr>
+        <w:t xml:space="preserve"> </w:t>
+      </w:r>
+      <w:r>
+        <w:rPr>
+          <w:rFonts w:ascii="Cambria" w:cs="Cambria" w:eastAsia="Cambria" w:hAnsi="Cambria"/>
+          <w:b/>
+          <w:bCs/>
+          <w:color w:val="2B2B33"/>
+          <w:sz w:val="17"/>
+          <w:szCs w:val="17"/>
+        </w:rPr>
+        <w:t xml:space="preserve">Fonte.</w:t>
+      </w:r>
+      <w:r>
+        <w:rPr>
+          <w:rFonts w:ascii="Cambria" w:cs="Cambria" w:eastAsia="Cambria" w:hAnsi="Cambria"/>
+          <w:color w:val="2B2B33"/>
+          <w:sz w:val="17"/>
+          <w:szCs w:val="17"/>
+        </w:rPr>
+        <w:t xml:space="preserve"> Flávio Josefo, </w:t>
+      </w:r>
+      <w:r>
+        <w:rPr>
+          <w:rFonts w:ascii="Cambria" w:cs="Cambria" w:eastAsia="Cambria" w:hAnsi="Cambria"/>
+          <w:i/>
+          <w:iCs/>
+          <w:color w:val="2B2B33"/>
+          <w:sz w:val="17"/>
+          <w:szCs w:val="17"/>
+        </w:rPr>
+        <w:t xml:space="preserve">Antiguidades Judaicas</w:t>
+      </w:r>
+      <w:r>
+        <w:rPr>
+          <w:rFonts w:ascii="Cambria" w:cs="Cambria" w:eastAsia="Cambria" w:hAnsi="Cambria"/>
+          <w:color w:val="2B2B33"/>
+          <w:sz w:val="17"/>
+          <w:szCs w:val="17"/>
+        </w:rPr>
+        <w:t xml:space="preserve"> 20.219-220; citado por Kistemaker, Snodgrass e France. </w:t>
+      </w:r>
+      <w:r>
+        <w:rPr>
+          <w:rFonts w:ascii="Cambria" w:cs="Cambria" w:eastAsia="Cambria" w:hAnsi="Cambria"/>
+          <w:b/>
+          <w:bCs/>
+          <w:color w:val="2B2B33"/>
+          <w:sz w:val="17"/>
+          <w:szCs w:val="17"/>
+        </w:rPr>
+        <w:t xml:space="preserve">Correção:</w:t>
+      </w:r>
+      <w:r>
+        <w:rPr>
+          <w:rFonts w:ascii="Cambria" w:cs="Cambria" w:eastAsia="Cambria" w:hAnsi="Cambria"/>
+          <w:color w:val="2B2B33"/>
+          <w:sz w:val="17"/>
+          <w:szCs w:val="17"/>
+        </w:rPr>
+        <w:t xml:space="preserve"> uma redação anterior deste estudo dizia que se pagava "o dia inteiro" a quem trabalhasse uma hora; Josefo diz que o pagamento era imediato.</w:t>
+      </w:r>
+    </w:p>
+  </w:footnote>
+  <w:footnote w:id="12">
+    <w:p>
+      <w:pPr>
+        <w:spacing w:after="40" w:line="240" w:lineRule="auto"/>
+        <w:jc w:val="both"/>
+      </w:pPr>
+      <w:r>
+        <w:rPr>
+          <w:rStyle w:val="FootnoteReference"/>
+        </w:rPr>
+        <w:footnoteRef/>
+      </w:r>
+      <w:r>
+        <w:rPr>
+          <w:sz w:val="17"/>
+          <w:szCs w:val="17"/>
+        </w:rPr>
+        <w:t xml:space="preserve"> </w:t>
+      </w:r>
+      <w:r>
+        <w:rPr>
+          <w:rFonts w:ascii="Cambria" w:cs="Cambria" w:eastAsia="Cambria" w:hAnsi="Cambria"/>
+          <w:b/>
+          <w:bCs/>
+          <w:color w:val="2B2B33"/>
+          <w:sz w:val="17"/>
+          <w:szCs w:val="17"/>
+        </w:rPr>
+        <w:t xml:space="preserve">Hebraico.</w:t>
+      </w:r>
+      <w:r>
+        <w:rPr>
+          <w:rFonts w:ascii="Cambria" w:cs="Cambria" w:eastAsia="Cambria" w:hAnsi="Cambria"/>
+          <w:color w:val="2B2B33"/>
+          <w:sz w:val="17"/>
+          <w:szCs w:val="17"/>
+        </w:rPr>
+        <w:t xml:space="preserve"> </w:t>
+      </w:r>
+      <w:r>
+        <w:rPr>
+          <w:rFonts w:ascii="Cambria" w:cs="Cambria" w:eastAsia="Cambria" w:hAnsi="Cambria"/>
+          <w:i/>
+          <w:iCs/>
+          <w:color w:val="2B2B33"/>
+          <w:sz w:val="17"/>
+          <w:szCs w:val="17"/>
+        </w:rPr>
+        <w:t xml:space="preserve">ra' 'ayin</w:t>
+      </w:r>
+      <w:r>
+        <w:rPr>
+          <w:rFonts w:ascii="Cambria" w:cs="Cambria" w:eastAsia="Cambria" w:hAnsi="Cambria"/>
+          <w:color w:val="2B2B33"/>
+          <w:sz w:val="17"/>
+          <w:szCs w:val="17"/>
+        </w:rPr>
+        <w:t xml:space="preserve"> (רַע עָיִן), "mau de olho" = avarento, mesquinho; o oposto é </w:t>
+      </w:r>
+      <w:r>
+        <w:rPr>
+          <w:rFonts w:ascii="Cambria" w:cs="Cambria" w:eastAsia="Cambria" w:hAnsi="Cambria"/>
+          <w:i/>
+          <w:iCs/>
+          <w:color w:val="2B2B33"/>
+          <w:sz w:val="17"/>
+          <w:szCs w:val="17"/>
+        </w:rPr>
+        <w:t xml:space="preserve">tov-'ayin</w:t>
+      </w:r>
+      <w:r>
+        <w:rPr>
+          <w:rFonts w:ascii="Cambria" w:cs="Cambria" w:eastAsia="Cambria" w:hAnsi="Cambria"/>
+          <w:color w:val="2B2B33"/>
+          <w:sz w:val="17"/>
+          <w:szCs w:val="17"/>
+        </w:rPr>
+        <w:t xml:space="preserve">, "bom de olho" = generoso (Pv 22.9). Em Mt 6.22-23 a própria NAA mantém a imagem: "se os seus olhos forem bons [...] se, porém, os seus olhos forem maus".</w:t>
+      </w:r>
+    </w:p>
+  </w:footnote>
+  <w:footnote w:id="13">
+    <w:p>
+      <w:pPr>
+        <w:spacing w:after="40" w:line="240" w:lineRule="auto"/>
+        <w:jc w:val="both"/>
+      </w:pPr>
+      <w:r>
+        <w:rPr>
+          <w:rStyle w:val="FootnoteReference"/>
+        </w:rPr>
+        <w:footnoteRef/>
+      </w:r>
+      <w:r>
+        <w:rPr>
+          <w:sz w:val="17"/>
+          <w:szCs w:val="17"/>
+        </w:rPr>
+        <w:t xml:space="preserve"> </w:t>
+      </w:r>
+      <w:r>
+        <w:rPr>
+          <w:rFonts w:ascii="Cambria" w:cs="Cambria" w:eastAsia="Cambria" w:hAnsi="Cambria"/>
+          <w:b/>
+          <w:bCs/>
+          <w:color w:val="2B2B33"/>
+          <w:sz w:val="17"/>
+          <w:szCs w:val="17"/>
+        </w:rPr>
+        <w:t xml:space="preserve">Fonte.</w:t>
+      </w:r>
+      <w:r>
+        <w:rPr>
+          <w:rFonts w:ascii="Cambria" w:cs="Cambria" w:eastAsia="Cambria" w:hAnsi="Cambria"/>
+          <w:color w:val="2B2B33"/>
+          <w:sz w:val="17"/>
+          <w:szCs w:val="17"/>
+        </w:rPr>
+        <w:t xml:space="preserve"> Talmude de Jerusalém, </w:t>
+      </w:r>
+      <w:r>
+        <w:rPr>
+          <w:rFonts w:ascii="Cambria" w:cs="Cambria" w:eastAsia="Cambria" w:hAnsi="Cambria"/>
+          <w:i/>
+          <w:iCs/>
+          <w:color w:val="2B2B33"/>
+          <w:sz w:val="17"/>
+          <w:szCs w:val="17"/>
+        </w:rPr>
+        <w:t xml:space="preserve">Berakhot</w:t>
+      </w:r>
+      <w:r>
+        <w:rPr>
+          <w:rFonts w:ascii="Cambria" w:cs="Cambria" w:eastAsia="Cambria" w:hAnsi="Cambria"/>
+          <w:color w:val="2B2B33"/>
+          <w:sz w:val="17"/>
+          <w:szCs w:val="17"/>
+        </w:rPr>
+        <w:t xml:space="preserve"> 2.8 (5c), na eulogia do rabi Bun bar Hiyya, morto jovem; citado por France, Morris, Carson, Snodgrass e Turner. Outra parábola rabínica (</w:t>
+      </w:r>
+      <w:r>
+        <w:rPr>
+          <w:rFonts w:ascii="Cambria" w:cs="Cambria" w:eastAsia="Cambria" w:hAnsi="Cambria"/>
+          <w:i/>
+          <w:iCs/>
+          <w:color w:val="2B2B33"/>
+          <w:sz w:val="17"/>
+          <w:szCs w:val="17"/>
+        </w:rPr>
+        <w:t xml:space="preserve">Sifra</w:t>
+      </w:r>
+      <w:r>
+        <w:rPr>
+          <w:rFonts w:ascii="Cambria" w:cs="Cambria" w:eastAsia="Cambria" w:hAnsi="Cambria"/>
+          <w:color w:val="2B2B33"/>
+          <w:sz w:val="17"/>
+          <w:szCs w:val="17"/>
+        </w:rPr>
+        <w:t xml:space="preserve"> sobre Lv 26.9) dá a Israel mais do que às nações por ter trabalhado mais.</w:t>
+      </w:r>
+    </w:p>
+  </w:footnote>
+  <w:footnote w:id="14">
+    <w:p>
+      <w:pPr>
+        <w:spacing w:after="40" w:line="240" w:lineRule="auto"/>
+        <w:jc w:val="both"/>
+      </w:pPr>
+      <w:r>
+        <w:rPr>
+          <w:rStyle w:val="FootnoteReference"/>
+        </w:rPr>
+        <w:footnoteRef/>
+      </w:r>
+      <w:r>
+        <w:rPr>
+          <w:sz w:val="17"/>
+          <w:szCs w:val="17"/>
+        </w:rPr>
+        <w:t xml:space="preserve"> </w:t>
+      </w:r>
+      <w:r>
+        <w:rPr>
+          <w:rFonts w:ascii="Cambria" w:cs="Cambria" w:eastAsia="Cambria" w:hAnsi="Cambria"/>
+          <w:b/>
+          <w:bCs/>
+          <w:color w:val="2B2B33"/>
+          <w:sz w:val="17"/>
+          <w:szCs w:val="17"/>
+        </w:rPr>
+        <w:t xml:space="preserve">Fonte.</w:t>
+      </w:r>
+      <w:r>
+        <w:rPr>
+          <w:rFonts w:ascii="Cambria" w:cs="Cambria" w:eastAsia="Cambria" w:hAnsi="Cambria"/>
+          <w:color w:val="2B2B33"/>
+          <w:sz w:val="17"/>
+          <w:szCs w:val="17"/>
+        </w:rPr>
+        <w:t xml:space="preserve"> R. T. France, </w:t>
+      </w:r>
+      <w:r>
+        <w:rPr>
+          <w:rFonts w:ascii="Cambria" w:cs="Cambria" w:eastAsia="Cambria" w:hAnsi="Cambria"/>
+          <w:i/>
+          <w:iCs/>
+          <w:color w:val="2B2B33"/>
+          <w:sz w:val="17"/>
+          <w:szCs w:val="17"/>
+        </w:rPr>
+        <w:t xml:space="preserve">The Gospel of Matthew</w:t>
+      </w:r>
+      <w:r>
+        <w:rPr>
+          <w:rFonts w:ascii="Cambria" w:cs="Cambria" w:eastAsia="Cambria" w:hAnsi="Cambria"/>
+          <w:color w:val="2B2B33"/>
+          <w:sz w:val="17"/>
+          <w:szCs w:val="17"/>
+        </w:rPr>
+        <w:t xml:space="preserve"> (NICNT), pp. 746-752, registra os usos de </w:t>
+      </w:r>
+      <w:r>
+        <w:rPr>
+          <w:rFonts w:ascii="Cambria" w:cs="Cambria" w:eastAsia="Cambria" w:hAnsi="Cambria"/>
+          <w:i/>
+          <w:iCs/>
+          <w:color w:val="2B2B33"/>
+          <w:sz w:val="17"/>
+          <w:szCs w:val="17"/>
+        </w:rPr>
+        <w:t xml:space="preserve">kausōn</w:t>
+      </w:r>
+      <w:r>
+        <w:rPr>
+          <w:rFonts w:ascii="Cambria" w:cs="Cambria" w:eastAsia="Cambria" w:hAnsi="Cambria"/>
+          <w:color w:val="2B2B33"/>
+          <w:sz w:val="17"/>
+          <w:szCs w:val="17"/>
+        </w:rPr>
+        <w:t xml:space="preserve">, entre eles Jn 4.8 na Septuaginta.</w:t>
+      </w:r>
+    </w:p>
+  </w:footnote>
+  <w:footnote w:id="15">
+    <w:p>
+      <w:pPr>
+        <w:spacing w:after="40" w:line="240" w:lineRule="auto"/>
+        <w:jc w:val="both"/>
+      </w:pPr>
+      <w:r>
+        <w:rPr>
+          <w:rStyle w:val="FootnoteReference"/>
+        </w:rPr>
+        <w:footnoteRef/>
+      </w:r>
+      <w:r>
+        <w:rPr>
+          <w:sz w:val="17"/>
+          <w:szCs w:val="17"/>
+        </w:rPr>
+        <w:t xml:space="preserve"> </w:t>
+      </w:r>
+      <w:r>
+        <w:rPr>
+          <w:rFonts w:ascii="Cambria" w:cs="Cambria" w:eastAsia="Cambria" w:hAnsi="Cambria"/>
+          <w:b/>
+          <w:bCs/>
+          <w:color w:val="2B2B33"/>
+          <w:sz w:val="17"/>
+          <w:szCs w:val="17"/>
+        </w:rPr>
+        <w:t xml:space="preserve">Hebraico/Aprofundamento.</w:t>
+      </w:r>
+      <w:r>
+        <w:rPr>
+          <w:rFonts w:ascii="Cambria" w:cs="Cambria" w:eastAsia="Cambria" w:hAnsi="Cambria"/>
+          <w:color w:val="2B2B33"/>
+          <w:sz w:val="17"/>
+          <w:szCs w:val="17"/>
+        </w:rPr>
+        <w:t xml:space="preserve"> "Perversos e malignos" (NAA) traduz, em parte, </w:t>
+      </w:r>
+      <w:r>
+        <w:rPr>
+          <w:rFonts w:ascii="Cambria" w:cs="Cambria" w:eastAsia="Cambria" w:hAnsi="Cambria"/>
+          <w:i/>
+          <w:iCs/>
+          <w:color w:val="2B2B33"/>
+          <w:sz w:val="17"/>
+          <w:szCs w:val="17"/>
+        </w:rPr>
+        <w:t xml:space="preserve">benê beliyya'al</w:t>
+      </w:r>
+      <w:r>
+        <w:rPr>
+          <w:rFonts w:ascii="Cambria" w:cs="Cambria" w:eastAsia="Cambria" w:hAnsi="Cambria"/>
+          <w:color w:val="2B2B33"/>
+          <w:sz w:val="17"/>
+          <w:szCs w:val="17"/>
+        </w:rPr>
+        <w:t xml:space="preserve">, "filhos de Belial" (ARA): gente sem valor, imprestável. A decisão vira "estatuto e direito" (</w:t>
+      </w:r>
+      <w:r>
+        <w:rPr>
+          <w:rFonts w:ascii="Cambria" w:cs="Cambria" w:eastAsia="Cambria" w:hAnsi="Cambria"/>
+          <w:i/>
+          <w:iCs/>
+          <w:color w:val="2B2B33"/>
+          <w:sz w:val="17"/>
+          <w:szCs w:val="17"/>
+        </w:rPr>
+        <w:t xml:space="preserve">choq umishpat</w:t>
+      </w:r>
+      <w:r>
+        <w:rPr>
+          <w:rFonts w:ascii="Cambria" w:cs="Cambria" w:eastAsia="Cambria" w:hAnsi="Cambria"/>
+          <w:color w:val="2B2B33"/>
+          <w:sz w:val="17"/>
+          <w:szCs w:val="17"/>
+        </w:rPr>
+        <w:t xml:space="preserve">) em Israel (30.25). Davi já tinha sido ungido (1Sm 16.13), mas só reinaria depois da morte de Saul (2Sm 2.4).</w:t>
+      </w:r>
+    </w:p>
+  </w:footnote>
+  <w:footnote w:id="16">
+    <w:p>
+      <w:pPr>
+        <w:spacing w:after="40" w:line="240" w:lineRule="auto"/>
+        <w:jc w:val="both"/>
+      </w:pPr>
+      <w:r>
+        <w:rPr>
+          <w:rStyle w:val="FootnoteReference"/>
+        </w:rPr>
+        <w:footnoteRef/>
+      </w:r>
+      <w:r>
+        <w:rPr>
+          <w:sz w:val="17"/>
+          <w:szCs w:val="17"/>
+        </w:rPr>
+        <w:t xml:space="preserve"> </w:t>
+      </w:r>
+      <w:r>
+        <w:rPr>
+          <w:rFonts w:ascii="Cambria" w:cs="Cambria" w:eastAsia="Cambria" w:hAnsi="Cambria"/>
+          <w:b/>
+          <w:bCs/>
+          <w:color w:val="2B2B33"/>
+          <w:sz w:val="17"/>
+          <w:szCs w:val="17"/>
+        </w:rPr>
+        <w:t xml:space="preserve">Grego/Fonte.</w:t>
+      </w:r>
+      <w:r>
+        <w:rPr>
+          <w:rFonts w:ascii="Cambria" w:cs="Cambria" w:eastAsia="Cambria" w:hAnsi="Cambria"/>
+          <w:color w:val="2B2B33"/>
+          <w:sz w:val="17"/>
+          <w:szCs w:val="17"/>
+        </w:rPr>
+        <w:t xml:space="preserve"> </w:t>
+      </w:r>
+      <w:r>
+        <w:rPr>
+          <w:rFonts w:ascii="Cambria" w:cs="Cambria" w:eastAsia="Cambria" w:hAnsi="Cambria"/>
+          <w:i/>
+          <w:iCs/>
+          <w:color w:val="2B2B33"/>
+          <w:sz w:val="17"/>
+          <w:szCs w:val="17"/>
+        </w:rPr>
+        <w:t xml:space="preserve">Hetairos</w:t>
+      </w:r>
+      <w:r>
+        <w:rPr>
+          <w:rFonts w:ascii="Cambria" w:cs="Cambria" w:eastAsia="Cambria" w:hAnsi="Cambria"/>
+          <w:color w:val="2B2B33"/>
+          <w:sz w:val="17"/>
+          <w:szCs w:val="17"/>
+        </w:rPr>
+        <w:t xml:space="preserve"> é "companheiro, colega", não </w:t>
+      </w:r>
+      <w:r>
+        <w:rPr>
+          <w:rFonts w:ascii="Cambria" w:cs="Cambria" w:eastAsia="Cambria" w:hAnsi="Cambria"/>
+          <w:i/>
+          <w:iCs/>
+          <w:color w:val="2B2B33"/>
+          <w:sz w:val="17"/>
+          <w:szCs w:val="17"/>
+        </w:rPr>
+        <w:t xml:space="preserve">philos</w:t>
+      </w:r>
+      <w:r>
+        <w:rPr>
+          <w:rFonts w:ascii="Cambria" w:cs="Cambria" w:eastAsia="Cambria" w:hAnsi="Cambria"/>
+          <w:color w:val="2B2B33"/>
+          <w:sz w:val="17"/>
+          <w:szCs w:val="17"/>
+        </w:rPr>
+        <w:t xml:space="preserve"> ("amigo querido"). Mateus usa o vocativo três vezes, sempre para quem está dentro e em erro. A observação é de Kistemaker (com K. H. Rengstorf), Turner, Blomberg, Osborne e Snodgrass.</w:t>
+      </w:r>
+    </w:p>
+  </w:footnote>
+  <w:footnote w:id="17">
+    <w:p>
+      <w:pPr>
+        <w:spacing w:after="40" w:line="240" w:lineRule="auto"/>
+        <w:jc w:val="both"/>
+      </w:pPr>
+      <w:r>
+        <w:rPr>
+          <w:rStyle w:val="FootnoteReference"/>
+        </w:rPr>
+        <w:footnoteRef/>
+      </w:r>
+      <w:r>
+        <w:rPr>
+          <w:sz w:val="17"/>
+          <w:szCs w:val="17"/>
+        </w:rPr>
+        <w:t xml:space="preserve"> </w:t>
+      </w:r>
+      <w:r>
+        <w:rPr>
+          <w:rFonts w:ascii="Cambria" w:cs="Cambria" w:eastAsia="Cambria" w:hAnsi="Cambria"/>
+          <w:b/>
+          <w:bCs/>
+          <w:color w:val="2B2B33"/>
+          <w:sz w:val="17"/>
+          <w:szCs w:val="17"/>
+        </w:rPr>
+        <w:t xml:space="preserve">Fonte.</w:t>
+      </w:r>
+      <w:r>
+        <w:rPr>
+          <w:rFonts w:ascii="Cambria" w:cs="Cambria" w:eastAsia="Cambria" w:hAnsi="Cambria"/>
+          <w:color w:val="2B2B33"/>
+          <w:sz w:val="17"/>
+          <w:szCs w:val="17"/>
+        </w:rPr>
+        <w:t xml:space="preserve"> C. L. Blomberg, </w:t>
+      </w:r>
+      <w:r>
+        <w:rPr>
+          <w:rFonts w:ascii="Cambria" w:cs="Cambria" w:eastAsia="Cambria" w:hAnsi="Cambria"/>
+          <w:i/>
+          <w:iCs/>
+          <w:color w:val="2B2B33"/>
+          <w:sz w:val="17"/>
+          <w:szCs w:val="17"/>
+        </w:rPr>
+        <w:t xml:space="preserve">Matthew</w:t>
+      </w:r>
+      <w:r>
+        <w:rPr>
+          <w:rFonts w:ascii="Cambria" w:cs="Cambria" w:eastAsia="Cambria" w:hAnsi="Cambria"/>
+          <w:color w:val="2B2B33"/>
+          <w:sz w:val="17"/>
+          <w:szCs w:val="17"/>
+        </w:rPr>
+        <w:t xml:space="preserve"> (NAC 22), pp. 302-305.</w:t>
+      </w:r>
+    </w:p>
+  </w:footnote>
+  <w:footnote w:id="18">
+    <w:p>
+      <w:pPr>
+        <w:spacing w:after="40" w:line="240" w:lineRule="auto"/>
+        <w:jc w:val="both"/>
+      </w:pPr>
+      <w:r>
+        <w:rPr>
+          <w:rStyle w:val="FootnoteReference"/>
+        </w:rPr>
+        <w:footnoteRef/>
+      </w:r>
+      <w:r>
+        <w:rPr>
+          <w:sz w:val="17"/>
+          <w:szCs w:val="17"/>
+        </w:rPr>
+        <w:t xml:space="preserve"> </w:t>
+      </w:r>
+      <w:r>
+        <w:rPr>
+          <w:rFonts w:ascii="Cambria" w:cs="Cambria" w:eastAsia="Cambria" w:hAnsi="Cambria"/>
+          <w:b/>
+          <w:bCs/>
+          <w:color w:val="2B2B33"/>
+          <w:sz w:val="17"/>
+          <w:szCs w:val="17"/>
+        </w:rPr>
+        <w:t xml:space="preserve">Aprofundamento.</w:t>
+      </w:r>
+      <w:r>
+        <w:rPr>
+          <w:rFonts w:ascii="Cambria" w:cs="Cambria" w:eastAsia="Cambria" w:hAnsi="Cambria"/>
+          <w:color w:val="2B2B33"/>
+          <w:sz w:val="17"/>
+          <w:szCs w:val="17"/>
+        </w:rPr>
+        <w:t xml:space="preserve"> A NAA traduz o v. 15b pelo sentido: "Ou você ficou com inveja porque eu sou bom?". A tradução é correta, porque "olho mau" é expressão para inveja e mesquinhez, mas a imagem do olho desaparece, e é ela que costura a seção até os cegos (20.33-34). Por isso o sermão cita o v. 15b ao pé da letra, avisando a congregação.</w:t>
+      </w:r>
+    </w:p>
+  </w:footnote>
+  <w:footnote w:id="19">
+    <w:p>
+      <w:pPr>
+        <w:spacing w:after="40" w:line="240" w:lineRule="auto"/>
+        <w:jc w:val="both"/>
+      </w:pPr>
+      <w:r>
+        <w:rPr>
+          <w:rStyle w:val="FootnoteReference"/>
+        </w:rPr>
+        <w:footnoteRef/>
+      </w:r>
+      <w:r>
+        <w:rPr>
+          <w:sz w:val="17"/>
+          <w:szCs w:val="17"/>
+        </w:rPr>
+        <w:t xml:space="preserve"> </w:t>
+      </w:r>
+      <w:r>
+        <w:rPr>
+          <w:rFonts w:ascii="Cambria" w:cs="Cambria" w:eastAsia="Cambria" w:hAnsi="Cambria"/>
+          <w:b/>
+          <w:bCs/>
+          <w:color w:val="2B2B33"/>
+          <w:sz w:val="17"/>
+          <w:szCs w:val="17"/>
+        </w:rPr>
+        <w:t xml:space="preserve">Fonte.</w:t>
+      </w:r>
+      <w:r>
+        <w:rPr>
+          <w:rFonts w:ascii="Cambria" w:cs="Cambria" w:eastAsia="Cambria" w:hAnsi="Cambria"/>
+          <w:color w:val="2B2B33"/>
+          <w:sz w:val="17"/>
+          <w:szCs w:val="17"/>
+        </w:rPr>
+        <w:t xml:space="preserve"> J. Nolland, </w:t>
+      </w:r>
+      <w:r>
+        <w:rPr>
+          <w:rFonts w:ascii="Cambria" w:cs="Cambria" w:eastAsia="Cambria" w:hAnsi="Cambria"/>
+          <w:i/>
+          <w:iCs/>
+          <w:color w:val="2B2B33"/>
+          <w:sz w:val="17"/>
+          <w:szCs w:val="17"/>
+        </w:rPr>
+        <w:t xml:space="preserve">Matthew</w:t>
+      </w:r>
+      <w:r>
+        <w:rPr>
+          <w:rFonts w:ascii="Cambria" w:cs="Cambria" w:eastAsia="Cambria" w:hAnsi="Cambria"/>
+          <w:color w:val="2B2B33"/>
+          <w:sz w:val="17"/>
+          <w:szCs w:val="17"/>
+        </w:rPr>
+        <w:t xml:space="preserve"> (NIGTC), sobre 20.16. D. L. Turner, </w:t>
+      </w:r>
+      <w:r>
+        <w:rPr>
+          <w:rFonts w:ascii="Cambria" w:cs="Cambria" w:eastAsia="Cambria" w:hAnsi="Cambria"/>
+          <w:i/>
+          <w:iCs/>
+          <w:color w:val="2B2B33"/>
+          <w:sz w:val="17"/>
+          <w:szCs w:val="17"/>
+        </w:rPr>
+        <w:t xml:space="preserve">Matthew</w:t>
+      </w:r>
+      <w:r>
+        <w:rPr>
+          <w:rFonts w:ascii="Cambria" w:cs="Cambria" w:eastAsia="Cambria" w:hAnsi="Cambria"/>
+          <w:color w:val="2B2B33"/>
+          <w:sz w:val="17"/>
+          <w:szCs w:val="17"/>
+        </w:rPr>
+        <w:t xml:space="preserve"> (BECNT; Grand Rapids: Baker Academic, 2008), pp. 477-481, lê 19.30 como promessa e 20.16 como advertência.</w:t>
+      </w:r>
+    </w:p>
+  </w:footnote>
+  <w:footnote w:id="20">
+    <w:p>
+      <w:pPr>
+        <w:spacing w:after="40" w:line="240" w:lineRule="auto"/>
+        <w:jc w:val="both"/>
+      </w:pPr>
+      <w:r>
+        <w:rPr>
+          <w:rStyle w:val="FootnoteReference"/>
+        </w:rPr>
+        <w:footnoteRef/>
+      </w:r>
+      <w:r>
+        <w:rPr>
+          <w:sz w:val="17"/>
+          <w:szCs w:val="17"/>
+        </w:rPr>
+        <w:t xml:space="preserve"> </w:t>
+      </w:r>
+      <w:r>
+        <w:rPr>
+          <w:rFonts w:ascii="Cambria" w:cs="Cambria" w:eastAsia="Cambria" w:hAnsi="Cambria"/>
+          <w:b/>
+          <w:bCs/>
+          <w:color w:val="2B2B33"/>
+          <w:sz w:val="17"/>
+          <w:szCs w:val="17"/>
+        </w:rPr>
+        <w:t xml:space="preserve">Fonte.</w:t>
+      </w:r>
+      <w:r>
+        <w:rPr>
+          <w:rFonts w:ascii="Cambria" w:cs="Cambria" w:eastAsia="Cambria" w:hAnsi="Cambria"/>
+          <w:color w:val="2B2B33"/>
+          <w:sz w:val="17"/>
+          <w:szCs w:val="17"/>
+        </w:rPr>
+        <w:t xml:space="preserve"> John MacArthur, </w:t>
+      </w:r>
+      <w:r>
+        <w:rPr>
+          <w:rFonts w:ascii="Cambria" w:cs="Cambria" w:eastAsia="Cambria" w:hAnsi="Cambria"/>
+          <w:i/>
+          <w:iCs/>
+          <w:color w:val="2B2B33"/>
+          <w:sz w:val="17"/>
+          <w:szCs w:val="17"/>
+        </w:rPr>
+        <w:t xml:space="preserve">As Parábolas de Jesus</w:t>
+      </w:r>
+      <w:r>
+        <w:rPr>
+          <w:rFonts w:ascii="Cambria" w:cs="Cambria" w:eastAsia="Cambria" w:hAnsi="Cambria"/>
+          <w:color w:val="2B2B33"/>
+          <w:sz w:val="17"/>
+          <w:szCs w:val="17"/>
+        </w:rPr>
+        <w:t xml:space="preserve">, capítulo sobre Mt 20.1-16.</w:t>
+      </w:r>
+    </w:p>
+  </w:footnote>
+  <w:footnote w:id="21">
+    <w:p>
+      <w:pPr>
+        <w:spacing w:after="40" w:line="240" w:lineRule="auto"/>
+        <w:jc w:val="both"/>
+      </w:pPr>
+      <w:r>
+        <w:rPr>
+          <w:rStyle w:val="FootnoteReference"/>
+        </w:rPr>
+        <w:footnoteRef/>
+      </w:r>
+      <w:r>
+        <w:rPr>
+          <w:sz w:val="17"/>
+          <w:szCs w:val="17"/>
+        </w:rPr>
+        <w:t xml:space="preserve"> </w:t>
+      </w:r>
+      <w:r>
+        <w:rPr>
+          <w:rFonts w:ascii="Cambria" w:cs="Cambria" w:eastAsia="Cambria" w:hAnsi="Cambria"/>
+          <w:b/>
+          <w:bCs/>
+          <w:color w:val="2B2B33"/>
+          <w:sz w:val="17"/>
+          <w:szCs w:val="17"/>
+        </w:rPr>
+        <w:t xml:space="preserve">Fonte.</w:t>
+      </w:r>
+      <w:r>
+        <w:rPr>
+          <w:rFonts w:ascii="Cambria" w:cs="Cambria" w:eastAsia="Cambria" w:hAnsi="Cambria"/>
+          <w:color w:val="2B2B33"/>
+          <w:sz w:val="17"/>
+          <w:szCs w:val="17"/>
+        </w:rPr>
+        <w:t xml:space="preserve"> L. Morris, </w:t>
+      </w:r>
+      <w:r>
+        <w:rPr>
+          <w:rFonts w:ascii="Cambria" w:cs="Cambria" w:eastAsia="Cambria" w:hAnsi="Cambria"/>
+          <w:i/>
+          <w:iCs/>
+          <w:color w:val="2B2B33"/>
+          <w:sz w:val="17"/>
+          <w:szCs w:val="17"/>
+        </w:rPr>
+        <w:t xml:space="preserve">Matthew</w:t>
+      </w:r>
+      <w:r>
+        <w:rPr>
+          <w:rFonts w:ascii="Cambria" w:cs="Cambria" w:eastAsia="Cambria" w:hAnsi="Cambria"/>
+          <w:color w:val="2B2B33"/>
+          <w:sz w:val="17"/>
+          <w:szCs w:val="17"/>
+        </w:rPr>
+        <w:t xml:space="preserve"> (PNTC), pp. 498-505.</w:t>
+      </w:r>
+    </w:p>
+  </w:footnote>
+  <w:footnote w:id="22">
+    <w:p>
+      <w:pPr>
+        <w:spacing w:after="40" w:line="240" w:lineRule="auto"/>
+        <w:jc w:val="both"/>
+      </w:pPr>
+      <w:r>
+        <w:rPr>
+          <w:rStyle w:val="FootnoteReference"/>
+        </w:rPr>
+        <w:footnoteRef/>
+      </w:r>
+      <w:r>
+        <w:rPr>
+          <w:sz w:val="17"/>
+          <w:szCs w:val="17"/>
+        </w:rPr>
+        <w:t xml:space="preserve"> </w:t>
+      </w:r>
+      <w:r>
+        <w:rPr>
+          <w:rFonts w:ascii="Cambria" w:cs="Cambria" w:eastAsia="Cambria" w:hAnsi="Cambria"/>
+          <w:b/>
+          <w:bCs/>
+          <w:color w:val="2B2B33"/>
+          <w:sz w:val="17"/>
+          <w:szCs w:val="17"/>
+        </w:rPr>
+        <w:t xml:space="preserve">Fonte.</w:t>
+      </w:r>
+      <w:r>
+        <w:rPr>
+          <w:rFonts w:ascii="Cambria" w:cs="Cambria" w:eastAsia="Cambria" w:hAnsi="Cambria"/>
+          <w:color w:val="2B2B33"/>
+          <w:sz w:val="17"/>
+          <w:szCs w:val="17"/>
+        </w:rPr>
+        <w:t xml:space="preserve"> Jay E. Adams, </w:t>
+      </w:r>
+      <w:r>
+        <w:rPr>
+          <w:rFonts w:ascii="Cambria" w:cs="Cambria" w:eastAsia="Cambria" w:hAnsi="Cambria"/>
+          <w:i/>
+          <w:iCs/>
+          <w:color w:val="2B2B33"/>
+          <w:sz w:val="17"/>
+          <w:szCs w:val="17"/>
+        </w:rPr>
+        <w:t xml:space="preserve">Preaching with Purpose</w:t>
+      </w:r>
+      <w:r>
+        <w:rPr>
+          <w:rFonts w:ascii="Cambria" w:cs="Cambria" w:eastAsia="Cambria" w:hAnsi="Cambria"/>
+          <w:color w:val="2B2B33"/>
+          <w:sz w:val="17"/>
+          <w:szCs w:val="17"/>
+        </w:rPr>
+        <w:t xml:space="preserve"> (1982), na síntese do projeto em </w:t>
+      </w:r>
+      <w:r>
+        <w:rPr>
+          <w:rFonts w:ascii="Cambria" w:cs="Cambria" w:eastAsia="Cambria" w:hAnsi="Cambria"/>
+          <w:color w:val="2B2B33"/>
+          <w:sz w:val="17"/>
+          <w:szCs w:val="17"/>
+        </w:rPr>
+        <w:t xml:space="preserve">context/adams-hermeneutica-telica.md</w:t>
+      </w:r>
+      <w:r>
+        <w:rPr>
+          <w:rFonts w:ascii="Cambria" w:cs="Cambria" w:eastAsia="Cambria" w:hAnsi="Cambria"/>
+          <w:color w:val="2B2B33"/>
+          <w:sz w:val="17"/>
+          <w:szCs w:val="17"/>
+        </w:rPr>
+        <w:t xml:space="preserve"> (Rm 15.4; 1Co 10.6, 11).</w:t>
+      </w:r>
+    </w:p>
+  </w:footnote>
+  <w:footnote w:id="23">
+    <w:p>
+      <w:pPr>
+        <w:spacing w:after="40" w:line="240" w:lineRule="auto"/>
+        <w:jc w:val="both"/>
+      </w:pPr>
+      <w:r>
+        <w:rPr>
+          <w:rStyle w:val="FootnoteReference"/>
+        </w:rPr>
+        <w:footnoteRef/>
+      </w:r>
+      <w:r>
+        <w:rPr>
+          <w:sz w:val="17"/>
+          <w:szCs w:val="17"/>
+        </w:rPr>
+        <w:t xml:space="preserve"> </w:t>
+      </w:r>
+      <w:r>
+        <w:rPr>
+          <w:rFonts w:ascii="Cambria" w:cs="Cambria" w:eastAsia="Cambria" w:hAnsi="Cambria"/>
+          <w:b/>
+          <w:bCs/>
+          <w:color w:val="2B2B33"/>
+          <w:sz w:val="17"/>
+          <w:szCs w:val="17"/>
+        </w:rPr>
+        <w:t xml:space="preserve">Fonte.</w:t>
+      </w:r>
+      <w:r>
+        <w:rPr>
+          <w:rFonts w:ascii="Cambria" w:cs="Cambria" w:eastAsia="Cambria" w:hAnsi="Cambria"/>
+          <w:color w:val="2B2B33"/>
+          <w:sz w:val="17"/>
+          <w:szCs w:val="17"/>
+        </w:rPr>
+        <w:t xml:space="preserve"> Sinclair Ferguson, </w:t>
+      </w:r>
+      <w:r>
+        <w:rPr>
+          <w:rFonts w:ascii="Cambria" w:cs="Cambria" w:eastAsia="Cambria" w:hAnsi="Cambria"/>
+          <w:i/>
+          <w:iCs/>
+          <w:color w:val="2B2B33"/>
+          <w:sz w:val="17"/>
+          <w:szCs w:val="17"/>
+        </w:rPr>
+        <w:t xml:space="preserve">The Whole Christ</w:t>
+      </w:r>
+      <w:r>
+        <w:rPr>
+          <w:rFonts w:ascii="Cambria" w:cs="Cambria" w:eastAsia="Cambria" w:hAnsi="Cambria"/>
+          <w:color w:val="2B2B33"/>
+          <w:sz w:val="17"/>
+          <w:szCs w:val="17"/>
+        </w:rPr>
+        <w:t xml:space="preserve"> (Wheaton: Crossway, 2016), sobre legalismo e antinomismo como "gêmeos não idênticos" nascidos da mentira da serpente; retomado por Timothy Keller, </w:t>
+      </w:r>
+      <w:r>
+        <w:rPr>
+          <w:rFonts w:ascii="Cambria" w:cs="Cambria" w:eastAsia="Cambria" w:hAnsi="Cambria"/>
+          <w:i/>
+          <w:iCs/>
+          <w:color w:val="2B2B33"/>
+          <w:sz w:val="17"/>
+          <w:szCs w:val="17"/>
+        </w:rPr>
+        <w:t xml:space="preserve">Pregação</w:t>
+      </w:r>
+      <w:r>
+        <w:rPr>
+          <w:rFonts w:ascii="Cambria" w:cs="Cambria" w:eastAsia="Cambria" w:hAnsi="Cambria"/>
+          <w:color w:val="2B2B33"/>
+          <w:sz w:val="17"/>
+          <w:szCs w:val="17"/>
+        </w:rPr>
+        <w:t xml:space="preserve"> (Vida Nova, 2017), que aponta a inveja como fruto do legalismo.</w:t>
+      </w:r>
+    </w:p>
+  </w:footnote>
+  <w:footnote w:id="24">
+    <w:p>
+      <w:pPr>
+        <w:spacing w:after="40" w:line="240" w:lineRule="auto"/>
+        <w:jc w:val="both"/>
+      </w:pPr>
+      <w:r>
+        <w:rPr>
+          <w:rStyle w:val="FootnoteReference"/>
+        </w:rPr>
+        <w:footnoteRef/>
+      </w:r>
+      <w:r>
+        <w:rPr>
+          <w:sz w:val="17"/>
+          <w:szCs w:val="17"/>
+        </w:rPr>
+        <w:t xml:space="preserve"> </w:t>
+      </w:r>
+      <w:r>
+        <w:rPr>
+          <w:rFonts w:ascii="Cambria" w:cs="Cambria" w:eastAsia="Cambria" w:hAnsi="Cambria"/>
+          <w:b/>
+          <w:bCs/>
+          <w:color w:val="2B2B33"/>
+          <w:sz w:val="17"/>
+          <w:szCs w:val="17"/>
+        </w:rPr>
+        <w:t xml:space="preserve">Fonte.</w:t>
+      </w:r>
+      <w:r>
+        <w:rPr>
+          <w:rFonts w:ascii="Cambria" w:cs="Cambria" w:eastAsia="Cambria" w:hAnsi="Cambria"/>
+          <w:color w:val="2B2B33"/>
+          <w:sz w:val="17"/>
+          <w:szCs w:val="17"/>
+        </w:rPr>
+        <w:t xml:space="preserve"> J. Nolland, </w:t>
+      </w:r>
+      <w:r>
+        <w:rPr>
+          <w:rFonts w:ascii="Cambria" w:cs="Cambria" w:eastAsia="Cambria" w:hAnsi="Cambria"/>
+          <w:i/>
+          <w:iCs/>
+          <w:color w:val="2B2B33"/>
+          <w:sz w:val="17"/>
+          <w:szCs w:val="17"/>
+        </w:rPr>
+        <w:t xml:space="preserve">Matthew</w:t>
+      </w:r>
+      <w:r>
+        <w:rPr>
+          <w:rFonts w:ascii="Cambria" w:cs="Cambria" w:eastAsia="Cambria" w:hAnsi="Cambria"/>
+          <w:color w:val="2B2B33"/>
+          <w:sz w:val="17"/>
+          <w:szCs w:val="17"/>
+        </w:rPr>
+        <w:t xml:space="preserve"> (NIGTC), sobre 20.11-12.</w:t>
+      </w:r>
+    </w:p>
+  </w:footnote>
+  <w:footnote w:id="25">
+    <w:p>
+      <w:pPr>
+        <w:spacing w:after="40" w:line="240" w:lineRule="auto"/>
+        <w:jc w:val="both"/>
+      </w:pPr>
+      <w:r>
+        <w:rPr>
+          <w:rStyle w:val="FootnoteReference"/>
+        </w:rPr>
+        <w:footnoteRef/>
+      </w:r>
+      <w:r>
+        <w:rPr>
+          <w:sz w:val="17"/>
+          <w:szCs w:val="17"/>
+        </w:rPr>
+        <w:t xml:space="preserve"> </w:t>
+      </w:r>
+      <w:r>
+        <w:rPr>
+          <w:rFonts w:ascii="Cambria" w:cs="Cambria" w:eastAsia="Cambria" w:hAnsi="Cambria"/>
+          <w:b/>
+          <w:bCs/>
+          <w:color w:val="2B2B33"/>
+          <w:sz w:val="17"/>
+          <w:szCs w:val="17"/>
+        </w:rPr>
+        <w:t xml:space="preserve">Hebraico/Fonte.</w:t>
+      </w:r>
+      <w:r>
+        <w:rPr>
+          <w:rFonts w:ascii="Cambria" w:cs="Cambria" w:eastAsia="Cambria" w:hAnsi="Cambria"/>
+          <w:color w:val="2B2B33"/>
+          <w:sz w:val="17"/>
+          <w:szCs w:val="17"/>
+        </w:rPr>
+        <w:t xml:space="preserve"> </w:t>
+      </w:r>
+      <w:r>
+        <w:rPr>
+          <w:rFonts w:ascii="Cambria" w:cs="Cambria" w:eastAsia="Cambria" w:hAnsi="Cambria"/>
+          <w:i/>
+          <w:iCs/>
+          <w:color w:val="2B2B33"/>
+          <w:sz w:val="17"/>
+          <w:szCs w:val="17"/>
+        </w:rPr>
+        <w:t xml:space="preserve">tov-'ayin</w:t>
+      </w:r>
+      <w:r>
+        <w:rPr>
+          <w:rFonts w:ascii="Cambria" w:cs="Cambria" w:eastAsia="Cambria" w:hAnsi="Cambria"/>
+          <w:color w:val="2B2B33"/>
+          <w:sz w:val="17"/>
+          <w:szCs w:val="17"/>
+        </w:rPr>
+        <w:t xml:space="preserve"> (טוֹב־עַיִן), "bom de olho"; a NAA traduz pelo sentido ("o generoso"). A ligação entre Pv 22.9, o jovem rico que não quis dar aos pobres (19.21-22) e o olho mau de 20.15 é de K. Snodgrass, </w:t>
+      </w:r>
+      <w:r>
+        <w:rPr>
+          <w:rFonts w:ascii="Cambria" w:cs="Cambria" w:eastAsia="Cambria" w:hAnsi="Cambria"/>
+          <w:i/>
+          <w:iCs/>
+          <w:color w:val="2B2B33"/>
+          <w:sz w:val="17"/>
+          <w:szCs w:val="17"/>
+        </w:rPr>
+        <w:t xml:space="preserve">Compreendendo Todas as Parábolas de Jesus</w:t>
+      </w:r>
+      <w:r>
+        <w:rPr>
+          <w:rFonts w:ascii="Cambria" w:cs="Cambria" w:eastAsia="Cambria" w:hAnsi="Cambria"/>
+          <w:color w:val="2B2B33"/>
+          <w:sz w:val="17"/>
+          <w:szCs w:val="17"/>
+        </w:rPr>
+        <w:t xml:space="preserve">, pp. 510-534.</w:t>
+      </w:r>
+    </w:p>
+  </w:footnote>
+  <w:footnote w:id="26">
+    <w:p>
+      <w:pPr>
+        <w:spacing w:after="40" w:line="240" w:lineRule="auto"/>
+        <w:jc w:val="both"/>
+      </w:pPr>
+      <w:r>
+        <w:rPr>
+          <w:rStyle w:val="FootnoteReference"/>
+        </w:rPr>
+        <w:footnoteRef/>
+      </w:r>
+      <w:r>
+        <w:rPr>
+          <w:sz w:val="17"/>
+          <w:szCs w:val="17"/>
+        </w:rPr>
+        <w:t xml:space="preserve"> </w:t>
+      </w:r>
+      <w:r>
+        <w:rPr>
+          <w:rFonts w:ascii="Cambria" w:cs="Cambria" w:eastAsia="Cambria" w:hAnsi="Cambria"/>
+          <w:b/>
+          <w:bCs/>
+          <w:color w:val="2B2B33"/>
+          <w:sz w:val="17"/>
+          <w:szCs w:val="17"/>
+        </w:rPr>
+        <w:t xml:space="preserve">Fonte.</w:t>
+      </w:r>
+      <w:r>
+        <w:rPr>
+          <w:rFonts w:ascii="Cambria" w:cs="Cambria" w:eastAsia="Cambria" w:hAnsi="Cambria"/>
+          <w:color w:val="2B2B33"/>
+          <w:sz w:val="17"/>
+          <w:szCs w:val="17"/>
+        </w:rPr>
+        <w:t xml:space="preserve"> Fritz Rienecker, </w:t>
+      </w:r>
+      <w:r>
+        <w:rPr>
+          <w:rFonts w:ascii="Cambria" w:cs="Cambria" w:eastAsia="Cambria" w:hAnsi="Cambria"/>
+          <w:i/>
+          <w:iCs/>
+          <w:color w:val="2B2B33"/>
+          <w:sz w:val="17"/>
+          <w:szCs w:val="17"/>
+        </w:rPr>
+        <w:t xml:space="preserve">Comentário Esperança: Evangelho de Mateus</w:t>
+      </w:r>
+      <w:r>
+        <w:rPr>
+          <w:rFonts w:ascii="Cambria" w:cs="Cambria" w:eastAsia="Cambria" w:hAnsi="Cambria"/>
+          <w:color w:val="2B2B33"/>
+          <w:sz w:val="17"/>
+          <w:szCs w:val="17"/>
+        </w:rPr>
+        <w:t xml:space="preserve"> (Curitiba: Esperança, 1998), p. 335; o mecanismo "graça → privilégio → mérito → ressentimento" foi formulado a partir dele e das notas de preparação do Rev. Allan.</w:t>
+      </w:r>
+    </w:p>
+  </w:footnote>
+  <w:footnote w:id="27">
+    <w:p>
+      <w:pPr>
+        <w:spacing w:after="40" w:line="240" w:lineRule="auto"/>
+        <w:jc w:val="both"/>
+      </w:pPr>
+      <w:r>
+        <w:rPr>
+          <w:rStyle w:val="FootnoteReference"/>
+        </w:rPr>
+        <w:footnoteRef/>
+      </w:r>
+      <w:r>
+        <w:rPr>
+          <w:sz w:val="17"/>
+          <w:szCs w:val="17"/>
+        </w:rPr>
+        <w:t xml:space="preserve"> </w:t>
+      </w:r>
+      <w:r>
+        <w:rPr>
+          <w:rFonts w:ascii="Cambria" w:cs="Cambria" w:eastAsia="Cambria" w:hAnsi="Cambria"/>
+          <w:b/>
+          <w:bCs/>
+          <w:color w:val="2B2B33"/>
+          <w:sz w:val="17"/>
+          <w:szCs w:val="17"/>
+        </w:rPr>
+        <w:t xml:space="preserve">Fonte.</w:t>
+      </w:r>
+      <w:r>
+        <w:rPr>
+          <w:rFonts w:ascii="Cambria" w:cs="Cambria" w:eastAsia="Cambria" w:hAnsi="Cambria"/>
+          <w:color w:val="2B2B33"/>
+          <w:sz w:val="17"/>
+          <w:szCs w:val="17"/>
+        </w:rPr>
+        <w:t xml:space="preserve"> William Hendriksen, </w:t>
+      </w:r>
+      <w:r>
+        <w:rPr>
+          <w:rFonts w:ascii="Cambria" w:cs="Cambria" w:eastAsia="Cambria" w:hAnsi="Cambria"/>
+          <w:i/>
+          <w:iCs/>
+          <w:color w:val="2B2B33"/>
+          <w:sz w:val="17"/>
+          <w:szCs w:val="17"/>
+        </w:rPr>
+        <w:t xml:space="preserve">Mateus</w:t>
+      </w:r>
+      <w:r>
+        <w:rPr>
+          <w:rFonts w:ascii="Cambria" w:cs="Cambria" w:eastAsia="Cambria" w:hAnsi="Cambria"/>
+          <w:color w:val="2B2B33"/>
+          <w:sz w:val="17"/>
+          <w:szCs w:val="17"/>
+        </w:rPr>
+        <w:t xml:space="preserve">, vol. 2 (São Paulo: Cultura Cristã), p. 288. A correção (o espírito mercantil nasce no v. 10, não "desde o início") parte da observação do Rev. Allan de que os primeiros "não parecem mercenários".</w:t>
+      </w:r>
+    </w:p>
+  </w:footnote>
+  <w:footnote w:id="28">
+    <w:p>
+      <w:pPr>
+        <w:spacing w:after="40" w:line="240" w:lineRule="auto"/>
+        <w:jc w:val="both"/>
+      </w:pPr>
+      <w:r>
+        <w:rPr>
+          <w:rStyle w:val="FootnoteReference"/>
+        </w:rPr>
+        <w:footnoteRef/>
+      </w:r>
+      <w:r>
+        <w:rPr>
+          <w:sz w:val="17"/>
+          <w:szCs w:val="17"/>
+        </w:rPr>
+        <w:t xml:space="preserve"> </w:t>
+      </w:r>
+      <w:r>
+        <w:rPr>
+          <w:rFonts w:ascii="Cambria" w:cs="Cambria" w:eastAsia="Cambria" w:hAnsi="Cambria"/>
+          <w:b/>
+          <w:bCs/>
+          <w:color w:val="2B2B33"/>
+          <w:sz w:val="17"/>
+          <w:szCs w:val="17"/>
+        </w:rPr>
+        <w:t xml:space="preserve">Fonte.</w:t>
+      </w:r>
+      <w:r>
+        <w:rPr>
+          <w:rFonts w:ascii="Cambria" w:cs="Cambria" w:eastAsia="Cambria" w:hAnsi="Cambria"/>
+          <w:color w:val="2B2B33"/>
+          <w:sz w:val="17"/>
+          <w:szCs w:val="17"/>
+        </w:rPr>
+        <w:t xml:space="preserve"> Timothy Keller, </w:t>
+      </w:r>
+      <w:r>
+        <w:rPr>
+          <w:rFonts w:ascii="Cambria" w:cs="Cambria" w:eastAsia="Cambria" w:hAnsi="Cambria"/>
+          <w:i/>
+          <w:iCs/>
+          <w:color w:val="2B2B33"/>
+          <w:sz w:val="17"/>
+          <w:szCs w:val="17"/>
+        </w:rPr>
+        <w:t xml:space="preserve">Pregação</w:t>
+      </w:r>
+      <w:r>
+        <w:rPr>
+          <w:rFonts w:ascii="Cambria" w:cs="Cambria" w:eastAsia="Cambria" w:hAnsi="Cambria"/>
+          <w:color w:val="2B2B33"/>
+          <w:sz w:val="17"/>
+          <w:szCs w:val="17"/>
+        </w:rPr>
+        <w:t xml:space="preserve"> (Vida Nova, 2017), parte sobre pregar à cultura, que dialoga com Charles Taylor, </w:t>
+      </w:r>
+      <w:r>
+        <w:rPr>
+          <w:rFonts w:ascii="Cambria" w:cs="Cambria" w:eastAsia="Cambria" w:hAnsi="Cambria"/>
+          <w:i/>
+          <w:iCs/>
+          <w:color w:val="2B2B33"/>
+          <w:sz w:val="17"/>
+          <w:szCs w:val="17"/>
+        </w:rPr>
+        <w:t xml:space="preserve">A Secular Age</w:t>
+      </w:r>
+      <w:r>
+        <w:rPr>
+          <w:rFonts w:ascii="Cambria" w:cs="Cambria" w:eastAsia="Cambria" w:hAnsi="Cambria"/>
+          <w:color w:val="2B2B33"/>
+          <w:sz w:val="17"/>
+          <w:szCs w:val="17"/>
+        </w:rPr>
+        <w:t xml:space="preserve"> (Cambridge: Harvard University Press, 2007); ed. bras. </w:t>
+      </w:r>
+      <w:r>
+        <w:rPr>
+          <w:rFonts w:ascii="Cambria" w:cs="Cambria" w:eastAsia="Cambria" w:hAnsi="Cambria"/>
+          <w:i/>
+          <w:iCs/>
+          <w:color w:val="2B2B33"/>
+          <w:sz w:val="17"/>
+          <w:szCs w:val="17"/>
+        </w:rPr>
+        <w:t xml:space="preserve">Uma era secular</w:t>
+      </w:r>
+      <w:r>
+        <w:rPr>
+          <w:rFonts w:ascii="Cambria" w:cs="Cambria" w:eastAsia="Cambria" w:hAnsi="Cambria"/>
+          <w:color w:val="2B2B33"/>
+          <w:sz w:val="17"/>
+          <w:szCs w:val="17"/>
+        </w:rPr>
+        <w:t xml:space="preserve">.</w:t>
+      </w:r>
+    </w:p>
+  </w:footnote>
+  <w:footnote w:id="29">
+    <w:p>
+      <w:pPr>
+        <w:spacing w:after="40" w:line="240" w:lineRule="auto"/>
+        <w:jc w:val="both"/>
+      </w:pPr>
+      <w:r>
+        <w:rPr>
+          <w:rStyle w:val="FootnoteReference"/>
+        </w:rPr>
+        <w:footnoteRef/>
+      </w:r>
+      <w:r>
+        <w:rPr>
+          <w:sz w:val="17"/>
+          <w:szCs w:val="17"/>
+        </w:rPr>
+        <w:t xml:space="preserve"> </w:t>
+      </w:r>
+      <w:r>
+        <w:rPr>
+          <w:rFonts w:ascii="Cambria" w:cs="Cambria" w:eastAsia="Cambria" w:hAnsi="Cambria"/>
+          <w:b/>
+          <w:bCs/>
+          <w:color w:val="2B2B33"/>
+          <w:sz w:val="17"/>
+          <w:szCs w:val="17"/>
+        </w:rPr>
+        <w:t xml:space="preserve">Fonte.</w:t>
+      </w:r>
+      <w:r>
+        <w:rPr>
+          <w:rFonts w:ascii="Cambria" w:cs="Cambria" w:eastAsia="Cambria" w:hAnsi="Cambria"/>
+          <w:color w:val="2B2B33"/>
+          <w:sz w:val="17"/>
+          <w:szCs w:val="17"/>
+        </w:rPr>
+        <w:t xml:space="preserve"> Michael J. Sandel, </w:t>
+      </w:r>
+      <w:r>
+        <w:rPr>
+          <w:rFonts w:ascii="Cambria" w:cs="Cambria" w:eastAsia="Cambria" w:hAnsi="Cambria"/>
+          <w:i/>
+          <w:iCs/>
+          <w:color w:val="2B2B33"/>
+          <w:sz w:val="17"/>
+          <w:szCs w:val="17"/>
+        </w:rPr>
+        <w:t xml:space="preserve">The Tyranny of Merit: What's Become of the Common Good?</w:t>
+      </w:r>
+      <w:r>
+        <w:rPr>
+          <w:rFonts w:ascii="Cambria" w:cs="Cambria" w:eastAsia="Cambria" w:hAnsi="Cambria"/>
+          <w:color w:val="2B2B33"/>
+          <w:sz w:val="17"/>
+          <w:szCs w:val="17"/>
+        </w:rPr>
+        <w:t xml:space="preserve"> (Nova York: Farrar, Straus and Giroux, 2020); ed. bras. </w:t>
+      </w:r>
+      <w:r>
+        <w:rPr>
+          <w:rFonts w:ascii="Cambria" w:cs="Cambria" w:eastAsia="Cambria" w:hAnsi="Cambria"/>
+          <w:i/>
+          <w:iCs/>
+          <w:color w:val="2B2B33"/>
+          <w:sz w:val="17"/>
+          <w:szCs w:val="17"/>
+        </w:rPr>
+        <w:t xml:space="preserve">A tirania do mérito</w:t>
+      </w:r>
+      <w:r>
+        <w:rPr>
+          <w:rFonts w:ascii="Cambria" w:cs="Cambria" w:eastAsia="Cambria" w:hAnsi="Cambria"/>
+          <w:color w:val="2B2B33"/>
+          <w:sz w:val="17"/>
+          <w:szCs w:val="17"/>
+        </w:rPr>
+        <w:t xml:space="preserve">.</w:t>
+      </w:r>
+    </w:p>
+  </w:footnote>
+  <w:footnote w:id="30">
+    <w:p>
+      <w:pPr>
+        <w:spacing w:after="40" w:line="240" w:lineRule="auto"/>
+        <w:jc w:val="both"/>
+      </w:pPr>
+      <w:r>
+        <w:rPr>
+          <w:rStyle w:val="FootnoteReference"/>
+        </w:rPr>
+        <w:footnoteRef/>
+      </w:r>
+      <w:r>
+        <w:rPr>
+          <w:sz w:val="17"/>
+          <w:szCs w:val="17"/>
+        </w:rPr>
+        <w:t xml:space="preserve"> </w:t>
+      </w:r>
+      <w:r>
+        <w:rPr>
+          <w:rFonts w:ascii="Cambria" w:cs="Cambria" w:eastAsia="Cambria" w:hAnsi="Cambria"/>
+          <w:b/>
+          <w:bCs/>
+          <w:color w:val="2B2B33"/>
+          <w:sz w:val="17"/>
+          <w:szCs w:val="17"/>
+        </w:rPr>
+        <w:t xml:space="preserve">Fonte.</w:t>
+      </w:r>
+      <w:r>
+        <w:rPr>
+          <w:rFonts w:ascii="Cambria" w:cs="Cambria" w:eastAsia="Cambria" w:hAnsi="Cambria"/>
+          <w:color w:val="2B2B33"/>
+          <w:sz w:val="17"/>
+          <w:szCs w:val="17"/>
+        </w:rPr>
+        <w:t xml:space="preserve"> A expressão é de Byung-Chul Han, </w:t>
+      </w:r>
+      <w:r>
+        <w:rPr>
+          <w:rFonts w:ascii="Cambria" w:cs="Cambria" w:eastAsia="Cambria" w:hAnsi="Cambria"/>
+          <w:i/>
+          <w:iCs/>
+          <w:color w:val="2B2B33"/>
+          <w:sz w:val="17"/>
+          <w:szCs w:val="17"/>
+        </w:rPr>
+        <w:t xml:space="preserve">Sociedade do cansaço</w:t>
+      </w:r>
+      <w:r>
+        <w:rPr>
+          <w:rFonts w:ascii="Cambria" w:cs="Cambria" w:eastAsia="Cambria" w:hAnsi="Cambria"/>
+          <w:color w:val="2B2B33"/>
+          <w:sz w:val="17"/>
+          <w:szCs w:val="17"/>
+        </w:rPr>
+        <w:t xml:space="preserve"> (Petrópolis: Vozes, 2015; orig. </w:t>
+      </w:r>
+      <w:r>
+        <w:rPr>
+          <w:rFonts w:ascii="Cambria" w:cs="Cambria" w:eastAsia="Cambria" w:hAnsi="Cambria"/>
+          <w:i/>
+          <w:iCs/>
+          <w:color w:val="2B2B33"/>
+          <w:sz w:val="17"/>
+          <w:szCs w:val="17"/>
+        </w:rPr>
+        <w:t xml:space="preserve">Müdigkeitsgesellschaft</w:t>
+      </w:r>
+      <w:r>
+        <w:rPr>
+          <w:rFonts w:ascii="Cambria" w:cs="Cambria" w:eastAsia="Cambria" w:hAnsi="Cambria"/>
+          <w:color w:val="2B2B33"/>
+          <w:sz w:val="17"/>
+          <w:szCs w:val="17"/>
+        </w:rPr>
+        <w:t xml:space="preserve">, 2010).</w:t>
+      </w:r>
+    </w:p>
+  </w:footnote>
+  <w:footnote w:id="31">
+    <w:p>
+      <w:pPr>
+        <w:spacing w:after="40" w:line="240" w:lineRule="auto"/>
+        <w:jc w:val="both"/>
+      </w:pPr>
+      <w:r>
+        <w:rPr>
+          <w:rStyle w:val="FootnoteReference"/>
+        </w:rPr>
+        <w:footnoteRef/>
+      </w:r>
+      <w:r>
+        <w:rPr>
+          <w:sz w:val="17"/>
+          <w:szCs w:val="17"/>
+        </w:rPr>
+        <w:t xml:space="preserve"> </w:t>
+      </w:r>
+      <w:r>
+        <w:rPr>
+          <w:rFonts w:ascii="Cambria" w:cs="Cambria" w:eastAsia="Cambria" w:hAnsi="Cambria"/>
+          <w:b/>
+          <w:bCs/>
+          <w:color w:val="2B2B33"/>
+          <w:sz w:val="17"/>
+          <w:szCs w:val="17"/>
+        </w:rPr>
+        <w:t xml:space="preserve">Fonte.</w:t>
+      </w:r>
+      <w:r>
+        <w:rPr>
+          <w:rFonts w:ascii="Cambria" w:cs="Cambria" w:eastAsia="Cambria" w:hAnsi="Cambria"/>
+          <w:color w:val="2B2B33"/>
+          <w:sz w:val="17"/>
+          <w:szCs w:val="17"/>
+        </w:rPr>
+        <w:t xml:space="preserve"> Notas de preparação do Rev. Allan (</w:t>
+      </w:r>
+      <w:r>
+        <w:rPr>
+          <w:rFonts w:ascii="Cambria" w:cs="Cambria" w:eastAsia="Cambria" w:hAnsi="Cambria"/>
+          <w:i/>
+          <w:iCs/>
+          <w:color w:val="2B2B33"/>
+          <w:sz w:val="17"/>
+          <w:szCs w:val="17"/>
+        </w:rPr>
+        <w:t xml:space="preserve">Série Parábolas do Reino — Sermão 9 — Os Trabalhadores na Vinha</w:t>
+      </w:r>
+      <w:r>
+        <w:rPr>
+          <w:rFonts w:ascii="Cambria" w:cs="Cambria" w:eastAsia="Cambria" w:hAnsi="Cambria"/>
+          <w:color w:val="2B2B33"/>
+          <w:sz w:val="17"/>
+          <w:szCs w:val="17"/>
+        </w:rPr>
+        <w:t xml:space="preserve">).</w:t>
+      </w:r>
+    </w:p>
+  </w:footnote>
+  <w:footnote w:id="32">
+    <w:p>
+      <w:pPr>
+        <w:spacing w:after="40" w:line="240" w:lineRule="auto"/>
+        <w:jc w:val="both"/>
+      </w:pPr>
+      <w:r>
+        <w:rPr>
+          <w:rStyle w:val="FootnoteReference"/>
+        </w:rPr>
+        <w:footnoteRef/>
+      </w:r>
+      <w:r>
+        <w:rPr>
+          <w:sz w:val="17"/>
+          <w:szCs w:val="17"/>
+        </w:rPr>
+        <w:t xml:space="preserve"> </w:t>
+      </w:r>
+      <w:r>
+        <w:rPr>
+          <w:rFonts w:ascii="Cambria" w:cs="Cambria" w:eastAsia="Cambria" w:hAnsi="Cambria"/>
+          <w:b/>
+          <w:bCs/>
+          <w:color w:val="2B2B33"/>
+          <w:sz w:val="17"/>
+          <w:szCs w:val="17"/>
+        </w:rPr>
+        <w:t xml:space="preserve">Fonte.</w:t>
+      </w:r>
+      <w:r>
+        <w:rPr>
+          <w:rFonts w:ascii="Cambria" w:cs="Cambria" w:eastAsia="Cambria" w:hAnsi="Cambria"/>
+          <w:color w:val="2B2B33"/>
+          <w:sz w:val="17"/>
+          <w:szCs w:val="17"/>
+        </w:rPr>
+        <w:t xml:space="preserve"> As seis estratégias de conexão com o evangelho vêm do Charles Simeon Trust; as seis formas de pregar Cristo em toda a Escritura, de T. Keller, </w:t>
+      </w:r>
+      <w:r>
+        <w:rPr>
+          <w:rFonts w:ascii="Cambria" w:cs="Cambria" w:eastAsia="Cambria" w:hAnsi="Cambria"/>
+          <w:i/>
+          <w:iCs/>
+          <w:color w:val="2B2B33"/>
+          <w:sz w:val="17"/>
+          <w:szCs w:val="17"/>
+        </w:rPr>
+        <w:t xml:space="preserve">Pregação</w:t>
+      </w:r>
+      <w:r>
+        <w:rPr>
+          <w:rFonts w:ascii="Cambria" w:cs="Cambria" w:eastAsia="Cambria" w:hAnsi="Cambria"/>
+          <w:color w:val="2B2B33"/>
+          <w:sz w:val="17"/>
+          <w:szCs w:val="17"/>
+        </w:rPr>
+        <w:t xml:space="preserve"> (ver </w:t>
+      </w:r>
+      <w:r>
+        <w:rPr>
+          <w:rFonts w:ascii="Cambria" w:cs="Cambria" w:eastAsia="Cambria" w:hAnsi="Cambria"/>
+          <w:color w:val="2B2B33"/>
+          <w:sz w:val="17"/>
+          <w:szCs w:val="17"/>
+        </w:rPr>
+        <w:t xml:space="preserve">context/</w:t>
+      </w:r>
+      <w:r>
+        <w:rPr>
+          <w:rFonts w:ascii="Cambria" w:cs="Cambria" w:eastAsia="Cambria" w:hAnsi="Cambria"/>
+          <w:color w:val="2B2B33"/>
+          <w:sz w:val="17"/>
+          <w:szCs w:val="17"/>
+        </w:rPr>
+        <w:t xml:space="preserve">).</w:t>
+      </w:r>
+    </w:p>
+  </w:footnote>
+  <w:footnote w:id="33">
+    <w:p>
+      <w:pPr>
+        <w:spacing w:after="40" w:line="240" w:lineRule="auto"/>
+        <w:jc w:val="both"/>
+      </w:pPr>
+      <w:r>
+        <w:rPr>
+          <w:rStyle w:val="FootnoteReference"/>
+        </w:rPr>
+        <w:footnoteRef/>
+      </w:r>
+      <w:r>
+        <w:rPr>
+          <w:sz w:val="17"/>
+          <w:szCs w:val="17"/>
+        </w:rPr>
+        <w:t xml:space="preserve"> </w:t>
+      </w:r>
+      <w:r>
+        <w:rPr>
+          <w:rFonts w:ascii="Cambria" w:cs="Cambria" w:eastAsia="Cambria" w:hAnsi="Cambria"/>
+          <w:b/>
+          <w:bCs/>
+          <w:color w:val="2B2B33"/>
+          <w:sz w:val="17"/>
+          <w:szCs w:val="17"/>
+        </w:rPr>
+        <w:t xml:space="preserve">Fonte/Aprofundamento.</w:t>
+      </w:r>
+      <w:r>
+        <w:rPr>
+          <w:rFonts w:ascii="Cambria" w:cs="Cambria" w:eastAsia="Cambria" w:hAnsi="Cambria"/>
+          <w:color w:val="2B2B33"/>
+          <w:sz w:val="17"/>
+          <w:szCs w:val="17"/>
+        </w:rPr>
+        <w:t xml:space="preserve"> D. L. Turner anota "cf. 27:45-46" ao comentar as horas da parábola (</w:t>
+      </w:r>
+      <w:r>
+        <w:rPr>
+          <w:rFonts w:ascii="Cambria" w:cs="Cambria" w:eastAsia="Cambria" w:hAnsi="Cambria"/>
+          <w:i/>
+          <w:iCs/>
+          <w:color w:val="2B2B33"/>
+          <w:sz w:val="17"/>
+          <w:szCs w:val="17"/>
+        </w:rPr>
+        <w:t xml:space="preserve">Matthew</w:t>
+      </w:r>
+      <w:r>
+        <w:rPr>
+          <w:rFonts w:ascii="Cambria" w:cs="Cambria" w:eastAsia="Cambria" w:hAnsi="Cambria"/>
+          <w:color w:val="2B2B33"/>
+          <w:sz w:val="17"/>
+          <w:szCs w:val="17"/>
+        </w:rPr>
+        <w:t xml:space="preserve">, BECNT, pp. 477-481); G. R. Osborne lembra que Marcos divide a crucificação em blocos de três horas (Mc 15.25, 33-34). Na NAA a ligação fica visível: "perto do meio-dia e às três horas da tarde" (20.5) e "a partir do meio-dia [...] até as três horas da tarde" (27.45).</w:t>
+      </w:r>
+    </w:p>
+  </w:footnote>
+  <w:footnote w:id="34">
+    <w:p>
+      <w:pPr>
+        <w:spacing w:after="40" w:line="240" w:lineRule="auto"/>
+        <w:jc w:val="both"/>
+      </w:pPr>
+      <w:r>
+        <w:rPr>
+          <w:rStyle w:val="FootnoteReference"/>
+        </w:rPr>
+        <w:footnoteRef/>
+      </w:r>
+      <w:r>
+        <w:rPr>
+          <w:sz w:val="17"/>
+          <w:szCs w:val="17"/>
+        </w:rPr>
+        <w:t xml:space="preserve"> </w:t>
+      </w:r>
+      <w:r>
+        <w:rPr>
+          <w:rFonts w:ascii="Cambria" w:cs="Cambria" w:eastAsia="Cambria" w:hAnsi="Cambria"/>
+          <w:b/>
+          <w:bCs/>
+          <w:color w:val="2B2B33"/>
+          <w:sz w:val="17"/>
+          <w:szCs w:val="17"/>
+        </w:rPr>
+        <w:t xml:space="preserve">Hebraico.</w:t>
+      </w:r>
+      <w:r>
+        <w:rPr>
+          <w:rFonts w:ascii="Cambria" w:cs="Cambria" w:eastAsia="Cambria" w:hAnsi="Cambria"/>
+          <w:color w:val="2B2B33"/>
+          <w:sz w:val="17"/>
+          <w:szCs w:val="17"/>
+        </w:rPr>
+        <w:t xml:space="preserve"> Em Gn 2.16, "de toda árvore comer comerás" (</w:t>
+      </w:r>
+      <w:r>
+        <w:rPr>
+          <w:rFonts w:ascii="Cambria" w:cs="Cambria" w:eastAsia="Cambria" w:hAnsi="Cambria"/>
+          <w:i/>
+          <w:iCs/>
+          <w:color w:val="2B2B33"/>
+          <w:sz w:val="17"/>
+          <w:szCs w:val="17"/>
+        </w:rPr>
+        <w:t xml:space="preserve">mikkol 'ets … 'akhol tokhel</w:t>
+      </w:r>
+      <w:r>
+        <w:rPr>
+          <w:rFonts w:ascii="Cambria" w:cs="Cambria" w:eastAsia="Cambria" w:hAnsi="Cambria"/>
+          <w:color w:val="2B2B33"/>
+          <w:sz w:val="17"/>
+          <w:szCs w:val="17"/>
+        </w:rPr>
+        <w:t xml:space="preserve">): "você pode comer livremente". A pergunta da serpente em Gn 3.1 é ambígua em hebraico (a ARA traduz "não comereis de toda árvore?"); a NAA explicita o exagero: "de nenhuma árvore". De "toda" para "nenhuma".</w:t>
+      </w:r>
+    </w:p>
+  </w:footnote>
+  <w:footnote w:id="35">
+    <w:p>
+      <w:pPr>
+        <w:spacing w:after="40" w:line="240" w:lineRule="auto"/>
+        <w:jc w:val="both"/>
+      </w:pPr>
+      <w:r>
+        <w:rPr>
+          <w:rStyle w:val="FootnoteReference"/>
+        </w:rPr>
+        <w:footnoteRef/>
+      </w:r>
+      <w:r>
+        <w:rPr>
+          <w:sz w:val="17"/>
+          <w:szCs w:val="17"/>
+        </w:rPr>
+        <w:t xml:space="preserve"> </w:t>
+      </w:r>
+      <w:r>
+        <w:rPr>
+          <w:rFonts w:ascii="Cambria" w:cs="Cambria" w:eastAsia="Cambria" w:hAnsi="Cambria"/>
+          <w:b/>
+          <w:bCs/>
+          <w:color w:val="2B2B33"/>
+          <w:sz w:val="17"/>
+          <w:szCs w:val="17"/>
+        </w:rPr>
+        <w:t xml:space="preserve">Fonte.</w:t>
+      </w:r>
+      <w:r>
+        <w:rPr>
+          <w:rFonts w:ascii="Cambria" w:cs="Cambria" w:eastAsia="Cambria" w:hAnsi="Cambria"/>
+          <w:color w:val="2B2B33"/>
+          <w:sz w:val="17"/>
+          <w:szCs w:val="17"/>
+        </w:rPr>
+        <w:t xml:space="preserve"> Notas de preparação do Rev. Allan, onde a frase vem ligada à justiça imputada (Rm 4) e ao Catecismo de Heidelberg, P. 60.</w:t>
+      </w:r>
+    </w:p>
+  </w:footnote>
+  <w:footnote w:id="36">
+    <w:p>
+      <w:pPr>
+        <w:spacing w:after="40" w:line="240" w:lineRule="auto"/>
+        <w:jc w:val="both"/>
+      </w:pPr>
+      <w:r>
+        <w:rPr>
+          <w:rStyle w:val="FootnoteReference"/>
+        </w:rPr>
+        <w:footnoteRef/>
+      </w:r>
+      <w:r>
+        <w:rPr>
+          <w:sz w:val="17"/>
+          <w:szCs w:val="17"/>
+        </w:rPr>
+        <w:t xml:space="preserve"> </w:t>
+      </w:r>
+      <w:r>
+        <w:rPr>
+          <w:rFonts w:ascii="Cambria" w:cs="Cambria" w:eastAsia="Cambria" w:hAnsi="Cambria"/>
+          <w:b/>
+          <w:bCs/>
+          <w:color w:val="2B2B33"/>
+          <w:sz w:val="17"/>
+          <w:szCs w:val="17"/>
+        </w:rPr>
+        <w:t xml:space="preserve">Fonte.</w:t>
+      </w:r>
+      <w:r>
+        <w:rPr>
+          <w:rFonts w:ascii="Cambria" w:cs="Cambria" w:eastAsia="Cambria" w:hAnsi="Cambria"/>
+          <w:color w:val="2B2B33"/>
+          <w:sz w:val="17"/>
+          <w:szCs w:val="17"/>
+        </w:rPr>
+        <w:t xml:space="preserve"> Catecismo de Heidelberg (1563), Domingo 23, Pergunta 60; redação próxima à tradução corrente, a conferir com a edição usada pela igreja.</w:t>
+      </w:r>
+    </w:p>
+  </w:footnote>
+  <w:footnote w:id="37">
+    <w:p>
+      <w:pPr>
+        <w:spacing w:after="40" w:line="240" w:lineRule="auto"/>
+        <w:jc w:val="both"/>
+      </w:pPr>
+      <w:r>
+        <w:rPr>
+          <w:rStyle w:val="FootnoteReference"/>
+        </w:rPr>
+        <w:footnoteRef/>
+      </w:r>
+      <w:r>
+        <w:rPr>
+          <w:sz w:val="17"/>
+          <w:szCs w:val="17"/>
+        </w:rPr>
+        <w:t xml:space="preserve"> </w:t>
+      </w:r>
+      <w:r>
+        <w:rPr>
+          <w:rFonts w:ascii="Cambria" w:cs="Cambria" w:eastAsia="Cambria" w:hAnsi="Cambria"/>
+          <w:b/>
+          <w:bCs/>
+          <w:color w:val="2B2B33"/>
+          <w:sz w:val="17"/>
+          <w:szCs w:val="17"/>
+        </w:rPr>
+        <w:t xml:space="preserve">Hebraico/Aprofundamento.</w:t>
+      </w:r>
+      <w:r>
+        <w:rPr>
+          <w:rFonts w:ascii="Cambria" w:cs="Cambria" w:eastAsia="Cambria" w:hAnsi="Cambria"/>
+          <w:color w:val="2B2B33"/>
+          <w:sz w:val="17"/>
+          <w:szCs w:val="17"/>
+        </w:rPr>
+        <w:t xml:space="preserve"> Uma redação anterior deste estudo apoiava "a recompensa é o próprio Deus" em Gn 15.1 (ARC: "o teu grandíssimo galardão"). O hebraico (</w:t>
+      </w:r>
+      <w:r>
+        <w:rPr>
+          <w:rFonts w:ascii="Cambria" w:cs="Cambria" w:eastAsia="Cambria" w:hAnsi="Cambria"/>
+          <w:i/>
+          <w:iCs/>
+          <w:color w:val="2B2B33"/>
+          <w:sz w:val="17"/>
+          <w:szCs w:val="17"/>
+        </w:rPr>
+        <w:t xml:space="preserve">'anokhi magen lakh, sekharkha harbeh me'od</w:t>
+      </w:r>
+      <w:r>
+        <w:rPr>
+          <w:rFonts w:ascii="Cambria" w:cs="Cambria" w:eastAsia="Cambria" w:hAnsi="Cambria"/>
+          <w:color w:val="2B2B33"/>
+          <w:sz w:val="17"/>
+          <w:szCs w:val="17"/>
+        </w:rPr>
+        <w:t xml:space="preserve">) admite também "a tua recompensa será muito grande", leitura da Septuaginta (</w:t>
+      </w:r>
+      <w:r>
+        <w:rPr>
+          <w:rFonts w:ascii="Cambria" w:cs="Cambria" w:eastAsia="Cambria" w:hAnsi="Cambria"/>
+          <w:i/>
+          <w:iCs/>
+          <w:color w:val="2B2B33"/>
+          <w:sz w:val="17"/>
+          <w:szCs w:val="17"/>
+        </w:rPr>
+        <w:t xml:space="preserve">ho misthos sou polys estai sphodra</w:t>
+      </w:r>
+      <w:r>
+        <w:rPr>
+          <w:rFonts w:ascii="Cambria" w:cs="Cambria" w:eastAsia="Cambria" w:hAnsi="Cambria"/>
+          <w:color w:val="2B2B33"/>
+          <w:sz w:val="17"/>
+          <w:szCs w:val="17"/>
+        </w:rPr>
+        <w:t xml:space="preserve">) que a NAA segue: "eu sou o seu escudo, e lhe darei uma grande recompensa". Por isso o apoio passou para o Sl 73.25-26 e o Sl 16.5 ("O Senhor é a porção da minha herança"), sem perder Gn 15.1: antes da recompensa vem o "eu sou". </w:t>
+      </w:r>
+      <w:r>
+        <w:rPr>
+          <w:rFonts w:ascii="Cambria" w:cs="Cambria" w:eastAsia="Cambria" w:hAnsi="Cambria"/>
+          <w:i/>
+          <w:iCs/>
+          <w:color w:val="2B2B33"/>
+          <w:sz w:val="17"/>
+          <w:szCs w:val="17"/>
+        </w:rPr>
+        <w:t xml:space="preserve">Misthos</w:t>
+      </w:r>
+      <w:r>
+        <w:rPr>
+          <w:rFonts w:ascii="Cambria" w:cs="Cambria" w:eastAsia="Cambria" w:hAnsi="Cambria"/>
+          <w:color w:val="2B2B33"/>
+          <w:sz w:val="17"/>
+          <w:szCs w:val="17"/>
+        </w:rPr>
+        <w:t xml:space="preserve"> é a mesma palavra do "salário" de Mt 20.8.</w:t>
+      </w:r>
+    </w:p>
+  </w:footnote>
+  <w:footnote w:id="38">
+    <w:p>
+      <w:pPr>
+        <w:spacing w:after="40" w:line="240" w:lineRule="auto"/>
+        <w:jc w:val="both"/>
+      </w:pPr>
+      <w:r>
+        <w:rPr>
+          <w:rStyle w:val="FootnoteReference"/>
+        </w:rPr>
+        <w:footnoteRef/>
+      </w:r>
+      <w:r>
+        <w:rPr>
+          <w:sz w:val="17"/>
+          <w:szCs w:val="17"/>
+        </w:rPr>
+        <w:t xml:space="preserve"> </w:t>
+      </w:r>
+      <w:r>
+        <w:rPr>
+          <w:rFonts w:ascii="Cambria" w:cs="Cambria" w:eastAsia="Cambria" w:hAnsi="Cambria"/>
+          <w:b/>
+          <w:bCs/>
+          <w:color w:val="2B2B33"/>
+          <w:sz w:val="17"/>
+          <w:szCs w:val="17"/>
+        </w:rPr>
+        <w:t xml:space="preserve">Fonte.</w:t>
+      </w:r>
+      <w:r>
+        <w:rPr>
+          <w:rFonts w:ascii="Cambria" w:cs="Cambria" w:eastAsia="Cambria" w:hAnsi="Cambria"/>
+          <w:color w:val="2B2B33"/>
+          <w:sz w:val="17"/>
+          <w:szCs w:val="17"/>
+        </w:rPr>
+        <w:t xml:space="preserve"> A ligação entre a pergunta à mãe (20.21) e aos cegos (20.32), e entre o olho mau e os olhos abertos, é de K. Snodgrass, </w:t>
+      </w:r>
+      <w:r>
+        <w:rPr>
+          <w:rFonts w:ascii="Cambria" w:cs="Cambria" w:eastAsia="Cambria" w:hAnsi="Cambria"/>
+          <w:i/>
+          <w:iCs/>
+          <w:color w:val="2B2B33"/>
+          <w:sz w:val="17"/>
+          <w:szCs w:val="17"/>
+        </w:rPr>
+        <w:t xml:space="preserve">Compreendendo Todas as Parábolas de Jesus</w:t>
+      </w:r>
+      <w:r>
+        <w:rPr>
+          <w:rFonts w:ascii="Cambria" w:cs="Cambria" w:eastAsia="Cambria" w:hAnsi="Cambria"/>
+          <w:color w:val="2B2B33"/>
+          <w:sz w:val="17"/>
+          <w:szCs w:val="17"/>
+        </w:rPr>
+        <w:t xml:space="preserve">, pp. 510-534. </w:t>
+      </w:r>
+      <w:r>
+        <w:rPr>
+          <w:rFonts w:ascii="Cambria" w:cs="Cambria" w:eastAsia="Cambria" w:hAnsi="Cambria"/>
+          <w:b/>
+          <w:bCs/>
+          <w:color w:val="2B2B33"/>
+          <w:sz w:val="17"/>
+          <w:szCs w:val="17"/>
+        </w:rPr>
+        <w:t xml:space="preserve">Grego:</w:t>
+      </w:r>
+      <w:r>
+        <w:rPr>
+          <w:rFonts w:ascii="Cambria" w:cs="Cambria" w:eastAsia="Cambria" w:hAnsi="Cambria"/>
+          <w:color w:val="2B2B33"/>
+          <w:sz w:val="17"/>
+          <w:szCs w:val="17"/>
+        </w:rPr>
+        <w:t xml:space="preserve"> "Profundamente compadecido" traduz </w:t>
+      </w:r>
+      <w:r>
+        <w:rPr>
+          <w:rFonts w:ascii="Cambria" w:cs="Cambria" w:eastAsia="Cambria" w:hAnsi="Cambria"/>
+          <w:i/>
+          <w:iCs/>
+          <w:color w:val="2B2B33"/>
+          <w:sz w:val="17"/>
+          <w:szCs w:val="17"/>
+        </w:rPr>
+        <w:t xml:space="preserve">splanchnistheis</w:t>
+      </w:r>
+      <w:r>
+        <w:rPr>
+          <w:rFonts w:ascii="Cambria" w:cs="Cambria" w:eastAsia="Cambria" w:hAnsi="Cambria"/>
+          <w:color w:val="2B2B33"/>
+          <w:sz w:val="17"/>
+          <w:szCs w:val="17"/>
+        </w:rPr>
+        <w:t xml:space="preserve">, o verbo da compaixão do pai em Lc 15.20.</w:t>
+      </w:r>
+    </w:p>
+  </w:footnote>
+  <w:footnote w:id="39">
+    <w:p>
+      <w:pPr>
+        <w:spacing w:after="40" w:line="240" w:lineRule="auto"/>
+        <w:jc w:val="both"/>
+      </w:pPr>
+      <w:r>
+        <w:rPr>
+          <w:rStyle w:val="FootnoteReference"/>
+        </w:rPr>
+        <w:footnoteRef/>
+      </w:r>
+      <w:r>
+        <w:rPr>
+          <w:sz w:val="17"/>
+          <w:szCs w:val="17"/>
+        </w:rPr>
+        <w:t xml:space="preserve"> </w:t>
+      </w:r>
+      <w:r>
+        <w:rPr>
+          <w:rFonts w:ascii="Cambria" w:cs="Cambria" w:eastAsia="Cambria" w:hAnsi="Cambria"/>
+          <w:b/>
+          <w:bCs/>
+          <w:color w:val="2B2B33"/>
+          <w:sz w:val="17"/>
+          <w:szCs w:val="17"/>
+        </w:rPr>
+        <w:t xml:space="preserve">Fonte.</w:t>
+      </w:r>
+      <w:r>
+        <w:rPr>
+          <w:rFonts w:ascii="Cambria" w:cs="Cambria" w:eastAsia="Cambria" w:hAnsi="Cambria"/>
+          <w:color w:val="2B2B33"/>
+          <w:sz w:val="17"/>
+          <w:szCs w:val="17"/>
+        </w:rPr>
+        <w:t xml:space="preserve"> John M. Frame, </w:t>
+      </w:r>
+      <w:r>
+        <w:rPr>
+          <w:rFonts w:ascii="Cambria" w:cs="Cambria" w:eastAsia="Cambria" w:hAnsi="Cambria"/>
+          <w:i/>
+          <w:iCs/>
+          <w:color w:val="2B2B33"/>
+          <w:sz w:val="17"/>
+          <w:szCs w:val="17"/>
+        </w:rPr>
+        <w:t xml:space="preserve">The Doctrine of the Knowledge of God</w:t>
+      </w:r>
+      <w:r>
+        <w:rPr>
+          <w:rFonts w:ascii="Cambria" w:cs="Cambria" w:eastAsia="Cambria" w:hAnsi="Cambria"/>
+          <w:color w:val="2B2B33"/>
+          <w:sz w:val="17"/>
+          <w:szCs w:val="17"/>
+        </w:rPr>
+        <w:t xml:space="preserve"> (Phillipsburg: P&amp;R, 1987): perspectivas normativa, situacional e existencial.</w:t>
+      </w:r>
+    </w:p>
+  </w:footnote>
+  <w:footnote w:id="40">
+    <w:p>
+      <w:pPr>
+        <w:spacing w:after="40" w:line="240" w:lineRule="auto"/>
+        <w:jc w:val="both"/>
+      </w:pPr>
+      <w:r>
+        <w:rPr>
+          <w:rStyle w:val="FootnoteReference"/>
+        </w:rPr>
+        <w:footnoteRef/>
+      </w:r>
+      <w:r>
+        <w:rPr>
+          <w:sz w:val="17"/>
+          <w:szCs w:val="17"/>
+        </w:rPr>
+        <w:t xml:space="preserve"> </w:t>
+      </w:r>
+      <w:r>
+        <w:rPr>
+          <w:rFonts w:ascii="Cambria" w:cs="Cambria" w:eastAsia="Cambria" w:hAnsi="Cambria"/>
+          <w:b/>
+          <w:bCs/>
+          <w:color w:val="2B2B33"/>
+          <w:sz w:val="17"/>
+          <w:szCs w:val="17"/>
+        </w:rPr>
+        <w:t xml:space="preserve">Fonte.</w:t>
+      </w:r>
+      <w:r>
+        <w:rPr>
+          <w:rFonts w:ascii="Cambria" w:cs="Cambria" w:eastAsia="Cambria" w:hAnsi="Cambria"/>
+          <w:color w:val="2B2B33"/>
+          <w:sz w:val="17"/>
+          <w:szCs w:val="17"/>
+        </w:rPr>
+        <w:t xml:space="preserve"> Referências completas, a partir dos excertos da pasta "Trabalhadores na Vinha" (Google Drive do Rev. Allan): D. L. Turner, </w:t>
+      </w:r>
+      <w:r>
+        <w:rPr>
+          <w:rFonts w:ascii="Cambria" w:cs="Cambria" w:eastAsia="Cambria" w:hAnsi="Cambria"/>
+          <w:i/>
+          <w:iCs/>
+          <w:color w:val="2B2B33"/>
+          <w:sz w:val="17"/>
+          <w:szCs w:val="17"/>
+        </w:rPr>
+        <w:t xml:space="preserve">Matthew</w:t>
+      </w:r>
+      <w:r>
+        <w:rPr>
+          <w:rFonts w:ascii="Cambria" w:cs="Cambria" w:eastAsia="Cambria" w:hAnsi="Cambria"/>
+          <w:color w:val="2B2B33"/>
+          <w:sz w:val="17"/>
+          <w:szCs w:val="17"/>
+        </w:rPr>
+        <w:t xml:space="preserve"> (BECNT; Grand Rapids: Baker Academic, 2008), pp. 477-481. J. Nolland, </w:t>
+      </w:r>
+      <w:r>
+        <w:rPr>
+          <w:rFonts w:ascii="Cambria" w:cs="Cambria" w:eastAsia="Cambria" w:hAnsi="Cambria"/>
+          <w:i/>
+          <w:iCs/>
+          <w:color w:val="2B2B33"/>
+          <w:sz w:val="17"/>
+          <w:szCs w:val="17"/>
+        </w:rPr>
+        <w:t xml:space="preserve">The Gospel of Matthew</w:t>
+      </w:r>
+      <w:r>
+        <w:rPr>
+          <w:rFonts w:ascii="Cambria" w:cs="Cambria" w:eastAsia="Cambria" w:hAnsi="Cambria"/>
+          <w:color w:val="2B2B33"/>
+          <w:sz w:val="17"/>
+          <w:szCs w:val="17"/>
+        </w:rPr>
+        <w:t xml:space="preserve"> (NIGTC; Grand Rapids: Eerdmans, 2005). R. T. France, </w:t>
+      </w:r>
+      <w:r>
+        <w:rPr>
+          <w:rFonts w:ascii="Cambria" w:cs="Cambria" w:eastAsia="Cambria" w:hAnsi="Cambria"/>
+          <w:i/>
+          <w:iCs/>
+          <w:color w:val="2B2B33"/>
+          <w:sz w:val="17"/>
+          <w:szCs w:val="17"/>
+        </w:rPr>
+        <w:t xml:space="preserve">The Gospel of Matthew</w:t>
+      </w:r>
+      <w:r>
+        <w:rPr>
+          <w:rFonts w:ascii="Cambria" w:cs="Cambria" w:eastAsia="Cambria" w:hAnsi="Cambria"/>
+          <w:color w:val="2B2B33"/>
+          <w:sz w:val="17"/>
+          <w:szCs w:val="17"/>
+        </w:rPr>
+        <w:t xml:space="preserve"> (NICNT; Grand Rapids: Eerdmans, 2007), pp. 746-752. L. Morris, </w:t>
+      </w:r>
+      <w:r>
+        <w:rPr>
+          <w:rFonts w:ascii="Cambria" w:cs="Cambria" w:eastAsia="Cambria" w:hAnsi="Cambria"/>
+          <w:i/>
+          <w:iCs/>
+          <w:color w:val="2B2B33"/>
+          <w:sz w:val="17"/>
+          <w:szCs w:val="17"/>
+        </w:rPr>
+        <w:t xml:space="preserve">The Gospel According to Matthew</w:t>
+      </w:r>
+      <w:r>
+        <w:rPr>
+          <w:rFonts w:ascii="Cambria" w:cs="Cambria" w:eastAsia="Cambria" w:hAnsi="Cambria"/>
+          <w:color w:val="2B2B33"/>
+          <w:sz w:val="17"/>
+          <w:szCs w:val="17"/>
+        </w:rPr>
+        <w:t xml:space="preserve"> (PNTC; Grand Rapids: Eerdmans, 1992), pp. 498-505. D. A. Carson, </w:t>
+      </w:r>
+      <w:r>
+        <w:rPr>
+          <w:rFonts w:ascii="Cambria" w:cs="Cambria" w:eastAsia="Cambria" w:hAnsi="Cambria"/>
+          <w:i/>
+          <w:iCs/>
+          <w:color w:val="2B2B33"/>
+          <w:sz w:val="17"/>
+          <w:szCs w:val="17"/>
+        </w:rPr>
+        <w:t xml:space="preserve">O Comentário de Mateus</w:t>
+      </w:r>
+      <w:r>
+        <w:rPr>
+          <w:rFonts w:ascii="Cambria" w:cs="Cambria" w:eastAsia="Cambria" w:hAnsi="Cambria"/>
+          <w:color w:val="2B2B33"/>
+          <w:sz w:val="17"/>
+          <w:szCs w:val="17"/>
+        </w:rPr>
+        <w:t xml:space="preserve">, pp. 498-500. C. L. Blomberg, </w:t>
+      </w:r>
+      <w:r>
+        <w:rPr>
+          <w:rFonts w:ascii="Cambria" w:cs="Cambria" w:eastAsia="Cambria" w:hAnsi="Cambria"/>
+          <w:i/>
+          <w:iCs/>
+          <w:color w:val="2B2B33"/>
+          <w:sz w:val="17"/>
+          <w:szCs w:val="17"/>
+        </w:rPr>
+        <w:t xml:space="preserve">Matthew</w:t>
+      </w:r>
+      <w:r>
+        <w:rPr>
+          <w:rFonts w:ascii="Cambria" w:cs="Cambria" w:eastAsia="Cambria" w:hAnsi="Cambria"/>
+          <w:color w:val="2B2B33"/>
+          <w:sz w:val="17"/>
+          <w:szCs w:val="17"/>
+        </w:rPr>
+        <w:t xml:space="preserve"> (NAC 22; Nashville: Broadman, 1992), pp. 302-305. G. R. Osborne, </w:t>
+      </w:r>
+      <w:r>
+        <w:rPr>
+          <w:rFonts w:ascii="Cambria" w:cs="Cambria" w:eastAsia="Cambria" w:hAnsi="Cambria"/>
+          <w:i/>
+          <w:iCs/>
+          <w:color w:val="2B2B33"/>
+          <w:sz w:val="17"/>
+          <w:szCs w:val="17"/>
+        </w:rPr>
+        <w:t xml:space="preserve">Matthew</w:t>
+      </w:r>
+      <w:r>
+        <w:rPr>
+          <w:rFonts w:ascii="Cambria" w:cs="Cambria" w:eastAsia="Cambria" w:hAnsi="Cambria"/>
+          <w:color w:val="2B2B33"/>
+          <w:sz w:val="17"/>
+          <w:szCs w:val="17"/>
+        </w:rPr>
+        <w:t xml:space="preserve"> (ZECNT; Grand Rapids: Zondervan, 2010), cap. 84. D. M. Doriani, </w:t>
+      </w:r>
+      <w:r>
+        <w:rPr>
+          <w:rFonts w:ascii="Cambria" w:cs="Cambria" w:eastAsia="Cambria" w:hAnsi="Cambria"/>
+          <w:i/>
+          <w:iCs/>
+          <w:color w:val="2B2B33"/>
+          <w:sz w:val="17"/>
+          <w:szCs w:val="17"/>
+        </w:rPr>
+        <w:t xml:space="preserve">Matthew</w:t>
+      </w:r>
+      <w:r>
+        <w:rPr>
+          <w:rFonts w:ascii="Cambria" w:cs="Cambria" w:eastAsia="Cambria" w:hAnsi="Cambria"/>
+          <w:color w:val="2B2B33"/>
+          <w:sz w:val="17"/>
+          <w:szCs w:val="17"/>
+        </w:rPr>
+        <w:t xml:space="preserve"> (REC; Phillipsburg: P&amp;R, 2008), cap. 71. N. T. Wright, </w:t>
+      </w:r>
+      <w:r>
+        <w:rPr>
+          <w:rFonts w:ascii="Cambria" w:cs="Cambria" w:eastAsia="Cambria" w:hAnsi="Cambria"/>
+          <w:i/>
+          <w:iCs/>
+          <w:color w:val="2B2B33"/>
+          <w:sz w:val="17"/>
+          <w:szCs w:val="17"/>
+        </w:rPr>
+        <w:t xml:space="preserve">Matthew for Everyone</w:t>
+      </w:r>
+      <w:r>
+        <w:rPr>
+          <w:rFonts w:ascii="Cambria" w:cs="Cambria" w:eastAsia="Cambria" w:hAnsi="Cambria"/>
+          <w:color w:val="2B2B33"/>
+          <w:sz w:val="17"/>
+          <w:szCs w:val="17"/>
+        </w:rPr>
+        <w:t xml:space="preserve">, parte 2 (Londres: SPCK, 2002); ed. bras. </w:t>
+      </w:r>
+      <w:r>
+        <w:rPr>
+          <w:rFonts w:ascii="Cambria" w:cs="Cambria" w:eastAsia="Cambria" w:hAnsi="Cambria"/>
+          <w:i/>
+          <w:iCs/>
+          <w:color w:val="2B2B33"/>
+          <w:sz w:val="17"/>
+          <w:szCs w:val="17"/>
+        </w:rPr>
+        <w:t xml:space="preserve">Mateus para Todos</w:t>
+      </w:r>
+      <w:r>
+        <w:rPr>
+          <w:rFonts w:ascii="Cambria" w:cs="Cambria" w:eastAsia="Cambria" w:hAnsi="Cambria"/>
+          <w:color w:val="2B2B33"/>
+          <w:sz w:val="17"/>
+          <w:szCs w:val="17"/>
+        </w:rPr>
+        <w:t xml:space="preserve">. K. Snodgrass, </w:t>
+      </w:r>
+      <w:r>
+        <w:rPr>
+          <w:rFonts w:ascii="Cambria" w:cs="Cambria" w:eastAsia="Cambria" w:hAnsi="Cambria"/>
+          <w:i/>
+          <w:iCs/>
+          <w:color w:val="2B2B33"/>
+          <w:sz w:val="17"/>
+          <w:szCs w:val="17"/>
+        </w:rPr>
+        <w:t xml:space="preserve">Compreendendo Todas as Parábolas de Jesus</w:t>
+      </w:r>
+      <w:r>
+        <w:rPr>
+          <w:rFonts w:ascii="Cambria" w:cs="Cambria" w:eastAsia="Cambria" w:hAnsi="Cambria"/>
+          <w:color w:val="2B2B33"/>
+          <w:sz w:val="17"/>
+          <w:szCs w:val="17"/>
+        </w:rPr>
+        <w:t xml:space="preserve">, pp. 510-534. S. Kistemaker, </w:t>
+      </w:r>
+      <w:r>
+        <w:rPr>
+          <w:rFonts w:ascii="Cambria" w:cs="Cambria" w:eastAsia="Cambria" w:hAnsi="Cambria"/>
+          <w:i/>
+          <w:iCs/>
+          <w:color w:val="2B2B33"/>
+          <w:sz w:val="17"/>
+          <w:szCs w:val="17"/>
+        </w:rPr>
+        <w:t xml:space="preserve">As Parábolas de Jesus</w:t>
+      </w:r>
+      <w:r>
+        <w:rPr>
+          <w:rFonts w:ascii="Cambria" w:cs="Cambria" w:eastAsia="Cambria" w:hAnsi="Cambria"/>
+          <w:color w:val="2B2B33"/>
+          <w:sz w:val="17"/>
+          <w:szCs w:val="17"/>
+        </w:rPr>
+        <w:t xml:space="preserve">, cap. 13. J. M. Boice, </w:t>
+      </w:r>
+      <w:r>
+        <w:rPr>
+          <w:rFonts w:ascii="Cambria" w:cs="Cambria" w:eastAsia="Cambria" w:hAnsi="Cambria"/>
+          <w:i/>
+          <w:iCs/>
+          <w:color w:val="2B2B33"/>
+          <w:sz w:val="17"/>
+          <w:szCs w:val="17"/>
+        </w:rPr>
+        <w:t xml:space="preserve">As Parábolas de Jesus</w:t>
+      </w:r>
+      <w:r>
+        <w:rPr>
+          <w:rFonts w:ascii="Cambria" w:cs="Cambria" w:eastAsia="Cambria" w:hAnsi="Cambria"/>
+          <w:color w:val="2B2B33"/>
+          <w:sz w:val="17"/>
+          <w:szCs w:val="17"/>
+        </w:rPr>
+        <w:t xml:space="preserve"> e J. MacArthur, </w:t>
+      </w:r>
+      <w:r>
+        <w:rPr>
+          <w:rFonts w:ascii="Cambria" w:cs="Cambria" w:eastAsia="Cambria" w:hAnsi="Cambria"/>
+          <w:i/>
+          <w:iCs/>
+          <w:color w:val="2B2B33"/>
+          <w:sz w:val="17"/>
+          <w:szCs w:val="17"/>
+        </w:rPr>
+        <w:t xml:space="preserve">As Parábolas de Jesus</w:t>
+      </w:r>
+      <w:r>
+        <w:rPr>
+          <w:rFonts w:ascii="Cambria" w:cs="Cambria" w:eastAsia="Cambria" w:hAnsi="Cambria"/>
+          <w:color w:val="2B2B33"/>
+          <w:sz w:val="17"/>
+          <w:szCs w:val="17"/>
+        </w:rPr>
+        <w:t xml:space="preserve">, capítulos sobre Mt 20.1-16. Traduções do inglês são livres.</w:t>
+      </w:r>
+    </w:p>
+  </w:footnote>
+  <w:footnote w:id="41">
+    <w:p>
+      <w:pPr>
+        <w:spacing w:after="40" w:line="240" w:lineRule="auto"/>
+        <w:jc w:val="both"/>
+      </w:pPr>
+      <w:r>
+        <w:rPr>
+          <w:rStyle w:val="FootnoteReference"/>
+        </w:rPr>
+        <w:footnoteRef/>
+      </w:r>
+      <w:r>
+        <w:rPr>
+          <w:sz w:val="17"/>
+          <w:szCs w:val="17"/>
+        </w:rPr>
+        <w:t xml:space="preserve"> </w:t>
+      </w:r>
+      <w:r>
+        <w:rPr>
+          <w:rFonts w:ascii="Cambria" w:cs="Cambria" w:eastAsia="Cambria" w:hAnsi="Cambria"/>
+          <w:b/>
+          <w:bCs/>
+          <w:color w:val="2B2B33"/>
+          <w:sz w:val="17"/>
+          <w:szCs w:val="17"/>
+        </w:rPr>
+        <w:t xml:space="preserve">Fonte.</w:t>
+      </w:r>
+      <w:r>
+        <w:rPr>
+          <w:rFonts w:ascii="Cambria" w:cs="Cambria" w:eastAsia="Cambria" w:hAnsi="Cambria"/>
+          <w:color w:val="2B2B33"/>
+          <w:sz w:val="17"/>
+          <w:szCs w:val="17"/>
+        </w:rPr>
+        <w:t xml:space="preserve"> Joachim Jeremias, </w:t>
+      </w:r>
+      <w:r>
+        <w:rPr>
+          <w:rFonts w:ascii="Cambria" w:cs="Cambria" w:eastAsia="Cambria" w:hAnsi="Cambria"/>
+          <w:i/>
+          <w:iCs/>
+          <w:color w:val="2B2B33"/>
+          <w:sz w:val="17"/>
+          <w:szCs w:val="17"/>
+        </w:rPr>
+        <w:t xml:space="preserve">Die Gleichnisse Jesu</w:t>
+      </w:r>
+      <w:r>
+        <w:rPr>
+          <w:rFonts w:ascii="Cambria" w:cs="Cambria" w:eastAsia="Cambria" w:hAnsi="Cambria"/>
+          <w:color w:val="2B2B33"/>
+          <w:sz w:val="17"/>
+          <w:szCs w:val="17"/>
+        </w:rPr>
+        <w:t xml:space="preserve"> (1947); ed. bras. </w:t>
+      </w:r>
+      <w:r>
+        <w:rPr>
+          <w:rFonts w:ascii="Cambria" w:cs="Cambria" w:eastAsia="Cambria" w:hAnsi="Cambria"/>
+          <w:i/>
+          <w:iCs/>
+          <w:color w:val="2B2B33"/>
+          <w:sz w:val="17"/>
+          <w:szCs w:val="17"/>
+        </w:rPr>
+        <w:t xml:space="preserve">As parábolas de Jesus</w:t>
+      </w:r>
+      <w:r>
+        <w:rPr>
+          <w:rFonts w:ascii="Cambria" w:cs="Cambria" w:eastAsia="Cambria" w:hAnsi="Cambria"/>
+          <w:color w:val="2B2B33"/>
+          <w:sz w:val="17"/>
+          <w:szCs w:val="17"/>
+        </w:rPr>
+        <w:t xml:space="preserve">. Jeremias lê a parábola como defesa do evangelho de Jesus diante dos críticos.</w:t>
+      </w:r>
+    </w:p>
+  </w:footnote>
+  <w:footnote w:id="42">
+    <w:p>
+      <w:pPr>
+        <w:spacing w:after="40" w:line="240" w:lineRule="auto"/>
+        <w:jc w:val="both"/>
+      </w:pPr>
+      <w:r>
+        <w:rPr>
+          <w:rStyle w:val="FootnoteReference"/>
+        </w:rPr>
+        <w:footnoteRef/>
+      </w:r>
+      <w:r>
+        <w:rPr>
+          <w:sz w:val="17"/>
+          <w:szCs w:val="17"/>
+        </w:rPr>
+        <w:t xml:space="preserve"> </w:t>
+      </w:r>
+      <w:r>
+        <w:rPr>
+          <w:rFonts w:ascii="Cambria" w:cs="Cambria" w:eastAsia="Cambria" w:hAnsi="Cambria"/>
+          <w:b/>
+          <w:bCs/>
+          <w:color w:val="2B2B33"/>
+          <w:sz w:val="17"/>
+          <w:szCs w:val="17"/>
+        </w:rPr>
+        <w:t xml:space="preserve">Fonte.</w:t>
+      </w:r>
+      <w:r>
+        <w:rPr>
+          <w:rFonts w:ascii="Cambria" w:cs="Cambria" w:eastAsia="Cambria" w:hAnsi="Cambria"/>
+          <w:color w:val="2B2B33"/>
+          <w:sz w:val="17"/>
+          <w:szCs w:val="17"/>
+        </w:rPr>
+        <w:t xml:space="preserve"> Wolfgang Harnisch e Frederick Dale Bruner, ambos citados por G. R. Osborne, </w:t>
+      </w:r>
+      <w:r>
+        <w:rPr>
+          <w:rFonts w:ascii="Cambria" w:cs="Cambria" w:eastAsia="Cambria" w:hAnsi="Cambria"/>
+          <w:i/>
+          <w:iCs/>
+          <w:color w:val="2B2B33"/>
+          <w:sz w:val="17"/>
+          <w:szCs w:val="17"/>
+        </w:rPr>
+        <w:t xml:space="preserve">Matthew</w:t>
+      </w:r>
+      <w:r>
+        <w:rPr>
+          <w:rFonts w:ascii="Cambria" w:cs="Cambria" w:eastAsia="Cambria" w:hAnsi="Cambria"/>
+          <w:color w:val="2B2B33"/>
+          <w:sz w:val="17"/>
+          <w:szCs w:val="17"/>
+        </w:rPr>
+        <w:t xml:space="preserve"> (ZECNT), cap. 84.</w:t>
+      </w:r>
+    </w:p>
+  </w:footnote>
+  <w:footnote w:id="43">
+    <w:p>
+      <w:pPr>
+        <w:spacing w:after="40" w:line="240" w:lineRule="auto"/>
+        <w:jc w:val="both"/>
+      </w:pPr>
+      <w:r>
+        <w:rPr>
+          <w:rStyle w:val="FootnoteReference"/>
+        </w:rPr>
+        <w:footnoteRef/>
+      </w:r>
+      <w:r>
+        <w:rPr>
+          <w:sz w:val="17"/>
+          <w:szCs w:val="17"/>
+        </w:rPr>
+        <w:t xml:space="preserve"> </w:t>
+      </w:r>
+      <w:r>
+        <w:rPr>
+          <w:rFonts w:ascii="Cambria" w:cs="Cambria" w:eastAsia="Cambria" w:hAnsi="Cambria"/>
+          <w:b/>
+          <w:bCs/>
+          <w:color w:val="2B2B33"/>
+          <w:sz w:val="17"/>
+          <w:szCs w:val="17"/>
+        </w:rPr>
+        <w:t xml:space="preserve">Fonte.</w:t>
+      </w:r>
+      <w:r>
+        <w:rPr>
+          <w:rFonts w:ascii="Cambria" w:cs="Cambria" w:eastAsia="Cambria" w:hAnsi="Cambria"/>
+          <w:color w:val="2B2B33"/>
+          <w:sz w:val="17"/>
+          <w:szCs w:val="17"/>
+        </w:rPr>
+        <w:t xml:space="preserve"> Josefo, </w:t>
+      </w:r>
+      <w:r>
+        <w:rPr>
+          <w:rFonts w:ascii="Cambria" w:cs="Cambria" w:eastAsia="Cambria" w:hAnsi="Cambria"/>
+          <w:i/>
+          <w:iCs/>
+          <w:color w:val="2B2B33"/>
+          <w:sz w:val="17"/>
+          <w:szCs w:val="17"/>
+        </w:rPr>
+        <w:t xml:space="preserve">Antiguidades Judaicas</w:t>
+      </w:r>
+      <w:r>
+        <w:rPr>
+          <w:rFonts w:ascii="Cambria" w:cs="Cambria" w:eastAsia="Cambria" w:hAnsi="Cambria"/>
+          <w:color w:val="2B2B33"/>
+          <w:sz w:val="17"/>
+          <w:szCs w:val="17"/>
+        </w:rPr>
+        <w:t xml:space="preserve"> 20.219-220. Redação corrigida: Josefo diz que o pagamento era imediato, não que se pagava o dia inteiro por uma hora.</w:t>
+      </w:r>
+    </w:p>
+  </w:footnote>
+  <w:footnote w:id="44">
+    <w:p>
+      <w:pPr>
+        <w:spacing w:after="40" w:line="240" w:lineRule="auto"/>
+        <w:jc w:val="both"/>
+      </w:pPr>
+      <w:r>
+        <w:rPr>
+          <w:rStyle w:val="FootnoteReference"/>
+        </w:rPr>
+        <w:footnoteRef/>
+      </w:r>
+      <w:r>
+        <w:rPr>
+          <w:sz w:val="17"/>
+          <w:szCs w:val="17"/>
+        </w:rPr>
+        <w:t xml:space="preserve"> </w:t>
+      </w:r>
+      <w:r>
+        <w:rPr>
+          <w:rFonts w:ascii="Cambria" w:cs="Cambria" w:eastAsia="Cambria" w:hAnsi="Cambria"/>
+          <w:b/>
+          <w:bCs/>
+          <w:color w:val="2B2B33"/>
+          <w:sz w:val="17"/>
+          <w:szCs w:val="17"/>
+        </w:rPr>
+        <w:t xml:space="preserve">Fonte.</w:t>
+      </w:r>
+      <w:r>
+        <w:rPr>
+          <w:rFonts w:ascii="Cambria" w:cs="Cambria" w:eastAsia="Cambria" w:hAnsi="Cambria"/>
+          <w:color w:val="2B2B33"/>
+          <w:sz w:val="17"/>
+          <w:szCs w:val="17"/>
+        </w:rPr>
+        <w:t xml:space="preserve"> Mishná, </w:t>
+      </w:r>
+      <w:r>
+        <w:rPr>
+          <w:rFonts w:ascii="Cambria" w:cs="Cambria" w:eastAsia="Cambria" w:hAnsi="Cambria"/>
+          <w:i/>
+          <w:iCs/>
+          <w:color w:val="2B2B33"/>
+          <w:sz w:val="17"/>
+          <w:szCs w:val="17"/>
+        </w:rPr>
+        <w:t xml:space="preserve">Abot</w:t>
+      </w:r>
+      <w:r>
+        <w:rPr>
+          <w:rFonts w:ascii="Cambria" w:cs="Cambria" w:eastAsia="Cambria" w:hAnsi="Cambria"/>
+          <w:color w:val="2B2B33"/>
+          <w:sz w:val="17"/>
+          <w:szCs w:val="17"/>
+        </w:rPr>
+        <w:t xml:space="preserve"> 1.3 (Antígono de Socó): "Não sejais como servos que servem ao senhor com a condição de receber recompensa, mas como servos que servem ao senhor sem a condição de receber recompensa".</w:t>
+      </w:r>
+    </w:p>
+  </w:footnote>
+  <w:footnote w:id="45">
+    <w:p>
+      <w:pPr>
+        <w:spacing w:after="40" w:line="240" w:lineRule="auto"/>
+        <w:jc w:val="both"/>
+      </w:pPr>
+      <w:r>
+        <w:rPr>
+          <w:rStyle w:val="FootnoteReference"/>
+        </w:rPr>
+        <w:footnoteRef/>
+      </w:r>
+      <w:r>
+        <w:rPr>
+          <w:sz w:val="17"/>
+          <w:szCs w:val="17"/>
+        </w:rPr>
+        <w:t xml:space="preserve"> </w:t>
+      </w:r>
+      <w:r>
+        <w:rPr>
+          <w:rFonts w:ascii="Cambria" w:cs="Cambria" w:eastAsia="Cambria" w:hAnsi="Cambria"/>
+          <w:b/>
+          <w:bCs/>
+          <w:color w:val="2B2B33"/>
+          <w:sz w:val="17"/>
+          <w:szCs w:val="17"/>
+        </w:rPr>
+        <w:t xml:space="preserve">Aprofundamento.</w:t>
+      </w:r>
+      <w:r>
+        <w:rPr>
+          <w:rFonts w:ascii="Cambria" w:cs="Cambria" w:eastAsia="Cambria" w:hAnsi="Cambria"/>
+          <w:color w:val="2B2B33"/>
+          <w:sz w:val="17"/>
+          <w:szCs w:val="17"/>
+        </w:rPr>
+        <w:t xml:space="preserve"> 4 Esdras é um apocalipse judaico do fim do séc. I d.C. (em algumas Bíblias, 2 Esdras 3–14), fora do cânon.</w:t>
+      </w:r>
+    </w:p>
+  </w:footnote>
+  <w:footnote w:id="46">
+    <w:p>
+      <w:pPr>
+        <w:spacing w:after="40" w:line="240" w:lineRule="auto"/>
+        <w:jc w:val="both"/>
+      </w:pPr>
+      <w:r>
+        <w:rPr>
+          <w:rStyle w:val="FootnoteReference"/>
+        </w:rPr>
+        <w:footnoteRef/>
+      </w:r>
+      <w:r>
+        <w:rPr>
+          <w:sz w:val="17"/>
+          <w:szCs w:val="17"/>
+        </w:rPr>
+        <w:t xml:space="preserve"> </w:t>
+      </w:r>
+      <w:r>
+        <w:rPr>
+          <w:rFonts w:ascii="Cambria" w:cs="Cambria" w:eastAsia="Cambria" w:hAnsi="Cambria"/>
+          <w:b/>
+          <w:bCs/>
+          <w:color w:val="2B2B33"/>
+          <w:sz w:val="17"/>
+          <w:szCs w:val="17"/>
+        </w:rPr>
+        <w:t xml:space="preserve">Fonte.</w:t>
+      </w:r>
+      <w:r>
+        <w:rPr>
+          <w:rFonts w:ascii="Cambria" w:cs="Cambria" w:eastAsia="Cambria" w:hAnsi="Cambria"/>
+          <w:color w:val="2B2B33"/>
+          <w:sz w:val="17"/>
+          <w:szCs w:val="17"/>
+        </w:rPr>
+        <w:t xml:space="preserve"> Várias destas frases chegaram por citação indireta: R. H. Stein (via Morris e France), Huffmann (via Carson), T. R. Glover (via Morris). Conferir no original antes de citar como direta; as que entraram no sermão estão no banco de citações com a referência completa.</w:t>
+      </w:r>
+    </w:p>
+  </w:footnote>
+  <w:footnote w:id="47">
+    <w:p>
+      <w:pPr>
+        <w:spacing w:after="40" w:line="240" w:lineRule="auto"/>
+        <w:jc w:val="both"/>
+      </w:pPr>
+      <w:r>
+        <w:rPr>
+          <w:rStyle w:val="FootnoteReference"/>
+        </w:rPr>
+        <w:footnoteRef/>
+      </w:r>
+      <w:r>
+        <w:rPr>
+          <w:sz w:val="17"/>
+          <w:szCs w:val="17"/>
+        </w:rPr>
+        <w:t xml:space="preserve"> </w:t>
+      </w:r>
+      <w:r>
+        <w:rPr>
+          <w:rFonts w:ascii="Cambria" w:cs="Cambria" w:eastAsia="Cambria" w:hAnsi="Cambria"/>
+          <w:b/>
+          <w:bCs/>
+          <w:color w:val="2B2B33"/>
+          <w:sz w:val="17"/>
+          <w:szCs w:val="17"/>
+        </w:rPr>
+        <w:t xml:space="preserve">Fonte.</w:t>
+      </w:r>
+      <w:r>
+        <w:rPr>
+          <w:rFonts w:ascii="Cambria" w:cs="Cambria" w:eastAsia="Cambria" w:hAnsi="Cambria"/>
+          <w:color w:val="2B2B33"/>
+          <w:sz w:val="17"/>
+          <w:szCs w:val="17"/>
+        </w:rPr>
+        <w:t xml:space="preserve"> F. Rienecker, </w:t>
+      </w:r>
+      <w:r>
+        <w:rPr>
+          <w:rFonts w:ascii="Cambria" w:cs="Cambria" w:eastAsia="Cambria" w:hAnsi="Cambria"/>
+          <w:i/>
+          <w:iCs/>
+          <w:color w:val="2B2B33"/>
+          <w:sz w:val="17"/>
+          <w:szCs w:val="17"/>
+        </w:rPr>
+        <w:t xml:space="preserve">Comentário Esperança: Evangelho de Mateus</w:t>
+      </w:r>
+      <w:r>
+        <w:rPr>
+          <w:rFonts w:ascii="Cambria" w:cs="Cambria" w:eastAsia="Cambria" w:hAnsi="Cambria"/>
+          <w:color w:val="2B2B33"/>
+          <w:sz w:val="17"/>
+          <w:szCs w:val="17"/>
+        </w:rPr>
+        <w:t xml:space="preserve"> (Curitiba: Esperança, 1998), p. 335. W. Hendriksen, </w:t>
+      </w:r>
+      <w:r>
+        <w:rPr>
+          <w:rFonts w:ascii="Cambria" w:cs="Cambria" w:eastAsia="Cambria" w:hAnsi="Cambria"/>
+          <w:i/>
+          <w:iCs/>
+          <w:color w:val="2B2B33"/>
+          <w:sz w:val="17"/>
+          <w:szCs w:val="17"/>
+        </w:rPr>
+        <w:t xml:space="preserve">Mateus</w:t>
+      </w:r>
+      <w:r>
+        <w:rPr>
+          <w:rFonts w:ascii="Cambria" w:cs="Cambria" w:eastAsia="Cambria" w:hAnsi="Cambria"/>
+          <w:color w:val="2B2B33"/>
+          <w:sz w:val="17"/>
+          <w:szCs w:val="17"/>
+        </w:rPr>
+        <w:t xml:space="preserve">, vol. 2 (São Paulo: Cultura Cristã), pp. 284-288. D. Platt, </w:t>
+      </w:r>
+      <w:r>
+        <w:rPr>
+          <w:rFonts w:ascii="Cambria" w:cs="Cambria" w:eastAsia="Cambria" w:hAnsi="Cambria"/>
+          <w:i/>
+          <w:iCs/>
+          <w:color w:val="2B2B33"/>
+          <w:sz w:val="17"/>
+          <w:szCs w:val="17"/>
+        </w:rPr>
+        <w:t xml:space="preserve">Exalting Jesus in Matthew</w:t>
+      </w:r>
+      <w:r>
+        <w:rPr>
+          <w:rFonts w:ascii="Cambria" w:cs="Cambria" w:eastAsia="Cambria" w:hAnsi="Cambria"/>
+          <w:color w:val="2B2B33"/>
+          <w:sz w:val="17"/>
+          <w:szCs w:val="17"/>
+        </w:rPr>
+        <w:t xml:space="preserve"> (Christ-Centered Exposition; Nashville: B&amp;H, 2013), pp. 269-270, citando D. A. Carson, </w:t>
+      </w:r>
+      <w:r>
+        <w:rPr>
+          <w:rFonts w:ascii="Cambria" w:cs="Cambria" w:eastAsia="Cambria" w:hAnsi="Cambria"/>
+          <w:i/>
+          <w:iCs/>
+          <w:color w:val="2B2B33"/>
+          <w:sz w:val="17"/>
+          <w:szCs w:val="17"/>
+        </w:rPr>
+        <w:t xml:space="preserve">How Long, O Lord?</w:t>
+      </w:r>
+      <w:r>
+        <w:rPr>
+          <w:rFonts w:ascii="Cambria" w:cs="Cambria" w:eastAsia="Cambria" w:hAnsi="Cambria"/>
+          <w:color w:val="2B2B33"/>
+          <w:sz w:val="17"/>
+          <w:szCs w:val="17"/>
+        </w:rPr>
+        <w:t xml:space="preserve"> (2ª ed.; Grand Rapids: Baker Academic, 2006), p. 161. R. C. Sproul, </w:t>
+      </w:r>
+      <w:r>
+        <w:rPr>
+          <w:rFonts w:ascii="Cambria" w:cs="Cambria" w:eastAsia="Cambria" w:hAnsi="Cambria"/>
+          <w:i/>
+          <w:iCs/>
+          <w:color w:val="2B2B33"/>
+          <w:sz w:val="17"/>
+          <w:szCs w:val="17"/>
+        </w:rPr>
+        <w:t xml:space="preserve">Estudos Bíblicos Expositivos em Mateus</w:t>
+      </w:r>
+      <w:r>
+        <w:rPr>
+          <w:rFonts w:ascii="Cambria" w:cs="Cambria" w:eastAsia="Cambria" w:hAnsi="Cambria"/>
+          <w:color w:val="2B2B33"/>
+          <w:sz w:val="17"/>
+          <w:szCs w:val="17"/>
+        </w:rPr>
+        <w:t xml:space="preserve"> (São Paulo: Cultura Cristã, 2017), pp. 523-524. J. C. Ryle, </w:t>
+      </w:r>
+      <w:r>
+        <w:rPr>
+          <w:rFonts w:ascii="Cambria" w:cs="Cambria" w:eastAsia="Cambria" w:hAnsi="Cambria"/>
+          <w:i/>
+          <w:iCs/>
+          <w:color w:val="2B2B33"/>
+          <w:sz w:val="17"/>
+          <w:szCs w:val="17"/>
+        </w:rPr>
+        <w:t xml:space="preserve">Meditações no Evangelho de Mateus</w:t>
+      </w:r>
+      <w:r>
+        <w:rPr>
+          <w:rFonts w:ascii="Cambria" w:cs="Cambria" w:eastAsia="Cambria" w:hAnsi="Cambria"/>
+          <w:color w:val="2B2B33"/>
+          <w:sz w:val="17"/>
+          <w:szCs w:val="17"/>
+        </w:rPr>
+        <w:t xml:space="preserve">, pp. 232-233.</w:t>
+      </w:r>
+    </w:p>
+  </w:footnote>
+  <w:footnote w:id="48">
+    <w:p>
+      <w:pPr>
+        <w:spacing w:after="40" w:line="240" w:lineRule="auto"/>
+        <w:jc w:val="both"/>
+      </w:pPr>
+      <w:r>
+        <w:rPr>
+          <w:rStyle w:val="FootnoteReference"/>
+        </w:rPr>
+        <w:footnoteRef/>
+      </w:r>
+      <w:r>
+        <w:rPr>
+          <w:sz w:val="17"/>
+          <w:szCs w:val="17"/>
+        </w:rPr>
+        <w:t xml:space="preserve"> </w:t>
+      </w:r>
+      <w:r>
+        <w:rPr>
+          <w:rFonts w:ascii="Cambria" w:cs="Cambria" w:eastAsia="Cambria" w:hAnsi="Cambria"/>
+          <w:b/>
+          <w:bCs/>
+          <w:color w:val="2B2B33"/>
+          <w:sz w:val="17"/>
+          <w:szCs w:val="17"/>
+        </w:rPr>
+        <w:t xml:space="preserve">Fonte.</w:t>
+      </w:r>
+      <w:r>
+        <w:rPr>
+          <w:rFonts w:ascii="Cambria" w:cs="Cambria" w:eastAsia="Cambria" w:hAnsi="Cambria"/>
+          <w:color w:val="2B2B33"/>
+          <w:sz w:val="17"/>
+          <w:szCs w:val="17"/>
+        </w:rPr>
+        <w:t xml:space="preserve"> R. C. Sproul, </w:t>
+      </w:r>
+      <w:r>
+        <w:rPr>
+          <w:rFonts w:ascii="Cambria" w:cs="Cambria" w:eastAsia="Cambria" w:hAnsi="Cambria"/>
+          <w:i/>
+          <w:iCs/>
+          <w:color w:val="2B2B33"/>
+          <w:sz w:val="17"/>
+          <w:szCs w:val="17"/>
+        </w:rPr>
+        <w:t xml:space="preserve">Estudos Bíblicos Expositivos em Mateus</w:t>
+      </w:r>
+      <w:r>
+        <w:rPr>
+          <w:rFonts w:ascii="Cambria" w:cs="Cambria" w:eastAsia="Cambria" w:hAnsi="Cambria"/>
+          <w:color w:val="2B2B33"/>
+          <w:sz w:val="17"/>
+          <w:szCs w:val="17"/>
+        </w:rPr>
+        <w:t xml:space="preserve"> (Cultura Cristã, 2017), pp. 523-524.</w:t>
+      </w:r>
+    </w:p>
+  </w:footnote>
+  <w:footnote w:id="49">
+    <w:p>
+      <w:pPr>
+        <w:spacing w:after="40" w:line="240" w:lineRule="auto"/>
+        <w:jc w:val="both"/>
+      </w:pPr>
+      <w:r>
+        <w:rPr>
+          <w:rStyle w:val="FootnoteReference"/>
+        </w:rPr>
+        <w:footnoteRef/>
+      </w:r>
+      <w:r>
+        <w:rPr>
+          <w:sz w:val="17"/>
+          <w:szCs w:val="17"/>
+        </w:rPr>
+        <w:t xml:space="preserve"> </w:t>
+      </w:r>
+      <w:r>
+        <w:rPr>
+          <w:rFonts w:ascii="Cambria" w:cs="Cambria" w:eastAsia="Cambria" w:hAnsi="Cambria"/>
+          <w:b/>
+          <w:bCs/>
+          <w:color w:val="2B2B33"/>
+          <w:sz w:val="17"/>
+          <w:szCs w:val="17"/>
+        </w:rPr>
+        <w:t xml:space="preserve">Fonte.</w:t>
+      </w:r>
+      <w:r>
+        <w:rPr>
+          <w:rFonts w:ascii="Cambria" w:cs="Cambria" w:eastAsia="Cambria" w:hAnsi="Cambria"/>
+          <w:color w:val="2B2B33"/>
+          <w:sz w:val="17"/>
+          <w:szCs w:val="17"/>
+        </w:rPr>
+        <w:t xml:space="preserve"> W. Hendriksen, </w:t>
+      </w:r>
+      <w:r>
+        <w:rPr>
+          <w:rFonts w:ascii="Cambria" w:cs="Cambria" w:eastAsia="Cambria" w:hAnsi="Cambria"/>
+          <w:i/>
+          <w:iCs/>
+          <w:color w:val="2B2B33"/>
+          <w:sz w:val="17"/>
+          <w:szCs w:val="17"/>
+        </w:rPr>
+        <w:t xml:space="preserve">Mateus</w:t>
+      </w:r>
+      <w:r>
+        <w:rPr>
+          <w:rFonts w:ascii="Cambria" w:cs="Cambria" w:eastAsia="Cambria" w:hAnsi="Cambria"/>
+          <w:color w:val="2B2B33"/>
+          <w:sz w:val="17"/>
+          <w:szCs w:val="17"/>
+        </w:rPr>
+        <w:t xml:space="preserve">, vol. 2, p. 286.</w:t>
+      </w:r>
+    </w:p>
+  </w:footnote>
+  <w:footnote w:id="50">
+    <w:p>
+      <w:pPr>
+        <w:spacing w:after="40" w:line="240" w:lineRule="auto"/>
+        <w:jc w:val="both"/>
+      </w:pPr>
+      <w:r>
+        <w:rPr>
+          <w:rStyle w:val="FootnoteReference"/>
+        </w:rPr>
+        <w:footnoteRef/>
+      </w:r>
+      <w:r>
+        <w:rPr>
+          <w:sz w:val="17"/>
+          <w:szCs w:val="17"/>
+        </w:rPr>
+        <w:t xml:space="preserve"> </w:t>
+      </w:r>
+      <w:r>
+        <w:rPr>
+          <w:rFonts w:ascii="Cambria" w:cs="Cambria" w:eastAsia="Cambria" w:hAnsi="Cambria"/>
+          <w:b/>
+          <w:bCs/>
+          <w:color w:val="2B2B33"/>
+          <w:sz w:val="17"/>
+          <w:szCs w:val="17"/>
+        </w:rPr>
+        <w:t xml:space="preserve">Fonte.</w:t>
+      </w:r>
+      <w:r>
+        <w:rPr>
+          <w:rFonts w:ascii="Cambria" w:cs="Cambria" w:eastAsia="Cambria" w:hAnsi="Cambria"/>
+          <w:color w:val="2B2B33"/>
+          <w:sz w:val="17"/>
+          <w:szCs w:val="17"/>
+        </w:rPr>
+        <w:t xml:space="preserve"> Adolf Schlatter, citado por W. Hendriksen, </w:t>
+      </w:r>
+      <w:r>
+        <w:rPr>
+          <w:rFonts w:ascii="Cambria" w:cs="Cambria" w:eastAsia="Cambria" w:hAnsi="Cambria"/>
+          <w:i/>
+          <w:iCs/>
+          <w:color w:val="2B2B33"/>
+          <w:sz w:val="17"/>
+          <w:szCs w:val="17"/>
+        </w:rPr>
+        <w:t xml:space="preserve">Mateus</w:t>
+      </w:r>
+      <w:r>
+        <w:rPr>
+          <w:rFonts w:ascii="Cambria" w:cs="Cambria" w:eastAsia="Cambria" w:hAnsi="Cambria"/>
+          <w:color w:val="2B2B33"/>
+          <w:sz w:val="17"/>
+          <w:szCs w:val="17"/>
+        </w:rPr>
+        <w:t xml:space="preserve">, vol. 2, pp. 284-288.</w:t>
+      </w:r>
+    </w:p>
+  </w:footnote>
+  <w:footnote w:id="51">
+    <w:p>
+      <w:pPr>
+        <w:spacing w:after="40" w:line="240" w:lineRule="auto"/>
+        <w:jc w:val="both"/>
+      </w:pPr>
+      <w:r>
+        <w:rPr>
+          <w:rStyle w:val="FootnoteReference"/>
+        </w:rPr>
+        <w:footnoteRef/>
+      </w:r>
+      <w:r>
+        <w:rPr>
+          <w:sz w:val="17"/>
+          <w:szCs w:val="17"/>
+        </w:rPr>
+        <w:t xml:space="preserve"> </w:t>
+      </w:r>
+      <w:r>
+        <w:rPr>
+          <w:rFonts w:ascii="Cambria" w:cs="Cambria" w:eastAsia="Cambria" w:hAnsi="Cambria"/>
+          <w:b/>
+          <w:bCs/>
+          <w:color w:val="2B2B33"/>
+          <w:sz w:val="17"/>
+          <w:szCs w:val="17"/>
+        </w:rPr>
+        <w:t xml:space="preserve">Fonte.</w:t>
+      </w:r>
+      <w:r>
+        <w:rPr>
+          <w:rFonts w:ascii="Cambria" w:cs="Cambria" w:eastAsia="Cambria" w:hAnsi="Cambria"/>
+          <w:color w:val="2B2B33"/>
+          <w:sz w:val="17"/>
+          <w:szCs w:val="17"/>
+        </w:rPr>
+        <w:t xml:space="preserve"> W. Hendriksen, </w:t>
+      </w:r>
+      <w:r>
+        <w:rPr>
+          <w:rFonts w:ascii="Cambria" w:cs="Cambria" w:eastAsia="Cambria" w:hAnsi="Cambria"/>
+          <w:i/>
+          <w:iCs/>
+          <w:color w:val="2B2B33"/>
+          <w:sz w:val="17"/>
+          <w:szCs w:val="17"/>
+        </w:rPr>
+        <w:t xml:space="preserve">Mateus</w:t>
+      </w:r>
+      <w:r>
+        <w:rPr>
+          <w:rFonts w:ascii="Cambria" w:cs="Cambria" w:eastAsia="Cambria" w:hAnsi="Cambria"/>
+          <w:color w:val="2B2B33"/>
+          <w:sz w:val="17"/>
+          <w:szCs w:val="17"/>
+        </w:rPr>
+        <w:t xml:space="preserve">, vol. 2, p. 288.</w:t>
+      </w:r>
+    </w:p>
+  </w:footnote>
+  <w:footnote w:id="52">
+    <w:p>
+      <w:pPr>
+        <w:spacing w:after="40" w:line="240" w:lineRule="auto"/>
+        <w:jc w:val="both"/>
+      </w:pPr>
+      <w:r>
+        <w:rPr>
+          <w:rStyle w:val="FootnoteReference"/>
+        </w:rPr>
+        <w:footnoteRef/>
+      </w:r>
+      <w:r>
+        <w:rPr>
+          <w:sz w:val="17"/>
+          <w:szCs w:val="17"/>
+        </w:rPr>
+        <w:t xml:space="preserve"> </w:t>
+      </w:r>
+      <w:r>
+        <w:rPr>
+          <w:rFonts w:ascii="Cambria" w:cs="Cambria" w:eastAsia="Cambria" w:hAnsi="Cambria"/>
+          <w:b/>
+          <w:bCs/>
+          <w:color w:val="2B2B33"/>
+          <w:sz w:val="17"/>
+          <w:szCs w:val="17"/>
+        </w:rPr>
+        <w:t xml:space="preserve">Fonte.</w:t>
+      </w:r>
+      <w:r>
+        <w:rPr>
+          <w:rFonts w:ascii="Cambria" w:cs="Cambria" w:eastAsia="Cambria" w:hAnsi="Cambria"/>
+          <w:color w:val="2B2B33"/>
+          <w:sz w:val="17"/>
+          <w:szCs w:val="17"/>
+        </w:rPr>
+        <w:t xml:space="preserve"> F. Rienecker, </w:t>
+      </w:r>
+      <w:r>
+        <w:rPr>
+          <w:rFonts w:ascii="Cambria" w:cs="Cambria" w:eastAsia="Cambria" w:hAnsi="Cambria"/>
+          <w:i/>
+          <w:iCs/>
+          <w:color w:val="2B2B33"/>
+          <w:sz w:val="17"/>
+          <w:szCs w:val="17"/>
+        </w:rPr>
+        <w:t xml:space="preserve">Comentário Esperança: Evangelho de Mateus</w:t>
+      </w:r>
+      <w:r>
+        <w:rPr>
+          <w:rFonts w:ascii="Cambria" w:cs="Cambria" w:eastAsia="Cambria" w:hAnsi="Cambria"/>
+          <w:color w:val="2B2B33"/>
+          <w:sz w:val="17"/>
+          <w:szCs w:val="17"/>
+        </w:rPr>
+        <w:t xml:space="preserve">, p. 335.</w:t>
+      </w:r>
+    </w:p>
+  </w:footnote>
+  <w:footnote w:id="53">
+    <w:p>
+      <w:pPr>
+        <w:spacing w:after="40" w:line="240" w:lineRule="auto"/>
+        <w:jc w:val="both"/>
+      </w:pPr>
+      <w:r>
+        <w:rPr>
+          <w:rStyle w:val="FootnoteReference"/>
+        </w:rPr>
+        <w:footnoteRef/>
+      </w:r>
+      <w:r>
+        <w:rPr>
+          <w:sz w:val="17"/>
+          <w:szCs w:val="17"/>
+        </w:rPr>
+        <w:t xml:space="preserve"> </w:t>
+      </w:r>
+      <w:r>
+        <w:rPr>
+          <w:rFonts w:ascii="Cambria" w:cs="Cambria" w:eastAsia="Cambria" w:hAnsi="Cambria"/>
+          <w:b/>
+          <w:bCs/>
+          <w:color w:val="2B2B33"/>
+          <w:sz w:val="17"/>
+          <w:szCs w:val="17"/>
+        </w:rPr>
+        <w:t xml:space="preserve">Fonte.</w:t>
+      </w:r>
+      <w:r>
+        <w:rPr>
+          <w:rFonts w:ascii="Cambria" w:cs="Cambria" w:eastAsia="Cambria" w:hAnsi="Cambria"/>
+          <w:color w:val="2B2B33"/>
+          <w:sz w:val="17"/>
+          <w:szCs w:val="17"/>
+        </w:rPr>
+        <w:t xml:space="preserve"> D. A. Carson, </w:t>
+      </w:r>
+      <w:r>
+        <w:rPr>
+          <w:rFonts w:ascii="Cambria" w:cs="Cambria" w:eastAsia="Cambria" w:hAnsi="Cambria"/>
+          <w:i/>
+          <w:iCs/>
+          <w:color w:val="2B2B33"/>
+          <w:sz w:val="17"/>
+          <w:szCs w:val="17"/>
+        </w:rPr>
+        <w:t xml:space="preserve">How Long, O Lord? Reflections on Suffering and Evil</w:t>
+      </w:r>
+      <w:r>
+        <w:rPr>
+          <w:rFonts w:ascii="Cambria" w:cs="Cambria" w:eastAsia="Cambria" w:hAnsi="Cambria"/>
+          <w:color w:val="2B2B33"/>
+          <w:sz w:val="17"/>
+          <w:szCs w:val="17"/>
+        </w:rPr>
+        <w:t xml:space="preserve"> (2ª ed.; Grand Rapids: Baker Academic, 2006), p. 161; citado por D. Platt, </w:t>
+      </w:r>
+      <w:r>
+        <w:rPr>
+          <w:rFonts w:ascii="Cambria" w:cs="Cambria" w:eastAsia="Cambria" w:hAnsi="Cambria"/>
+          <w:i/>
+          <w:iCs/>
+          <w:color w:val="2B2B33"/>
+          <w:sz w:val="17"/>
+          <w:szCs w:val="17"/>
+        </w:rPr>
+        <w:t xml:space="preserve">Exalting Jesus in Matthew</w:t>
+      </w:r>
+      <w:r>
+        <w:rPr>
+          <w:rFonts w:ascii="Cambria" w:cs="Cambria" w:eastAsia="Cambria" w:hAnsi="Cambria"/>
+          <w:color w:val="2B2B33"/>
+          <w:sz w:val="17"/>
+          <w:szCs w:val="17"/>
+        </w:rPr>
+        <w:t xml:space="preserve">, pp. 269-270.</w:t>
+      </w:r>
+    </w:p>
+  </w:footnote>
+  <w:footnote w:id="54">
+    <w:p>
+      <w:pPr>
+        <w:spacing w:after="40" w:line="240" w:lineRule="auto"/>
+        <w:jc w:val="both"/>
+      </w:pPr>
+      <w:r>
+        <w:rPr>
+          <w:rStyle w:val="FootnoteReference"/>
+        </w:rPr>
+        <w:footnoteRef/>
+      </w:r>
+      <w:r>
+        <w:rPr>
+          <w:sz w:val="17"/>
+          <w:szCs w:val="17"/>
+        </w:rPr>
+        <w:t xml:space="preserve"> </w:t>
+      </w:r>
+      <w:r>
+        <w:rPr>
+          <w:rFonts w:ascii="Cambria" w:cs="Cambria" w:eastAsia="Cambria" w:hAnsi="Cambria"/>
+          <w:b/>
+          <w:bCs/>
+          <w:color w:val="2B2B33"/>
+          <w:sz w:val="17"/>
+          <w:szCs w:val="17"/>
+        </w:rPr>
+        <w:t xml:space="preserve">Fonte.</w:t>
+      </w:r>
+      <w:r>
+        <w:rPr>
+          <w:rFonts w:ascii="Cambria" w:cs="Cambria" w:eastAsia="Cambria" w:hAnsi="Cambria"/>
+          <w:color w:val="2B2B33"/>
+          <w:sz w:val="17"/>
+          <w:szCs w:val="17"/>
+        </w:rPr>
+        <w:t xml:space="preserve"> D. Platt, </w:t>
+      </w:r>
+      <w:r>
+        <w:rPr>
+          <w:rFonts w:ascii="Cambria" w:cs="Cambria" w:eastAsia="Cambria" w:hAnsi="Cambria"/>
+          <w:i/>
+          <w:iCs/>
+          <w:color w:val="2B2B33"/>
+          <w:sz w:val="17"/>
+          <w:szCs w:val="17"/>
+        </w:rPr>
+        <w:t xml:space="preserve">Exalting Jesus in Matthew</w:t>
+      </w:r>
+      <w:r>
+        <w:rPr>
+          <w:rFonts w:ascii="Cambria" w:cs="Cambria" w:eastAsia="Cambria" w:hAnsi="Cambria"/>
+          <w:color w:val="2B2B33"/>
+          <w:sz w:val="17"/>
+          <w:szCs w:val="17"/>
+        </w:rPr>
+        <w:t xml:space="preserve">, p. 270.</w:t>
+      </w:r>
+    </w:p>
+  </w:footnote>
+  <w:footnote w:id="55">
+    <w:p>
+      <w:pPr>
+        <w:spacing w:after="40" w:line="240" w:lineRule="auto"/>
+        <w:jc w:val="both"/>
+      </w:pPr>
+      <w:r>
+        <w:rPr>
+          <w:rStyle w:val="FootnoteReference"/>
+        </w:rPr>
+        <w:footnoteRef/>
+      </w:r>
+      <w:r>
+        <w:rPr>
+          <w:sz w:val="17"/>
+          <w:szCs w:val="17"/>
+        </w:rPr>
+        <w:t xml:space="preserve"> </w:t>
+      </w:r>
+      <w:r>
+        <w:rPr>
+          <w:rFonts w:ascii="Cambria" w:cs="Cambria" w:eastAsia="Cambria" w:hAnsi="Cambria"/>
+          <w:b/>
+          <w:bCs/>
+          <w:color w:val="2B2B33"/>
+          <w:sz w:val="17"/>
+          <w:szCs w:val="17"/>
+        </w:rPr>
+        <w:t xml:space="preserve">Fonte.</w:t>
+      </w:r>
+      <w:r>
+        <w:rPr>
+          <w:rFonts w:ascii="Cambria" w:cs="Cambria" w:eastAsia="Cambria" w:hAnsi="Cambria"/>
+          <w:color w:val="2B2B33"/>
+          <w:sz w:val="17"/>
+          <w:szCs w:val="17"/>
+        </w:rPr>
+        <w:t xml:space="preserve"> J. C. Ryle, </w:t>
+      </w:r>
+      <w:r>
+        <w:rPr>
+          <w:rFonts w:ascii="Cambria" w:cs="Cambria" w:eastAsia="Cambria" w:hAnsi="Cambria"/>
+          <w:i/>
+          <w:iCs/>
+          <w:color w:val="2B2B33"/>
+          <w:sz w:val="17"/>
+          <w:szCs w:val="17"/>
+        </w:rPr>
+        <w:t xml:space="preserve">Meditações no Evangelho de Mateus</w:t>
+      </w:r>
+      <w:r>
+        <w:rPr>
+          <w:rFonts w:ascii="Cambria" w:cs="Cambria" w:eastAsia="Cambria" w:hAnsi="Cambria"/>
+          <w:color w:val="2B2B33"/>
+          <w:sz w:val="17"/>
+          <w:szCs w:val="17"/>
+        </w:rPr>
+        <w:t xml:space="preserve">, p. 232.</w:t>
+      </w:r>
+    </w:p>
+  </w:footnote>
+  <w:footnote w:id="56">
+    <w:p>
+      <w:pPr>
+        <w:spacing w:after="40" w:line="240" w:lineRule="auto"/>
+        <w:jc w:val="both"/>
+      </w:pPr>
+      <w:r>
+        <w:rPr>
+          <w:rStyle w:val="FootnoteReference"/>
+        </w:rPr>
+        <w:footnoteRef/>
+      </w:r>
+      <w:r>
+        <w:rPr>
+          <w:sz w:val="17"/>
+          <w:szCs w:val="17"/>
+        </w:rPr>
+        <w:t xml:space="preserve"> </w:t>
+      </w:r>
+      <w:r>
+        <w:rPr>
+          <w:rFonts w:ascii="Cambria" w:cs="Cambria" w:eastAsia="Cambria" w:hAnsi="Cambria"/>
+          <w:b/>
+          <w:bCs/>
+          <w:color w:val="2B2B33"/>
+          <w:sz w:val="17"/>
+          <w:szCs w:val="17"/>
+        </w:rPr>
+        <w:t xml:space="preserve">Fonte.</w:t>
+      </w:r>
+      <w:r>
+        <w:rPr>
+          <w:rFonts w:ascii="Cambria" w:cs="Cambria" w:eastAsia="Cambria" w:hAnsi="Cambria"/>
+          <w:color w:val="2B2B33"/>
+          <w:sz w:val="17"/>
+          <w:szCs w:val="17"/>
+        </w:rPr>
+        <w:t xml:space="preserve"> John MacArthur, </w:t>
+      </w:r>
+      <w:r>
+        <w:rPr>
+          <w:rFonts w:ascii="Cambria" w:cs="Cambria" w:eastAsia="Cambria" w:hAnsi="Cambria"/>
+          <w:i/>
+          <w:iCs/>
+          <w:color w:val="2B2B33"/>
+          <w:sz w:val="17"/>
+          <w:szCs w:val="17"/>
+        </w:rPr>
+        <w:t xml:space="preserve">As Parábolas de Jesus</w:t>
+      </w:r>
+      <w:r>
+        <w:rPr>
+          <w:rFonts w:ascii="Cambria" w:cs="Cambria" w:eastAsia="Cambria" w:hAnsi="Cambria"/>
+          <w:color w:val="2B2B33"/>
+          <w:sz w:val="17"/>
+          <w:szCs w:val="17"/>
+        </w:rPr>
+        <w:t xml:space="preserve">, capítulo sobre Mt 20.1-16 ("Uma lição sobre justiça e graça"); banco de ilustrações, IL-017.</w:t>
+      </w:r>
+    </w:p>
+  </w:footnote>
+  <w:footnote w:id="57">
+    <w:p>
+      <w:pPr>
+        <w:spacing w:after="40" w:line="240" w:lineRule="auto"/>
+        <w:jc w:val="both"/>
+      </w:pPr>
+      <w:r>
+        <w:rPr>
+          <w:rStyle w:val="FootnoteReference"/>
+        </w:rPr>
+        <w:footnoteRef/>
+      </w:r>
+      <w:r>
+        <w:rPr>
+          <w:sz w:val="17"/>
+          <w:szCs w:val="17"/>
+        </w:rPr>
+        <w:t xml:space="preserve"> </w:t>
+      </w:r>
+      <w:r>
+        <w:rPr>
+          <w:rFonts w:ascii="Cambria" w:cs="Cambria" w:eastAsia="Cambria" w:hAnsi="Cambria"/>
+          <w:b/>
+          <w:bCs/>
+          <w:color w:val="2B2B33"/>
+          <w:sz w:val="17"/>
+          <w:szCs w:val="17"/>
+        </w:rPr>
+        <w:t xml:space="preserve">Fonte.</w:t>
+      </w:r>
+      <w:r>
+        <w:rPr>
+          <w:rFonts w:ascii="Cambria" w:cs="Cambria" w:eastAsia="Cambria" w:hAnsi="Cambria"/>
+          <w:color w:val="2B2B33"/>
+          <w:sz w:val="17"/>
+          <w:szCs w:val="17"/>
+        </w:rPr>
+        <w:t xml:space="preserve"> James M. Boice, </w:t>
+      </w:r>
+      <w:r>
+        <w:rPr>
+          <w:rFonts w:ascii="Cambria" w:cs="Cambria" w:eastAsia="Cambria" w:hAnsi="Cambria"/>
+          <w:i/>
+          <w:iCs/>
+          <w:color w:val="2B2B33"/>
+          <w:sz w:val="17"/>
+          <w:szCs w:val="17"/>
+        </w:rPr>
+        <w:t xml:space="preserve">As Parábolas de Jesus</w:t>
+      </w:r>
+      <w:r>
+        <w:rPr>
+          <w:rFonts w:ascii="Cambria" w:cs="Cambria" w:eastAsia="Cambria" w:hAnsi="Cambria"/>
+          <w:color w:val="2B2B33"/>
+          <w:sz w:val="17"/>
+          <w:szCs w:val="17"/>
+        </w:rPr>
+        <w:t xml:space="preserve">, capítulo sobre Mt 20.1-16; banco de ilustrações, IL-019.</w:t>
+      </w:r>
+    </w:p>
+  </w:footnote>
+  <w:footnote w:id="58">
+    <w:p>
+      <w:pPr>
+        <w:spacing w:after="40" w:line="240" w:lineRule="auto"/>
+        <w:jc w:val="both"/>
+      </w:pPr>
+      <w:r>
+        <w:rPr>
+          <w:rStyle w:val="FootnoteReference"/>
+        </w:rPr>
+        <w:footnoteRef/>
+      </w:r>
+      <w:r>
+        <w:rPr>
+          <w:sz w:val="17"/>
+          <w:szCs w:val="17"/>
+        </w:rPr>
+        <w:t xml:space="preserve"> </w:t>
+      </w:r>
+      <w:r>
+        <w:rPr>
+          <w:rFonts w:ascii="Cambria" w:cs="Cambria" w:eastAsia="Cambria" w:hAnsi="Cambria"/>
+          <w:b/>
+          <w:bCs/>
+          <w:color w:val="2B2B33"/>
+          <w:sz w:val="17"/>
+          <w:szCs w:val="17"/>
+        </w:rPr>
+        <w:t xml:space="preserve">Fonte.</w:t>
+      </w:r>
+      <w:r>
+        <w:rPr>
+          <w:rFonts w:ascii="Cambria" w:cs="Cambria" w:eastAsia="Cambria" w:hAnsi="Cambria"/>
+          <w:color w:val="2B2B33"/>
+          <w:sz w:val="17"/>
+          <w:szCs w:val="17"/>
+        </w:rPr>
+        <w:t xml:space="preserve"> T. W. Manson, </w:t>
+      </w:r>
+      <w:r>
+        <w:rPr>
+          <w:rFonts w:ascii="Cambria" w:cs="Cambria" w:eastAsia="Cambria" w:hAnsi="Cambria"/>
+          <w:i/>
+          <w:iCs/>
+          <w:color w:val="2B2B33"/>
+          <w:sz w:val="17"/>
+          <w:szCs w:val="17"/>
+        </w:rPr>
+        <w:t xml:space="preserve">The Sayings of Jesus</w:t>
+      </w:r>
+      <w:r>
+        <w:rPr>
+          <w:rFonts w:ascii="Cambria" w:cs="Cambria" w:eastAsia="Cambria" w:hAnsi="Cambria"/>
+          <w:color w:val="2B2B33"/>
+          <w:sz w:val="17"/>
+          <w:szCs w:val="17"/>
+        </w:rPr>
+        <w:t xml:space="preserve"> (Londres: SCM, 1949), p. 220; citado por Kistemaker, </w:t>
+      </w:r>
+      <w:r>
+        <w:rPr>
+          <w:rFonts w:ascii="Cambria" w:cs="Cambria" w:eastAsia="Cambria" w:hAnsi="Cambria"/>
+          <w:i/>
+          <w:iCs/>
+          <w:color w:val="2B2B33"/>
+          <w:sz w:val="17"/>
+          <w:szCs w:val="17"/>
+        </w:rPr>
+        <w:t xml:space="preserve">As Parábolas de Jesus</w:t>
+      </w:r>
+      <w:r>
+        <w:rPr>
+          <w:rFonts w:ascii="Cambria" w:cs="Cambria" w:eastAsia="Cambria" w:hAnsi="Cambria"/>
+          <w:color w:val="2B2B33"/>
+          <w:sz w:val="17"/>
+          <w:szCs w:val="17"/>
+        </w:rPr>
+        <w:t xml:space="preserve">, cap. 13, e por Morris, </w:t>
+      </w:r>
+      <w:r>
+        <w:rPr>
+          <w:rFonts w:ascii="Cambria" w:cs="Cambria" w:eastAsia="Cambria" w:hAnsi="Cambria"/>
+          <w:i/>
+          <w:iCs/>
+          <w:color w:val="2B2B33"/>
+          <w:sz w:val="17"/>
+          <w:szCs w:val="17"/>
+        </w:rPr>
+        <w:t xml:space="preserve">Matthew</w:t>
+      </w:r>
+      <w:r>
+        <w:rPr>
+          <w:rFonts w:ascii="Cambria" w:cs="Cambria" w:eastAsia="Cambria" w:hAnsi="Cambria"/>
+          <w:color w:val="2B2B33"/>
+          <w:sz w:val="17"/>
+          <w:szCs w:val="17"/>
+        </w:rPr>
+        <w:t xml:space="preserve"> (PNTC), p. 505, n. 24.</w:t>
+      </w:r>
+    </w:p>
+  </w:footnote>
+  <w:footnote w:id="59">
+    <w:p>
+      <w:pPr>
+        <w:spacing w:after="40" w:line="240" w:lineRule="auto"/>
+        <w:jc w:val="both"/>
+      </w:pPr>
+      <w:r>
+        <w:rPr>
+          <w:rStyle w:val="FootnoteReference"/>
+        </w:rPr>
+        <w:footnoteRef/>
+      </w:r>
+      <w:r>
+        <w:rPr>
+          <w:sz w:val="17"/>
+          <w:szCs w:val="17"/>
+        </w:rPr>
+        <w:t xml:space="preserve"> </w:t>
+      </w:r>
+      <w:r>
+        <w:rPr>
+          <w:rFonts w:ascii="Cambria" w:cs="Cambria" w:eastAsia="Cambria" w:hAnsi="Cambria"/>
+          <w:b/>
+          <w:bCs/>
+          <w:color w:val="2B2B33"/>
+          <w:sz w:val="17"/>
+          <w:szCs w:val="17"/>
+        </w:rPr>
+        <w:t xml:space="preserve">Fonte.</w:t>
+      </w:r>
+      <w:r>
+        <w:rPr>
+          <w:rFonts w:ascii="Cambria" w:cs="Cambria" w:eastAsia="Cambria" w:hAnsi="Cambria"/>
+          <w:color w:val="2B2B33"/>
+          <w:sz w:val="17"/>
+          <w:szCs w:val="17"/>
+        </w:rPr>
+        <w:t xml:space="preserve"> Alistair Begg, sermão "The Man on the Middle Cross"; banco de ilustrações, IL-014.</w:t>
+      </w:r>
+    </w:p>
+  </w:footnote>
+  <w:footnote w:id="60">
+    <w:p>
+      <w:pPr>
+        <w:spacing w:after="40" w:line="240" w:lineRule="auto"/>
+        <w:jc w:val="both"/>
+      </w:pPr>
+      <w:r>
+        <w:rPr>
+          <w:rStyle w:val="FootnoteReference"/>
+        </w:rPr>
+        <w:footnoteRef/>
+      </w:r>
+      <w:r>
+        <w:rPr>
+          <w:sz w:val="17"/>
+          <w:szCs w:val="17"/>
+        </w:rPr>
+        <w:t xml:space="preserve"> </w:t>
+      </w:r>
+      <w:r>
+        <w:rPr>
+          <w:rFonts w:ascii="Cambria" w:cs="Cambria" w:eastAsia="Cambria" w:hAnsi="Cambria"/>
+          <w:b/>
+          <w:bCs/>
+          <w:color w:val="2B2B33"/>
+          <w:sz w:val="17"/>
+          <w:szCs w:val="17"/>
+        </w:rPr>
+        <w:t xml:space="preserve">Fonte.</w:t>
+      </w:r>
+      <w:r>
+        <w:rPr>
+          <w:rFonts w:ascii="Cambria" w:cs="Cambria" w:eastAsia="Cambria" w:hAnsi="Cambria"/>
+          <w:color w:val="2B2B33"/>
+          <w:sz w:val="17"/>
+          <w:szCs w:val="17"/>
+        </w:rPr>
+        <w:t xml:space="preserve"> Timothy Keller, </w:t>
+      </w:r>
+      <w:r>
+        <w:rPr>
+          <w:rFonts w:ascii="Cambria" w:cs="Cambria" w:eastAsia="Cambria" w:hAnsi="Cambria"/>
+          <w:i/>
+          <w:iCs/>
+          <w:color w:val="2B2B33"/>
+          <w:sz w:val="17"/>
+          <w:szCs w:val="17"/>
+        </w:rPr>
+        <w:t xml:space="preserve">O Deus Pródigo</w:t>
+      </w:r>
+      <w:r>
+        <w:rPr>
+          <w:rFonts w:ascii="Cambria" w:cs="Cambria" w:eastAsia="Cambria" w:hAnsi="Cambria"/>
+          <w:color w:val="2B2B33"/>
+          <w:sz w:val="17"/>
+          <w:szCs w:val="17"/>
+        </w:rPr>
+        <w:t xml:space="preserve"> (</w:t>
+      </w:r>
+      <w:r>
+        <w:rPr>
+          <w:rFonts w:ascii="Cambria" w:cs="Cambria" w:eastAsia="Cambria" w:hAnsi="Cambria"/>
+          <w:i/>
+          <w:iCs/>
+          <w:color w:val="2B2B33"/>
+          <w:sz w:val="17"/>
+          <w:szCs w:val="17"/>
+        </w:rPr>
+        <w:t xml:space="preserve">The Prodigal God</w:t>
+      </w:r>
+      <w:r>
+        <w:rPr>
+          <w:rFonts w:ascii="Cambria" w:cs="Cambria" w:eastAsia="Cambria" w:hAnsi="Cambria"/>
+          <w:color w:val="2B2B33"/>
+          <w:sz w:val="17"/>
+          <w:szCs w:val="17"/>
+        </w:rPr>
+        <w:t xml:space="preserve">, 2008); banco de ilustrações, IL-007.</w:t>
+      </w:r>
+    </w:p>
+  </w:footnote>
 </w:footnotes>
 </file>
 
@@ -30545,6 +35731,12 @@
     </w:lvlOverride>
   </w:num>
   <w:num w:numId="16">
+    <w:abstractNumId w:val="2"/>
+    <w:lvlOverride w:ilvl="0">
+      <w:startOverride w:val="1"/>
+    </w:lvlOverride>
+  </w:num>
+  <w:num w:numId="17">
     <w:abstractNumId w:val="2"/>
     <w:lvlOverride w:ilvl="0">
       <w:startOverride w:val="1"/>
